--- a/ProgAlg/Laboratory/Lab_03/ЛР-3 Утяцкий В C.docx
+++ b/ProgAlg/Laboratory/Lab_03/ЛР-3 Утяцкий В C.docx
@@ -362,13 +362,23 @@
           <w:szCs w:val="28"/>
         </w:rPr>
       </w:pPr>
-      <w:r>
-        <w:rPr>
-          <w:rFonts w:ascii="Times New Roman" w:hAnsi="Times New Roman" w:cs="Times New Roman"/>
-          <w:sz w:val="28"/>
-          <w:szCs w:val="28"/>
-        </w:rPr>
-        <w:t>Утяцкий Владислав Сергеевич</w:t>
+      <w:proofErr w:type="spellStart"/>
+      <w:r>
+        <w:rPr>
+          <w:rFonts w:ascii="Times New Roman" w:hAnsi="Times New Roman" w:cs="Times New Roman"/>
+          <w:sz w:val="28"/>
+          <w:szCs w:val="28"/>
+        </w:rPr>
+        <w:t>Утяцкий</w:t>
+      </w:r>
+      <w:proofErr w:type="spellEnd"/>
+      <w:r>
+        <w:rPr>
+          <w:rFonts w:ascii="Times New Roman" w:hAnsi="Times New Roman" w:cs="Times New Roman"/>
+          <w:sz w:val="28"/>
+          <w:szCs w:val="28"/>
+        </w:rPr>
+        <w:t xml:space="preserve"> Владислав Сергеевич</w:t>
       </w:r>
     </w:p>
     <w:p>
@@ -419,13 +429,23 @@
           <w:szCs w:val="28"/>
         </w:rPr>
       </w:pPr>
-      <w:r>
-        <w:rPr>
-          <w:rFonts w:ascii="Times New Roman" w:hAnsi="Times New Roman" w:cs="Times New Roman"/>
-          <w:sz w:val="28"/>
-          <w:szCs w:val="28"/>
-        </w:rPr>
-        <w:t>Стучилин В.В.</w:t>
+      <w:proofErr w:type="spellStart"/>
+      <w:r>
+        <w:rPr>
+          <w:rFonts w:ascii="Times New Roman" w:hAnsi="Times New Roman" w:cs="Times New Roman"/>
+          <w:sz w:val="28"/>
+          <w:szCs w:val="28"/>
+        </w:rPr>
+        <w:t>Стучилин</w:t>
+      </w:r>
+      <w:proofErr w:type="spellEnd"/>
+      <w:r>
+        <w:rPr>
+          <w:rFonts w:ascii="Times New Roman" w:hAnsi="Times New Roman" w:cs="Times New Roman"/>
+          <w:sz w:val="28"/>
+          <w:szCs w:val="28"/>
+        </w:rPr>
+        <w:t xml:space="preserve"> В.В.</w:t>
       </w:r>
     </w:p>
     <w:p>
@@ -560,6 +580,7 @@
         </w:rPr>
         <w:t>Изучение структуры данных «одномерный массив» в языке программирования C# платформы .NET Framework, способов его описания, выделения памяти и инициализации. Приобретение практических навыков ввода, форматированного вывода и поэлементного доступа к массивам с использованием циклических конструкций (</w:t>
       </w:r>
+      <w:proofErr w:type="gramStart"/>
       <w:r>
         <w:rPr>
           <w:rFonts w:ascii="Times New Roman" w:eastAsia="Times New Roman" w:hAnsi="Times New Roman" w:cs="Times New Roman"/>
@@ -604,6 +625,7 @@
         </w:rPr>
         <w:t>h</w:t>
       </w:r>
+      <w:proofErr w:type="gramEnd"/>
       <w:r>
         <w:rPr>
           <w:rFonts w:ascii="Times New Roman" w:eastAsia="Times New Roman" w:hAnsi="Times New Roman" w:cs="Times New Roman"/>
@@ -890,7 +912,25 @@
           <w:sz w:val="28"/>
           <w:szCs w:val="28"/>
         </w:rPr>
-        <w:t>10. Дан одномерный массив размера 10 и два числа P и Q (P &lt; Q). Определить, сколько элементов массива заключено между P и Q.</w:t>
+        <w:t xml:space="preserve">10. Дан одномерный массив размера 10 и два числа P и Q (P </w:t>
+      </w:r>
+      <w:proofErr w:type="gramStart"/>
+      <w:r>
+        <w:rPr>
+          <w:rFonts w:ascii="Times New Roman" w:hAnsi="Times New Roman" w:cs="Times New Roman"/>
+          <w:sz w:val="28"/>
+          <w:szCs w:val="28"/>
+        </w:rPr>
+        <w:t>&lt; Q</w:t>
+      </w:r>
+      <w:proofErr w:type="gramEnd"/>
+      <w:r>
+        <w:rPr>
+          <w:rFonts w:ascii="Times New Roman" w:hAnsi="Times New Roman" w:cs="Times New Roman"/>
+          <w:sz w:val="28"/>
+          <w:szCs w:val="28"/>
+        </w:rPr>
+        <w:t>). Определить, сколько элементов массива заключено между P и Q.</w:t>
       </w:r>
     </w:p>
     <w:p>
@@ -1288,25 +1328,268 @@
         </w:rPr>
         <w:t>:</w:t>
       </w:r>
-      <w:r>
-        <w:rPr>
-          <w:rFonts w:ascii="Times New Roman" w:eastAsiaTheme="minorEastAsia" w:hAnsi="Times New Roman" w:cs="Times New Roman"/>
-          <w:sz w:val="28"/>
-          <w:szCs w:val="28"/>
-          <w:lang w:val="en-US"/>
-        </w:rPr>
-        <w:br/>
-      </w:r>
-      <w:r>
-        <w:rPr>
-          <w:noProof/>
-          <w:lang w:val="en-US"/>
-        </w:rPr>
+    </w:p>
+    <w:p>
+      <w:pPr>
+        <w:spacing w:line="240" w:lineRule="auto"/>
+        <w:rPr>
+          <w:noProof/>
+          <w:lang w:val="en-US"/>
+        </w:rPr>
+      </w:pPr>
+    </w:p>
+    <w:p>
+      <w:pPr>
+        <w:spacing w:line="240" w:lineRule="auto"/>
+        <w:rPr>
+          <w:noProof/>
+          <w:lang w:val="en-US"/>
+        </w:rPr>
+      </w:pPr>
+      <w:r>
+        <w:rPr>
+          <w:noProof/>
+        </w:rPr>
+        <w:lastRenderedPageBreak/>
         <w:drawing>
-          <wp:inline distT="0" distB="0" distL="0" distR="0" wp14:anchorId="63991F79" wp14:editId="33E2754A">
-            <wp:extent cx="3924400" cy="4781550"/>
+          <wp:inline distT="0" distB="0" distL="0" distR="0" wp14:anchorId="473636DA" wp14:editId="7F487347">
+            <wp:extent cx="5259360" cy="8396577"/>
+            <wp:effectExtent l="0" t="0" r="0" b="5080"/>
+            <wp:docPr id="788744737" name="Рисунок 6"/>
+            <wp:cNvGraphicFramePr>
+              <a:graphicFrameLocks xmlns:a="http://schemas.openxmlformats.org/drawingml/2006/main" noChangeAspect="1"/>
+            </wp:cNvGraphicFramePr>
+            <a:graphic xmlns:a="http://schemas.openxmlformats.org/drawingml/2006/main">
+              <a:graphicData uri="http://schemas.openxmlformats.org/drawingml/2006/picture">
+                <pic:pic xmlns:pic="http://schemas.openxmlformats.org/drawingml/2006/picture">
+                  <pic:nvPicPr>
+                    <pic:cNvPr id="0" name="Picture 11"/>
+                    <pic:cNvPicPr>
+                      <a:picLocks noChangeAspect="1" noChangeArrowheads="1"/>
+                    </pic:cNvPicPr>
+                  </pic:nvPicPr>
+                  <pic:blipFill rotWithShape="1">
+                    <a:blip r:embed="rId6" cstate="print">
+                      <a:extLst>
+                        <a:ext uri="{28A0092B-C50C-407E-A947-70E740481C1C}">
+                          <a14:useLocalDpi xmlns:a14="http://schemas.microsoft.com/office/drawing/2010/main" val="0"/>
+                        </a:ext>
+                      </a:extLst>
+                    </a:blip>
+                    <a:srcRect t="4298" b="4942"/>
+                    <a:stretch>
+                      <a:fillRect/>
+                    </a:stretch>
+                  </pic:blipFill>
+                  <pic:spPr bwMode="auto">
+                    <a:xfrm>
+                      <a:off x="0" y="0"/>
+                      <a:ext cx="5259705" cy="8397127"/>
+                    </a:xfrm>
+                    <a:prstGeom prst="rect">
+                      <a:avLst/>
+                    </a:prstGeom>
+                    <a:noFill/>
+                    <a:ln>
+                      <a:noFill/>
+                    </a:ln>
+                    <a:extLst>
+                      <a:ext uri="{53640926-AAD7-44D8-BBD7-CCE9431645EC}">
+                        <a14:shadowObscured xmlns:a14="http://schemas.microsoft.com/office/drawing/2010/main"/>
+                      </a:ext>
+                    </a:extLst>
+                  </pic:spPr>
+                </pic:pic>
+              </a:graphicData>
+            </a:graphic>
+          </wp:inline>
+        </w:drawing>
+      </w:r>
+    </w:p>
+    <w:p>
+      <w:pPr>
+        <w:spacing w:line="240" w:lineRule="auto"/>
+        <w:rPr>
+          <w:noProof/>
+          <w:lang w:val="en-US"/>
+        </w:rPr>
+      </w:pPr>
+    </w:p>
+    <w:p>
+      <w:pPr>
+        <w:spacing w:line="240" w:lineRule="auto"/>
+        <w:rPr>
+          <w:noProof/>
+          <w:lang w:val="en-US"/>
+        </w:rPr>
+      </w:pPr>
+    </w:p>
+    <w:p>
+      <w:pPr>
+        <w:spacing w:line="240" w:lineRule="auto"/>
+        <w:rPr>
+          <w:noProof/>
+          <w:lang w:val="en-US"/>
+        </w:rPr>
+      </w:pPr>
+      <w:r>
+        <w:rPr>
+          <w:noProof/>
+        </w:rPr>
+        <w:lastRenderedPageBreak/>
+        <w:t>7 задача</w:t>
+      </w:r>
+      <w:r>
+        <w:rPr>
+          <w:noProof/>
+          <w:lang w:val="en-US"/>
+        </w:rPr>
+        <w:t>:</w:t>
+      </w:r>
+    </w:p>
+    <w:p>
+      <w:pPr>
+        <w:spacing w:line="240" w:lineRule="auto"/>
+        <w:rPr>
+          <w:noProof/>
+          <w:lang w:val="en-US"/>
+        </w:rPr>
+      </w:pPr>
+    </w:p>
+    <w:p>
+      <w:pPr>
+        <w:spacing w:line="240" w:lineRule="auto"/>
+        <w:rPr>
+          <w:noProof/>
+          <w:lang w:val="en-US"/>
+        </w:rPr>
+      </w:pPr>
+      <w:r>
+        <w:rPr>
+          <w:noProof/>
+        </w:rPr>
+        <w:drawing>
+          <wp:inline distT="0" distB="0" distL="0" distR="0" wp14:anchorId="251318C2" wp14:editId="4767CE53">
+            <wp:extent cx="5941315" cy="7951304"/>
             <wp:effectExtent l="0" t="0" r="0" b="0"/>
-            <wp:docPr id="176905831" name="Рисунок 1"/>
+            <wp:docPr id="2146193978" name="Рисунок 1"/>
+            <wp:cNvGraphicFramePr>
+              <a:graphicFrameLocks xmlns:a="http://schemas.openxmlformats.org/drawingml/2006/main" noChangeAspect="1"/>
+            </wp:cNvGraphicFramePr>
+            <a:graphic xmlns:a="http://schemas.openxmlformats.org/drawingml/2006/main">
+              <a:graphicData uri="http://schemas.openxmlformats.org/drawingml/2006/picture">
+                <pic:pic xmlns:pic="http://schemas.openxmlformats.org/drawingml/2006/picture">
+                  <pic:nvPicPr>
+                    <pic:cNvPr id="0" name="Picture 1"/>
+                    <pic:cNvPicPr>
+                      <a:picLocks noChangeAspect="1" noChangeArrowheads="1"/>
+                    </pic:cNvPicPr>
+                  </pic:nvPicPr>
+                  <pic:blipFill rotWithShape="1">
+                    <a:blip r:embed="rId7">
+                      <a:extLst>
+                        <a:ext uri="{28A0092B-C50C-407E-A947-70E740481C1C}">
+                          <a14:useLocalDpi xmlns:a14="http://schemas.microsoft.com/office/drawing/2010/main" val="0"/>
+                        </a:ext>
+                      </a:extLst>
+                    </a:blip>
+                    <a:srcRect t="4469" b="16804"/>
+                    <a:stretch>
+                      <a:fillRect/>
+                    </a:stretch>
+                  </pic:blipFill>
+                  <pic:spPr bwMode="auto">
+                    <a:xfrm>
+                      <a:off x="0" y="0"/>
+                      <a:ext cx="5951311" cy="7964682"/>
+                    </a:xfrm>
+                    <a:prstGeom prst="rect">
+                      <a:avLst/>
+                    </a:prstGeom>
+                    <a:noFill/>
+                    <a:ln>
+                      <a:noFill/>
+                    </a:ln>
+                    <a:extLst>
+                      <a:ext uri="{53640926-AAD7-44D8-BBD7-CCE9431645EC}">
+                        <a14:shadowObscured xmlns:a14="http://schemas.microsoft.com/office/drawing/2010/main"/>
+                      </a:ext>
+                    </a:extLst>
+                  </pic:spPr>
+                </pic:pic>
+              </a:graphicData>
+            </a:graphic>
+          </wp:inline>
+        </w:drawing>
+      </w:r>
+    </w:p>
+    <w:p>
+      <w:pPr>
+        <w:spacing w:line="240" w:lineRule="auto"/>
+        <w:rPr>
+          <w:noProof/>
+          <w:lang w:val="en-US"/>
+        </w:rPr>
+      </w:pPr>
+    </w:p>
+    <w:p>
+      <w:pPr>
+        <w:spacing w:line="240" w:lineRule="auto"/>
+        <w:rPr>
+          <w:noProof/>
+          <w:lang w:val="en-US"/>
+        </w:rPr>
+      </w:pPr>
+    </w:p>
+    <w:p>
+      <w:pPr>
+        <w:spacing w:line="240" w:lineRule="auto"/>
+        <w:rPr>
+          <w:noProof/>
+        </w:rPr>
+      </w:pPr>
+      <w:r>
+        <w:rPr>
+          <w:noProof/>
+        </w:rPr>
+        <w:lastRenderedPageBreak/>
+        <w:t xml:space="preserve">8 </w:t>
+      </w:r>
+      <w:r>
+        <w:rPr>
+          <w:noProof/>
+        </w:rPr>
+        <w:t>задание</w:t>
+      </w:r>
+      <w:r>
+        <w:rPr>
+          <w:noProof/>
+          <w:lang w:val="en-US"/>
+        </w:rPr>
+        <w:t>:</w:t>
+      </w:r>
+    </w:p>
+    <w:p>
+      <w:pPr>
+        <w:spacing w:line="240" w:lineRule="auto"/>
+        <w:jc w:val="center"/>
+        <w:rPr>
+          <w:rFonts w:ascii="Times New Roman" w:eastAsiaTheme="minorEastAsia" w:hAnsi="Times New Roman" w:cs="Times New Roman"/>
+          <w:b/>
+          <w:bCs/>
+          <w:sz w:val="28"/>
+          <w:szCs w:val="28"/>
+        </w:rPr>
+      </w:pPr>
+      <w:r>
+        <w:rPr>
+          <w:noProof/>
+        </w:rPr>
+        <w:drawing>
+          <wp:inline distT="0" distB="0" distL="0" distR="0" wp14:anchorId="6204472F" wp14:editId="60382CD8">
+            <wp:extent cx="5259705" cy="8878239"/>
+            <wp:effectExtent l="0" t="0" r="0" b="0"/>
+            <wp:docPr id="1345358289" name="Рисунок 2"/>
             <wp:cNvGraphicFramePr>
               <a:graphicFrameLocks xmlns:a="http://schemas.openxmlformats.org/drawingml/2006/main" noChangeAspect="1"/>
             </wp:cNvGraphicFramePr>
@@ -1319,15 +1602,15 @@
                       <a:picLocks noChangeAspect="1" noChangeArrowheads="1"/>
                     </pic:cNvPicPr>
                   </pic:nvPicPr>
-                  <pic:blipFill>
-                    <a:blip r:embed="rId6" cstate="print">
+                  <pic:blipFill rotWithShape="1">
+                    <a:blip r:embed="rId8" cstate="print">
                       <a:extLst>
                         <a:ext uri="{28A0092B-C50C-407E-A947-70E740481C1C}">
                           <a14:useLocalDpi xmlns:a14="http://schemas.microsoft.com/office/drawing/2010/main" val="0"/>
                         </a:ext>
                       </a:extLst>
                     </a:blip>
-                    <a:srcRect/>
+                    <a:srcRect t="4039"/>
                     <a:stretch>
                       <a:fillRect/>
                     </a:stretch>
@@ -1335,7 +1618,7 @@
                   <pic:spPr bwMode="auto">
                     <a:xfrm>
                       <a:off x="0" y="0"/>
-                      <a:ext cx="3928078" cy="4786031"/>
+                      <a:ext cx="5259705" cy="8878239"/>
                     </a:xfrm>
                     <a:prstGeom prst="rect">
                       <a:avLst/>
@@ -1344,6 +1627,11 @@
                     <a:ln>
                       <a:noFill/>
                     </a:ln>
+                    <a:extLst>
+                      <a:ext uri="{53640926-AAD7-44D8-BBD7-CCE9431645EC}">
+                        <a14:shadowObscured xmlns:a14="http://schemas.microsoft.com/office/drawing/2010/main"/>
+                      </a:ext>
+                    </a:extLst>
                   </pic:spPr>
                 </pic:pic>
               </a:graphicData>
@@ -1355,6 +1643,222 @@
     <w:p>
       <w:pPr>
         <w:spacing w:line="240" w:lineRule="auto"/>
+        <w:rPr>
+          <w:rFonts w:ascii="Times New Roman" w:eastAsiaTheme="minorEastAsia" w:hAnsi="Times New Roman" w:cs="Times New Roman"/>
+          <w:sz w:val="28"/>
+          <w:szCs w:val="28"/>
+          <w:lang w:val="en-US"/>
+        </w:rPr>
+      </w:pPr>
+      <w:r>
+        <w:rPr>
+          <w:rFonts w:ascii="Times New Roman" w:eastAsiaTheme="minorEastAsia" w:hAnsi="Times New Roman" w:cs="Times New Roman"/>
+          <w:sz w:val="28"/>
+          <w:szCs w:val="28"/>
+        </w:rPr>
+        <w:lastRenderedPageBreak/>
+        <w:t>9 задание</w:t>
+      </w:r>
+      <w:r>
+        <w:rPr>
+          <w:rFonts w:ascii="Times New Roman" w:eastAsiaTheme="minorEastAsia" w:hAnsi="Times New Roman" w:cs="Times New Roman"/>
+          <w:sz w:val="28"/>
+          <w:szCs w:val="28"/>
+          <w:lang w:val="en-US"/>
+        </w:rPr>
+        <w:t>:</w:t>
+      </w:r>
+    </w:p>
+    <w:p>
+      <w:pPr>
+        <w:spacing w:line="240" w:lineRule="auto"/>
+        <w:rPr>
+          <w:rFonts w:ascii="Times New Roman" w:eastAsiaTheme="minorEastAsia" w:hAnsi="Times New Roman" w:cs="Times New Roman"/>
+          <w:sz w:val="28"/>
+          <w:szCs w:val="28"/>
+          <w:lang w:val="en-US"/>
+        </w:rPr>
+      </w:pPr>
+      <w:r>
+        <w:rPr>
+          <w:noProof/>
+        </w:rPr>
+        <w:drawing>
+          <wp:inline distT="0" distB="0" distL="0" distR="0" wp14:anchorId="1D72A458" wp14:editId="491FB38E">
+            <wp:extent cx="5259705" cy="8917996"/>
+            <wp:effectExtent l="0" t="0" r="0" b="0"/>
+            <wp:docPr id="1468309537" name="Рисунок 3"/>
+            <wp:cNvGraphicFramePr>
+              <a:graphicFrameLocks xmlns:a="http://schemas.openxmlformats.org/drawingml/2006/main" noChangeAspect="1"/>
+            </wp:cNvGraphicFramePr>
+            <a:graphic xmlns:a="http://schemas.openxmlformats.org/drawingml/2006/main">
+              <a:graphicData uri="http://schemas.openxmlformats.org/drawingml/2006/picture">
+                <pic:pic xmlns:pic="http://schemas.openxmlformats.org/drawingml/2006/picture">
+                  <pic:nvPicPr>
+                    <pic:cNvPr id="0" name="Picture 5"/>
+                    <pic:cNvPicPr>
+                      <a:picLocks noChangeAspect="1" noChangeArrowheads="1"/>
+                    </pic:cNvPicPr>
+                  </pic:nvPicPr>
+                  <pic:blipFill rotWithShape="1">
+                    <a:blip r:embed="rId9" cstate="print">
+                      <a:extLst>
+                        <a:ext uri="{28A0092B-C50C-407E-A947-70E740481C1C}">
+                          <a14:useLocalDpi xmlns:a14="http://schemas.microsoft.com/office/drawing/2010/main" val="0"/>
+                        </a:ext>
+                      </a:extLst>
+                    </a:blip>
+                    <a:srcRect t="3609"/>
+                    <a:stretch>
+                      <a:fillRect/>
+                    </a:stretch>
+                  </pic:blipFill>
+                  <pic:spPr bwMode="auto">
+                    <a:xfrm>
+                      <a:off x="0" y="0"/>
+                      <a:ext cx="5259705" cy="8917996"/>
+                    </a:xfrm>
+                    <a:prstGeom prst="rect">
+                      <a:avLst/>
+                    </a:prstGeom>
+                    <a:noFill/>
+                    <a:ln>
+                      <a:noFill/>
+                    </a:ln>
+                    <a:extLst>
+                      <a:ext uri="{53640926-AAD7-44D8-BBD7-CCE9431645EC}">
+                        <a14:shadowObscured xmlns:a14="http://schemas.microsoft.com/office/drawing/2010/main"/>
+                      </a:ext>
+                    </a:extLst>
+                  </pic:spPr>
+                </pic:pic>
+              </a:graphicData>
+            </a:graphic>
+          </wp:inline>
+        </w:drawing>
+      </w:r>
+    </w:p>
+    <w:p>
+      <w:pPr>
+        <w:spacing w:line="240" w:lineRule="auto"/>
+        <w:rPr>
+          <w:rFonts w:ascii="Times New Roman" w:eastAsiaTheme="minorEastAsia" w:hAnsi="Times New Roman" w:cs="Times New Roman"/>
+          <w:sz w:val="28"/>
+          <w:szCs w:val="28"/>
+          <w:lang w:val="en-US"/>
+        </w:rPr>
+      </w:pPr>
+      <w:r>
+        <w:rPr>
+          <w:rFonts w:ascii="Times New Roman" w:eastAsiaTheme="minorEastAsia" w:hAnsi="Times New Roman" w:cs="Times New Roman"/>
+          <w:sz w:val="28"/>
+          <w:szCs w:val="28"/>
+          <w:lang w:val="en-US"/>
+        </w:rPr>
+        <w:lastRenderedPageBreak/>
+        <w:t xml:space="preserve">10 </w:t>
+      </w:r>
+      <w:r>
+        <w:rPr>
+          <w:rFonts w:ascii="Times New Roman" w:eastAsiaTheme="minorEastAsia" w:hAnsi="Times New Roman" w:cs="Times New Roman"/>
+          <w:sz w:val="28"/>
+          <w:szCs w:val="28"/>
+        </w:rPr>
+        <w:t>задание</w:t>
+      </w:r>
+      <w:r>
+        <w:rPr>
+          <w:rFonts w:ascii="Times New Roman" w:eastAsiaTheme="minorEastAsia" w:hAnsi="Times New Roman" w:cs="Times New Roman"/>
+          <w:sz w:val="28"/>
+          <w:szCs w:val="28"/>
+          <w:lang w:val="en-US"/>
+        </w:rPr>
+        <w:t>:</w:t>
+      </w:r>
+    </w:p>
+    <w:p>
+      <w:pPr>
+        <w:spacing w:line="240" w:lineRule="auto"/>
+        <w:rPr>
+          <w:rFonts w:ascii="Times New Roman" w:eastAsiaTheme="minorEastAsia" w:hAnsi="Times New Roman" w:cs="Times New Roman"/>
+          <w:sz w:val="28"/>
+          <w:szCs w:val="28"/>
+          <w:lang w:val="en-US"/>
+        </w:rPr>
+      </w:pPr>
+      <w:r>
+        <w:rPr>
+          <w:noProof/>
+        </w:rPr>
+        <w:drawing>
+          <wp:inline distT="0" distB="0" distL="0" distR="0" wp14:anchorId="2059B8A7" wp14:editId="44C972DD">
+            <wp:extent cx="5259344" cy="8603312"/>
+            <wp:effectExtent l="0" t="0" r="0" b="7620"/>
+            <wp:docPr id="438881700" name="Рисунок 4"/>
+            <wp:cNvGraphicFramePr>
+              <a:graphicFrameLocks xmlns:a="http://schemas.openxmlformats.org/drawingml/2006/main" noChangeAspect="1"/>
+            </wp:cNvGraphicFramePr>
+            <a:graphic xmlns:a="http://schemas.openxmlformats.org/drawingml/2006/main">
+              <a:graphicData uri="http://schemas.openxmlformats.org/drawingml/2006/picture">
+                <pic:pic xmlns:pic="http://schemas.openxmlformats.org/drawingml/2006/picture">
+                  <pic:nvPicPr>
+                    <pic:cNvPr id="0" name="Picture 7"/>
+                    <pic:cNvPicPr>
+                      <a:picLocks noChangeAspect="1" noChangeArrowheads="1"/>
+                    </pic:cNvPicPr>
+                  </pic:nvPicPr>
+                  <pic:blipFill rotWithShape="1">
+                    <a:blip r:embed="rId10" cstate="print">
+                      <a:extLst>
+                        <a:ext uri="{28A0092B-C50C-407E-A947-70E740481C1C}">
+                          <a14:useLocalDpi xmlns:a14="http://schemas.microsoft.com/office/drawing/2010/main" val="0"/>
+                        </a:ext>
+                      </a:extLst>
+                    </a:blip>
+                    <a:srcRect t="4125" b="2879"/>
+                    <a:stretch>
+                      <a:fillRect/>
+                    </a:stretch>
+                  </pic:blipFill>
+                  <pic:spPr bwMode="auto">
+                    <a:xfrm>
+                      <a:off x="0" y="0"/>
+                      <a:ext cx="5259705" cy="8603902"/>
+                    </a:xfrm>
+                    <a:prstGeom prst="rect">
+                      <a:avLst/>
+                    </a:prstGeom>
+                    <a:noFill/>
+                    <a:ln>
+                      <a:noFill/>
+                    </a:ln>
+                    <a:extLst>
+                      <a:ext uri="{53640926-AAD7-44D8-BBD7-CCE9431645EC}">
+                        <a14:shadowObscured xmlns:a14="http://schemas.microsoft.com/office/drawing/2010/main"/>
+                      </a:ext>
+                    </a:extLst>
+                  </pic:spPr>
+                </pic:pic>
+              </a:graphicData>
+            </a:graphic>
+          </wp:inline>
+        </w:drawing>
+      </w:r>
+    </w:p>
+    <w:p>
+      <w:pPr>
+        <w:spacing w:line="240" w:lineRule="auto"/>
+        <w:rPr>
+          <w:rFonts w:ascii="Times New Roman" w:eastAsiaTheme="minorEastAsia" w:hAnsi="Times New Roman" w:cs="Times New Roman"/>
+          <w:sz w:val="28"/>
+          <w:szCs w:val="28"/>
+          <w:lang w:val="en-US"/>
+        </w:rPr>
+      </w:pPr>
+    </w:p>
+    <w:p>
+      <w:pPr>
+        <w:spacing w:line="240" w:lineRule="auto"/>
         <w:jc w:val="center"/>
         <w:rPr>
           <w:rFonts w:ascii="Times New Roman" w:eastAsiaTheme="minorEastAsia" w:hAnsi="Times New Roman" w:cs="Times New Roman"/>
@@ -1362,16 +1866,18 @@
           <w:bCs/>
           <w:sz w:val="28"/>
           <w:szCs w:val="28"/>
-        </w:rPr>
-      </w:pPr>
-      <w:r>
-        <w:rPr>
-          <w:rFonts w:ascii="Times New Roman" w:eastAsiaTheme="minorEastAsia" w:hAnsi="Times New Roman" w:cs="Times New Roman"/>
-          <w:b/>
-          <w:bCs/>
-          <w:sz w:val="28"/>
-          <w:szCs w:val="28"/>
-        </w:rPr>
+          <w:lang w:val="en-US"/>
+        </w:rPr>
+      </w:pPr>
+      <w:r>
+        <w:rPr>
+          <w:rFonts w:ascii="Times New Roman" w:eastAsiaTheme="minorEastAsia" w:hAnsi="Times New Roman" w:cs="Times New Roman"/>
+          <w:b/>
+          <w:bCs/>
+          <w:sz w:val="28"/>
+          <w:szCs w:val="28"/>
+        </w:rPr>
+        <w:lastRenderedPageBreak/>
         <w:t xml:space="preserve">Задания </w:t>
       </w:r>
       <w:r>
@@ -1421,9 +1927,474 @@
       <w:pPr>
         <w:spacing w:line="240" w:lineRule="auto"/>
         <w:rPr>
-          <w:lang w:val="en-US"/>
-        </w:rPr>
-      </w:pPr>
+          <w:rFonts w:ascii="Times New Roman" w:eastAsiaTheme="minorEastAsia" w:hAnsi="Times New Roman" w:cs="Times New Roman"/>
+          <w:sz w:val="28"/>
+          <w:szCs w:val="28"/>
+          <w:lang w:val="en-US"/>
+        </w:rPr>
+      </w:pPr>
+      <w:r>
+        <w:rPr>
+          <w:rFonts w:ascii="Times New Roman" w:eastAsiaTheme="minorEastAsia" w:hAnsi="Times New Roman" w:cs="Times New Roman"/>
+          <w:sz w:val="28"/>
+          <w:szCs w:val="28"/>
+        </w:rPr>
+        <w:t>1задание</w:t>
+      </w:r>
+      <w:r>
+        <w:rPr>
+          <w:rFonts w:ascii="Times New Roman" w:eastAsiaTheme="minorEastAsia" w:hAnsi="Times New Roman" w:cs="Times New Roman"/>
+          <w:sz w:val="28"/>
+          <w:szCs w:val="28"/>
+          <w:lang w:val="en-US"/>
+        </w:rPr>
+        <w:t>:</w:t>
+      </w:r>
+    </w:p>
+    <w:p>
+      <w:pPr>
+        <w:spacing w:line="240" w:lineRule="auto"/>
+        <w:rPr>
+          <w:rFonts w:ascii="Times New Roman" w:eastAsiaTheme="minorEastAsia" w:hAnsi="Times New Roman" w:cs="Times New Roman"/>
+          <w:sz w:val="28"/>
+          <w:szCs w:val="28"/>
+        </w:rPr>
+      </w:pPr>
+      <w:r>
+        <w:rPr>
+          <w:noProof/>
+        </w:rPr>
+        <w:drawing>
+          <wp:inline distT="0" distB="0" distL="0" distR="0" wp14:anchorId="020F0A0E" wp14:editId="1F3EBC45">
+            <wp:extent cx="4373218" cy="8474394"/>
+            <wp:effectExtent l="0" t="0" r="8890" b="3175"/>
+            <wp:docPr id="1211187410" name="Рисунок 7"/>
+            <wp:cNvGraphicFramePr>
+              <a:graphicFrameLocks xmlns:a="http://schemas.openxmlformats.org/drawingml/2006/main" noChangeAspect="1"/>
+            </wp:cNvGraphicFramePr>
+            <a:graphic xmlns:a="http://schemas.openxmlformats.org/drawingml/2006/main">
+              <a:graphicData uri="http://schemas.openxmlformats.org/drawingml/2006/picture">
+                <pic:pic xmlns:pic="http://schemas.openxmlformats.org/drawingml/2006/picture">
+                  <pic:nvPicPr>
+                    <pic:cNvPr id="0" name="Picture 13"/>
+                    <pic:cNvPicPr>
+                      <a:picLocks noChangeAspect="1" noChangeArrowheads="1"/>
+                    </pic:cNvPicPr>
+                  </pic:nvPicPr>
+                  <pic:blipFill rotWithShape="1">
+                    <a:blip r:embed="rId11" cstate="print">
+                      <a:extLst>
+                        <a:ext uri="{28A0092B-C50C-407E-A947-70E740481C1C}">
+                          <a14:useLocalDpi xmlns:a14="http://schemas.microsoft.com/office/drawing/2010/main" val="0"/>
+                        </a:ext>
+                      </a:extLst>
+                    </a:blip>
+                    <a:srcRect t="3696"/>
+                    <a:stretch>
+                      <a:fillRect/>
+                    </a:stretch>
+                  </pic:blipFill>
+                  <pic:spPr bwMode="auto">
+                    <a:xfrm>
+                      <a:off x="0" y="0"/>
+                      <a:ext cx="4380312" cy="8488141"/>
+                    </a:xfrm>
+                    <a:prstGeom prst="rect">
+                      <a:avLst/>
+                    </a:prstGeom>
+                    <a:noFill/>
+                    <a:ln>
+                      <a:noFill/>
+                    </a:ln>
+                    <a:extLst>
+                      <a:ext uri="{53640926-AAD7-44D8-BBD7-CCE9431645EC}">
+                        <a14:shadowObscured xmlns:a14="http://schemas.microsoft.com/office/drawing/2010/main"/>
+                      </a:ext>
+                    </a:extLst>
+                  </pic:spPr>
+                </pic:pic>
+              </a:graphicData>
+            </a:graphic>
+          </wp:inline>
+        </w:drawing>
+      </w:r>
+    </w:p>
+    <w:p>
+      <w:pPr>
+        <w:spacing w:line="240" w:lineRule="auto"/>
+        <w:rPr>
+          <w:noProof/>
+          <w:lang w:val="en-US"/>
+        </w:rPr>
+      </w:pPr>
+      <w:r>
+        <w:rPr>
+          <w:rFonts w:ascii="Times New Roman" w:eastAsiaTheme="minorEastAsia" w:hAnsi="Times New Roman" w:cs="Times New Roman"/>
+          <w:sz w:val="28"/>
+          <w:szCs w:val="28"/>
+        </w:rPr>
+        <w:lastRenderedPageBreak/>
+        <w:t>2 задание</w:t>
+      </w:r>
+      <w:r>
+        <w:rPr>
+          <w:rFonts w:ascii="Times New Roman" w:eastAsiaTheme="minorEastAsia" w:hAnsi="Times New Roman" w:cs="Times New Roman"/>
+          <w:sz w:val="28"/>
+          <w:szCs w:val="28"/>
+          <w:lang w:val="en-US"/>
+        </w:rPr>
+        <w:t>:</w:t>
+      </w:r>
+    </w:p>
+    <w:p>
+      <w:pPr>
+        <w:spacing w:line="240" w:lineRule="auto"/>
+        <w:rPr>
+          <w:rFonts w:ascii="Times New Roman" w:eastAsiaTheme="minorEastAsia" w:hAnsi="Times New Roman" w:cs="Times New Roman"/>
+          <w:sz w:val="28"/>
+          <w:szCs w:val="28"/>
+          <w:lang w:val="en-US"/>
+        </w:rPr>
+      </w:pPr>
+      <w:r>
+        <w:rPr>
+          <w:noProof/>
+        </w:rPr>
+        <w:drawing>
+          <wp:inline distT="0" distB="0" distL="0" distR="0" wp14:anchorId="414F52BD" wp14:editId="2FB3946B">
+            <wp:extent cx="3398608" cy="8919409"/>
+            <wp:effectExtent l="0" t="0" r="0" b="0"/>
+            <wp:docPr id="725065559" name="Рисунок 8"/>
+            <wp:cNvGraphicFramePr>
+              <a:graphicFrameLocks xmlns:a="http://schemas.openxmlformats.org/drawingml/2006/main" noChangeAspect="1"/>
+            </wp:cNvGraphicFramePr>
+            <a:graphic xmlns:a="http://schemas.openxmlformats.org/drawingml/2006/main">
+              <a:graphicData uri="http://schemas.openxmlformats.org/drawingml/2006/picture">
+                <pic:pic xmlns:pic="http://schemas.openxmlformats.org/drawingml/2006/picture">
+                  <pic:nvPicPr>
+                    <pic:cNvPr id="0" name="Picture 15"/>
+                    <pic:cNvPicPr>
+                      <a:picLocks noChangeAspect="1" noChangeArrowheads="1"/>
+                    </pic:cNvPicPr>
+                  </pic:nvPicPr>
+                  <pic:blipFill rotWithShape="1">
+                    <a:blip r:embed="rId12" cstate="print">
+                      <a:extLst>
+                        <a:ext uri="{28A0092B-C50C-407E-A947-70E740481C1C}">
+                          <a14:useLocalDpi xmlns:a14="http://schemas.microsoft.com/office/drawing/2010/main" val="0"/>
+                        </a:ext>
+                      </a:extLst>
+                    </a:blip>
+                    <a:srcRect t="2750" b="2540"/>
+                    <a:stretch>
+                      <a:fillRect/>
+                    </a:stretch>
+                  </pic:blipFill>
+                  <pic:spPr bwMode="auto">
+                    <a:xfrm>
+                      <a:off x="0" y="0"/>
+                      <a:ext cx="3418541" cy="8971720"/>
+                    </a:xfrm>
+                    <a:prstGeom prst="rect">
+                      <a:avLst/>
+                    </a:prstGeom>
+                    <a:noFill/>
+                    <a:ln>
+                      <a:noFill/>
+                    </a:ln>
+                    <a:extLst>
+                      <a:ext uri="{53640926-AAD7-44D8-BBD7-CCE9431645EC}">
+                        <a14:shadowObscured xmlns:a14="http://schemas.microsoft.com/office/drawing/2010/main"/>
+                      </a:ext>
+                    </a:extLst>
+                  </pic:spPr>
+                </pic:pic>
+              </a:graphicData>
+            </a:graphic>
+          </wp:inline>
+        </w:drawing>
+      </w:r>
+    </w:p>
+    <w:p>
+      <w:pPr>
+        <w:spacing w:line="240" w:lineRule="auto"/>
+        <w:rPr>
+          <w:rFonts w:ascii="Times New Roman" w:eastAsiaTheme="minorEastAsia" w:hAnsi="Times New Roman" w:cs="Times New Roman"/>
+          <w:sz w:val="28"/>
+          <w:szCs w:val="28"/>
+          <w:lang w:val="en-US"/>
+        </w:rPr>
+      </w:pPr>
+      <w:r>
+        <w:rPr>
+          <w:rFonts w:ascii="Times New Roman" w:eastAsiaTheme="minorEastAsia" w:hAnsi="Times New Roman" w:cs="Times New Roman"/>
+          <w:sz w:val="28"/>
+          <w:szCs w:val="28"/>
+          <w:lang w:val="en-US"/>
+        </w:rPr>
+        <w:lastRenderedPageBreak/>
+        <w:t xml:space="preserve">3 </w:t>
+      </w:r>
+      <w:r>
+        <w:rPr>
+          <w:rFonts w:ascii="Times New Roman" w:eastAsiaTheme="minorEastAsia" w:hAnsi="Times New Roman" w:cs="Times New Roman"/>
+          <w:sz w:val="28"/>
+          <w:szCs w:val="28"/>
+        </w:rPr>
+        <w:t>задание</w:t>
+      </w:r>
+      <w:r>
+        <w:rPr>
+          <w:rFonts w:ascii="Times New Roman" w:eastAsiaTheme="minorEastAsia" w:hAnsi="Times New Roman" w:cs="Times New Roman"/>
+          <w:sz w:val="28"/>
+          <w:szCs w:val="28"/>
+          <w:lang w:val="en-US"/>
+        </w:rPr>
+        <w:t>:</w:t>
+      </w:r>
+    </w:p>
+    <w:p>
+      <w:pPr>
+        <w:spacing w:line="240" w:lineRule="auto"/>
+        <w:rPr>
+          <w:rFonts w:ascii="Times New Roman" w:eastAsiaTheme="minorEastAsia" w:hAnsi="Times New Roman" w:cs="Times New Roman"/>
+          <w:sz w:val="28"/>
+          <w:szCs w:val="28"/>
+          <w:lang w:val="en-US"/>
+        </w:rPr>
+      </w:pPr>
+      <w:r>
+        <w:rPr>
+          <w:noProof/>
+        </w:rPr>
+        <w:drawing>
+          <wp:inline distT="0" distB="0" distL="0" distR="0" wp14:anchorId="5718478E" wp14:editId="6FF5470C">
+            <wp:extent cx="3715741" cy="8848219"/>
+            <wp:effectExtent l="0" t="0" r="0" b="0"/>
+            <wp:docPr id="1872991397" name="Рисунок 9"/>
+            <wp:cNvGraphicFramePr>
+              <a:graphicFrameLocks xmlns:a="http://schemas.openxmlformats.org/drawingml/2006/main" noChangeAspect="1"/>
+            </wp:cNvGraphicFramePr>
+            <a:graphic xmlns:a="http://schemas.openxmlformats.org/drawingml/2006/main">
+              <a:graphicData uri="http://schemas.openxmlformats.org/drawingml/2006/picture">
+                <pic:pic xmlns:pic="http://schemas.openxmlformats.org/drawingml/2006/picture">
+                  <pic:nvPicPr>
+                    <pic:cNvPr id="0" name="Picture 17"/>
+                    <pic:cNvPicPr>
+                      <a:picLocks noChangeAspect="1" noChangeArrowheads="1"/>
+                    </pic:cNvPicPr>
+                  </pic:nvPicPr>
+                  <pic:blipFill rotWithShape="1">
+                    <a:blip r:embed="rId13" cstate="print">
+                      <a:extLst>
+                        <a:ext uri="{28A0092B-C50C-407E-A947-70E740481C1C}">
+                          <a14:useLocalDpi xmlns:a14="http://schemas.microsoft.com/office/drawing/2010/main" val="0"/>
+                        </a:ext>
+                      </a:extLst>
+                    </a:blip>
+                    <a:srcRect t="2800" b="2652"/>
+                    <a:stretch>
+                      <a:fillRect/>
+                    </a:stretch>
+                  </pic:blipFill>
+                  <pic:spPr bwMode="auto">
+                    <a:xfrm>
+                      <a:off x="0" y="0"/>
+                      <a:ext cx="3721957" cy="8863020"/>
+                    </a:xfrm>
+                    <a:prstGeom prst="rect">
+                      <a:avLst/>
+                    </a:prstGeom>
+                    <a:noFill/>
+                    <a:ln>
+                      <a:noFill/>
+                    </a:ln>
+                    <a:extLst>
+                      <a:ext uri="{53640926-AAD7-44D8-BBD7-CCE9431645EC}">
+                        <a14:shadowObscured xmlns:a14="http://schemas.microsoft.com/office/drawing/2010/main"/>
+                      </a:ext>
+                    </a:extLst>
+                  </pic:spPr>
+                </pic:pic>
+              </a:graphicData>
+            </a:graphic>
+          </wp:inline>
+        </w:drawing>
+      </w:r>
+    </w:p>
+    <w:p>
+      <w:pPr>
+        <w:spacing w:line="240" w:lineRule="auto"/>
+        <w:rPr>
+          <w:lang w:val="en-US"/>
+        </w:rPr>
+      </w:pPr>
+      <w:r>
+        <w:lastRenderedPageBreak/>
+        <w:t>4 задание</w:t>
+      </w:r>
+      <w:r>
+        <w:rPr>
+          <w:lang w:val="en-US"/>
+        </w:rPr>
+        <w:t>:</w:t>
+      </w:r>
+    </w:p>
+    <w:p>
+      <w:pPr>
+        <w:spacing w:line="240" w:lineRule="auto"/>
+        <w:rPr>
+          <w:lang w:val="en-US"/>
+        </w:rPr>
+      </w:pPr>
+      <w:r>
+        <w:rPr>
+          <w:noProof/>
+        </w:rPr>
+        <w:drawing>
+          <wp:inline distT="0" distB="0" distL="0" distR="0" wp14:anchorId="1DD3962F" wp14:editId="1B28313A">
+            <wp:extent cx="3758025" cy="8911060"/>
+            <wp:effectExtent l="0" t="0" r="0" b="4445"/>
+            <wp:docPr id="981856020" name="Рисунок 10"/>
+            <wp:cNvGraphicFramePr>
+              <a:graphicFrameLocks xmlns:a="http://schemas.openxmlformats.org/drawingml/2006/main" noChangeAspect="1"/>
+            </wp:cNvGraphicFramePr>
+            <a:graphic xmlns:a="http://schemas.openxmlformats.org/drawingml/2006/main">
+              <a:graphicData uri="http://schemas.openxmlformats.org/drawingml/2006/picture">
+                <pic:pic xmlns:pic="http://schemas.openxmlformats.org/drawingml/2006/picture">
+                  <pic:nvPicPr>
+                    <pic:cNvPr id="0" name="Picture 19"/>
+                    <pic:cNvPicPr>
+                      <a:picLocks noChangeAspect="1" noChangeArrowheads="1"/>
+                    </pic:cNvPicPr>
+                  </pic:nvPicPr>
+                  <pic:blipFill rotWithShape="1">
+                    <a:blip r:embed="rId14" cstate="print">
+                      <a:extLst>
+                        <a:ext uri="{28A0092B-C50C-407E-A947-70E740481C1C}">
+                          <a14:useLocalDpi xmlns:a14="http://schemas.microsoft.com/office/drawing/2010/main" val="0"/>
+                        </a:ext>
+                      </a:extLst>
+                    </a:blip>
+                    <a:srcRect t="2856" b="2995"/>
+                    <a:stretch>
+                      <a:fillRect/>
+                    </a:stretch>
+                  </pic:blipFill>
+                  <pic:spPr bwMode="auto">
+                    <a:xfrm>
+                      <a:off x="0" y="0"/>
+                      <a:ext cx="3781046" cy="8965647"/>
+                    </a:xfrm>
+                    <a:prstGeom prst="rect">
+                      <a:avLst/>
+                    </a:prstGeom>
+                    <a:noFill/>
+                    <a:ln>
+                      <a:noFill/>
+                    </a:ln>
+                    <a:extLst>
+                      <a:ext uri="{53640926-AAD7-44D8-BBD7-CCE9431645EC}">
+                        <a14:shadowObscured xmlns:a14="http://schemas.microsoft.com/office/drawing/2010/main"/>
+                      </a:ext>
+                    </a:extLst>
+                  </pic:spPr>
+                </pic:pic>
+              </a:graphicData>
+            </a:graphic>
+          </wp:inline>
+        </w:drawing>
+      </w:r>
+    </w:p>
+    <w:p>
+      <w:pPr>
+        <w:spacing w:line="240" w:lineRule="auto"/>
+        <w:rPr>
+          <w:lang w:val="en-US"/>
+        </w:rPr>
+      </w:pPr>
+      <w:r>
+        <w:rPr>
+          <w:lang w:val="en-US"/>
+        </w:rPr>
+        <w:lastRenderedPageBreak/>
+        <w:t>5</w:t>
+      </w:r>
+      <w:r>
+        <w:t xml:space="preserve"> задание</w:t>
+      </w:r>
+      <w:r>
+        <w:rPr>
+          <w:lang w:val="en-US"/>
+        </w:rPr>
+        <w:t>:</w:t>
+      </w:r>
+    </w:p>
+    <w:p>
+      <w:pPr>
+        <w:spacing w:line="240" w:lineRule="auto"/>
+        <w:rPr>
+          <w:lang w:val="en-US"/>
+        </w:rPr>
+      </w:pPr>
+      <w:r>
+        <w:rPr>
+          <w:noProof/>
+        </w:rPr>
+        <w:drawing>
+          <wp:inline distT="0" distB="0" distL="0" distR="0" wp14:anchorId="5A52C24E" wp14:editId="2C9CEC76">
+            <wp:extent cx="2821236" cy="8948434"/>
+            <wp:effectExtent l="0" t="0" r="0" b="5080"/>
+            <wp:docPr id="1382944311" name="Рисунок 11"/>
+            <wp:cNvGraphicFramePr>
+              <a:graphicFrameLocks xmlns:a="http://schemas.openxmlformats.org/drawingml/2006/main" noChangeAspect="1"/>
+            </wp:cNvGraphicFramePr>
+            <a:graphic xmlns:a="http://schemas.openxmlformats.org/drawingml/2006/main">
+              <a:graphicData uri="http://schemas.openxmlformats.org/drawingml/2006/picture">
+                <pic:pic xmlns:pic="http://schemas.openxmlformats.org/drawingml/2006/picture">
+                  <pic:nvPicPr>
+                    <pic:cNvPr id="0" name="Picture 21"/>
+                    <pic:cNvPicPr>
+                      <a:picLocks noChangeAspect="1" noChangeArrowheads="1"/>
+                    </pic:cNvPicPr>
+                  </pic:nvPicPr>
+                  <pic:blipFill rotWithShape="1">
+                    <a:blip r:embed="rId15" cstate="print">
+                      <a:extLst>
+                        <a:ext uri="{28A0092B-C50C-407E-A947-70E740481C1C}">
+                          <a14:useLocalDpi xmlns:a14="http://schemas.microsoft.com/office/drawing/2010/main" val="0"/>
+                        </a:ext>
+                      </a:extLst>
+                    </a:blip>
+                    <a:srcRect t="2057" b="1221"/>
+                    <a:stretch>
+                      <a:fillRect/>
+                    </a:stretch>
+                  </pic:blipFill>
+                  <pic:spPr bwMode="auto">
+                    <a:xfrm>
+                      <a:off x="0" y="0"/>
+                      <a:ext cx="2821305" cy="8948652"/>
+                    </a:xfrm>
+                    <a:prstGeom prst="rect">
+                      <a:avLst/>
+                    </a:prstGeom>
+                    <a:noFill/>
+                    <a:ln>
+                      <a:noFill/>
+                    </a:ln>
+                    <a:extLst>
+                      <a:ext uri="{53640926-AAD7-44D8-BBD7-CCE9431645EC}">
+                        <a14:shadowObscured xmlns:a14="http://schemas.microsoft.com/office/drawing/2010/main"/>
+                      </a:ext>
+                    </a:extLst>
+                  </pic:spPr>
+                </pic:pic>
+              </a:graphicData>
+            </a:graphic>
+          </wp:inline>
+        </w:drawing>
+      </w:r>
     </w:p>
     <w:p>
       <w:pPr>
@@ -1445,6 +2416,7 @@
           <w:sz w:val="28"/>
           <w:szCs w:val="28"/>
         </w:rPr>
+        <w:lastRenderedPageBreak/>
         <w:t xml:space="preserve">Задания </w:t>
       </w:r>
       <w:r>
@@ -1508,9 +2480,294 @@
           <w:rFonts w:ascii="Times New Roman" w:eastAsiaTheme="minorEastAsia" w:hAnsi="Times New Roman" w:cs="Times New Roman"/>
           <w:sz w:val="28"/>
           <w:szCs w:val="28"/>
-          <w:lang w:val="en-US"/>
-        </w:rPr>
-      </w:pPr>
+        </w:rPr>
+      </w:pPr>
+      <w:r>
+        <w:rPr>
+          <w:rFonts w:ascii="Times New Roman" w:eastAsiaTheme="minorEastAsia" w:hAnsi="Times New Roman" w:cs="Times New Roman"/>
+          <w:sz w:val="28"/>
+          <w:szCs w:val="28"/>
+          <w:lang w:val="en-US"/>
+        </w:rPr>
+        <w:t xml:space="preserve">7 </w:t>
+      </w:r>
+      <w:r>
+        <w:rPr>
+          <w:rFonts w:ascii="Times New Roman" w:eastAsiaTheme="minorEastAsia" w:hAnsi="Times New Roman" w:cs="Times New Roman"/>
+          <w:sz w:val="28"/>
+          <w:szCs w:val="28"/>
+        </w:rPr>
+        <w:t>задание</w:t>
+      </w:r>
+      <w:r>
+        <w:rPr>
+          <w:rFonts w:ascii="Times New Roman" w:eastAsiaTheme="minorEastAsia" w:hAnsi="Times New Roman" w:cs="Times New Roman"/>
+          <w:sz w:val="28"/>
+          <w:szCs w:val="28"/>
+          <w:lang w:val="en-US"/>
+        </w:rPr>
+        <w:t>:</w:t>
+      </w:r>
+    </w:p>
+    <w:p>
+      <w:pPr>
+        <w:spacing w:line="240" w:lineRule="auto"/>
+        <w:rPr>
+          <w:rFonts w:ascii="Times New Roman" w:eastAsiaTheme="minorEastAsia" w:hAnsi="Times New Roman" w:cs="Times New Roman"/>
+          <w:sz w:val="28"/>
+          <w:szCs w:val="28"/>
+        </w:rPr>
+      </w:pPr>
+      <w:r>
+        <w:rPr>
+          <w:noProof/>
+        </w:rPr>
+        <w:drawing>
+          <wp:inline distT="0" distB="0" distL="0" distR="0" wp14:anchorId="71FBB1F3" wp14:editId="45C1F0F6">
+            <wp:extent cx="4603713" cy="8603900"/>
+            <wp:effectExtent l="0" t="0" r="6985" b="6985"/>
+            <wp:docPr id="1302648167" name="Рисунок 13"/>
+            <wp:cNvGraphicFramePr>
+              <a:graphicFrameLocks xmlns:a="http://schemas.openxmlformats.org/drawingml/2006/main" noChangeAspect="1"/>
+            </wp:cNvGraphicFramePr>
+            <a:graphic xmlns:a="http://schemas.openxmlformats.org/drawingml/2006/main">
+              <a:graphicData uri="http://schemas.openxmlformats.org/drawingml/2006/picture">
+                <pic:pic xmlns:pic="http://schemas.openxmlformats.org/drawingml/2006/picture">
+                  <pic:nvPicPr>
+                    <pic:cNvPr id="0" name="Picture 25"/>
+                    <pic:cNvPicPr>
+                      <a:picLocks noChangeAspect="1" noChangeArrowheads="1"/>
+                    </pic:cNvPicPr>
+                  </pic:nvPicPr>
+                  <pic:blipFill rotWithShape="1">
+                    <a:blip r:embed="rId16">
+                      <a:extLst>
+                        <a:ext uri="{28A0092B-C50C-407E-A947-70E740481C1C}">
+                          <a14:useLocalDpi xmlns:a14="http://schemas.microsoft.com/office/drawing/2010/main" val="0"/>
+                        </a:ext>
+                      </a:extLst>
+                    </a:blip>
+                    <a:srcRect t="3658" b="3450"/>
+                    <a:stretch>
+                      <a:fillRect/>
+                    </a:stretch>
+                  </pic:blipFill>
+                  <pic:spPr bwMode="auto">
+                    <a:xfrm>
+                      <a:off x="0" y="0"/>
+                      <a:ext cx="4619555" cy="8633507"/>
+                    </a:xfrm>
+                    <a:prstGeom prst="rect">
+                      <a:avLst/>
+                    </a:prstGeom>
+                    <a:noFill/>
+                    <a:ln>
+                      <a:noFill/>
+                    </a:ln>
+                    <a:extLst>
+                      <a:ext uri="{53640926-AAD7-44D8-BBD7-CCE9431645EC}">
+                        <a14:shadowObscured xmlns:a14="http://schemas.microsoft.com/office/drawing/2010/main"/>
+                      </a:ext>
+                    </a:extLst>
+                  </pic:spPr>
+                </pic:pic>
+              </a:graphicData>
+            </a:graphic>
+          </wp:inline>
+        </w:drawing>
+      </w:r>
+    </w:p>
+    <w:p>
+      <w:pPr>
+        <w:spacing w:line="240" w:lineRule="auto"/>
+        <w:rPr>
+          <w:rFonts w:ascii="Times New Roman" w:eastAsiaTheme="minorEastAsia" w:hAnsi="Times New Roman" w:cs="Times New Roman"/>
+          <w:sz w:val="28"/>
+          <w:szCs w:val="28"/>
+        </w:rPr>
+      </w:pPr>
+      <w:r>
+        <w:rPr>
+          <w:rFonts w:ascii="Times New Roman" w:eastAsiaTheme="minorEastAsia" w:hAnsi="Times New Roman" w:cs="Times New Roman"/>
+          <w:sz w:val="28"/>
+          <w:szCs w:val="28"/>
+        </w:rPr>
+        <w:lastRenderedPageBreak/>
+        <w:t>8 задание</w:t>
+      </w:r>
+      <w:r>
+        <w:rPr>
+          <w:rFonts w:ascii="Times New Roman" w:eastAsiaTheme="minorEastAsia" w:hAnsi="Times New Roman" w:cs="Times New Roman"/>
+          <w:sz w:val="28"/>
+          <w:szCs w:val="28"/>
+          <w:lang w:val="en-US"/>
+        </w:rPr>
+        <w:t>:</w:t>
+      </w:r>
+      <w:r>
+        <w:rPr>
+          <w:rFonts w:ascii="Times New Roman" w:eastAsiaTheme="minorEastAsia" w:hAnsi="Times New Roman" w:cs="Times New Roman"/>
+          <w:sz w:val="28"/>
+          <w:szCs w:val="28"/>
+          <w:lang w:val="en-US"/>
+        </w:rPr>
+        <w:br/>
+      </w:r>
+      <w:r>
+        <w:rPr>
+          <w:noProof/>
+        </w:rPr>
+        <w:drawing>
+          <wp:inline distT="0" distB="0" distL="0" distR="0" wp14:anchorId="1907ED8F" wp14:editId="515998ED">
+            <wp:extent cx="3369099" cy="8990843"/>
+            <wp:effectExtent l="0" t="0" r="0" b="0"/>
+            <wp:docPr id="1801313596" name="Рисунок 19"/>
+            <wp:cNvGraphicFramePr>
+              <a:graphicFrameLocks xmlns:a="http://schemas.openxmlformats.org/drawingml/2006/main" noChangeAspect="1"/>
+            </wp:cNvGraphicFramePr>
+            <a:graphic xmlns:a="http://schemas.openxmlformats.org/drawingml/2006/main">
+              <a:graphicData uri="http://schemas.openxmlformats.org/drawingml/2006/picture">
+                <pic:pic xmlns:pic="http://schemas.openxmlformats.org/drawingml/2006/picture">
+                  <pic:nvPicPr>
+                    <pic:cNvPr id="0" name="Picture 40"/>
+                    <pic:cNvPicPr>
+                      <a:picLocks noChangeAspect="1" noChangeArrowheads="1"/>
+                    </pic:cNvPicPr>
+                  </pic:nvPicPr>
+                  <pic:blipFill rotWithShape="1">
+                    <a:blip r:embed="rId17">
+                      <a:extLst>
+                        <a:ext uri="{28A0092B-C50C-407E-A947-70E740481C1C}">
+                          <a14:useLocalDpi xmlns:a14="http://schemas.microsoft.com/office/drawing/2010/main" val="0"/>
+                        </a:ext>
+                      </a:extLst>
+                    </a:blip>
+                    <a:srcRect t="2325" b="14960"/>
+                    <a:stretch>
+                      <a:fillRect/>
+                    </a:stretch>
+                  </pic:blipFill>
+                  <pic:spPr bwMode="auto">
+                    <a:xfrm>
+                      <a:off x="0" y="0"/>
+                      <a:ext cx="3379434" cy="9018424"/>
+                    </a:xfrm>
+                    <a:prstGeom prst="rect">
+                      <a:avLst/>
+                    </a:prstGeom>
+                    <a:noFill/>
+                    <a:ln>
+                      <a:noFill/>
+                    </a:ln>
+                    <a:extLst>
+                      <a:ext uri="{53640926-AAD7-44D8-BBD7-CCE9431645EC}">
+                        <a14:shadowObscured xmlns:a14="http://schemas.microsoft.com/office/drawing/2010/main"/>
+                      </a:ext>
+                    </a:extLst>
+                  </pic:spPr>
+                </pic:pic>
+              </a:graphicData>
+            </a:graphic>
+          </wp:inline>
+        </w:drawing>
+      </w:r>
+    </w:p>
+    <w:p>
+      <w:pPr>
+        <w:spacing w:line="240" w:lineRule="auto"/>
+        <w:rPr>
+          <w:rFonts w:ascii="Times New Roman" w:eastAsiaTheme="minorEastAsia" w:hAnsi="Times New Roman" w:cs="Times New Roman"/>
+          <w:sz w:val="28"/>
+          <w:szCs w:val="28"/>
+          <w:lang w:val="en-US"/>
+        </w:rPr>
+      </w:pPr>
+      <w:r>
+        <w:rPr>
+          <w:rFonts w:ascii="Times New Roman" w:eastAsiaTheme="minorEastAsia" w:hAnsi="Times New Roman" w:cs="Times New Roman"/>
+          <w:sz w:val="28"/>
+          <w:szCs w:val="28"/>
+        </w:rPr>
+        <w:lastRenderedPageBreak/>
+        <w:t>9 задание</w:t>
+      </w:r>
+      <w:r>
+        <w:rPr>
+          <w:rFonts w:ascii="Times New Roman" w:eastAsiaTheme="minorEastAsia" w:hAnsi="Times New Roman" w:cs="Times New Roman"/>
+          <w:sz w:val="28"/>
+          <w:szCs w:val="28"/>
+          <w:lang w:val="en-US"/>
+        </w:rPr>
+        <w:t>:</w:t>
+      </w:r>
+    </w:p>
+    <w:p>
+      <w:pPr>
+        <w:spacing w:line="240" w:lineRule="auto"/>
+        <w:rPr>
+          <w:rFonts w:ascii="Times New Roman" w:eastAsiaTheme="minorEastAsia" w:hAnsi="Times New Roman" w:cs="Times New Roman"/>
+          <w:sz w:val="28"/>
+          <w:szCs w:val="28"/>
+        </w:rPr>
+      </w:pPr>
+      <w:r>
+        <w:rPr>
+          <w:noProof/>
+        </w:rPr>
+        <w:drawing>
+          <wp:inline distT="0" distB="0" distL="0" distR="0" wp14:anchorId="10F1E9F5" wp14:editId="51E868E1">
+            <wp:extent cx="3657677" cy="8791604"/>
+            <wp:effectExtent l="0" t="0" r="0" b="0"/>
+            <wp:docPr id="471587588" name="Рисунок 18"/>
+            <wp:cNvGraphicFramePr>
+              <a:graphicFrameLocks xmlns:a="http://schemas.openxmlformats.org/drawingml/2006/main" noChangeAspect="1"/>
+            </wp:cNvGraphicFramePr>
+            <a:graphic xmlns:a="http://schemas.openxmlformats.org/drawingml/2006/main">
+              <a:graphicData uri="http://schemas.openxmlformats.org/drawingml/2006/picture">
+                <pic:pic xmlns:pic="http://schemas.openxmlformats.org/drawingml/2006/picture">
+                  <pic:nvPicPr>
+                    <pic:cNvPr id="0" name="Picture 38"/>
+                    <pic:cNvPicPr>
+                      <a:picLocks noChangeAspect="1" noChangeArrowheads="1"/>
+                    </pic:cNvPicPr>
+                  </pic:nvPicPr>
+                  <pic:blipFill rotWithShape="1">
+                    <a:blip r:embed="rId18">
+                      <a:extLst>
+                        <a:ext uri="{28A0092B-C50C-407E-A947-70E740481C1C}">
+                          <a14:useLocalDpi xmlns:a14="http://schemas.microsoft.com/office/drawing/2010/main" val="0"/>
+                        </a:ext>
+                      </a:extLst>
+                    </a:blip>
+                    <a:srcRect t="1850" b="30430"/>
+                    <a:stretch>
+                      <a:fillRect/>
+                    </a:stretch>
+                  </pic:blipFill>
+                  <pic:spPr bwMode="auto">
+                    <a:xfrm>
+                      <a:off x="0" y="0"/>
+                      <a:ext cx="3665200" cy="8809687"/>
+                    </a:xfrm>
+                    <a:prstGeom prst="rect">
+                      <a:avLst/>
+                    </a:prstGeom>
+                    <a:noFill/>
+                    <a:ln>
+                      <a:noFill/>
+                    </a:ln>
+                    <a:extLst>
+                      <a:ext uri="{53640926-AAD7-44D8-BBD7-CCE9431645EC}">
+                        <a14:shadowObscured xmlns:a14="http://schemas.microsoft.com/office/drawing/2010/main"/>
+                      </a:ext>
+                    </a:extLst>
+                  </pic:spPr>
+                </pic:pic>
+              </a:graphicData>
+            </a:graphic>
+          </wp:inline>
+        </w:drawing>
+      </w:r>
     </w:p>
     <w:p>
       <w:pPr>
@@ -1537,6 +2794,7 @@
           <w:sz w:val="28"/>
           <w:szCs w:val="28"/>
         </w:rPr>
+        <w:lastRenderedPageBreak/>
         <w:t>Пример выполнения программы</w:t>
       </w:r>
       <w:r>
@@ -1561,18 +2819,528 @@
           <w:bCs/>
           <w:sz w:val="28"/>
           <w:szCs w:val="28"/>
-          <w:lang w:val="en-US"/>
-        </w:rPr>
-      </w:pPr>
-      <w:r>
-        <w:rPr>
-          <w:rFonts w:ascii="Times New Roman" w:hAnsi="Times New Roman" w:cs="Times New Roman"/>
-          <w:b/>
-          <w:bCs/>
-          <w:sz w:val="28"/>
-          <w:szCs w:val="28"/>
+        </w:rPr>
+      </w:pPr>
+      <w:r>
+        <w:rPr>
+          <w:rFonts w:ascii="Times New Roman" w:hAnsi="Times New Roman" w:cs="Times New Roman"/>
+          <w:b/>
+          <w:bCs/>
+          <w:sz w:val="28"/>
+          <w:szCs w:val="28"/>
+        </w:rPr>
+        <w:t xml:space="preserve">Задания </w:t>
+      </w:r>
+      <w:r>
+        <w:rPr>
+          <w:rFonts w:ascii="Times New Roman" w:hAnsi="Times New Roman" w:cs="Times New Roman"/>
+          <w:b/>
+          <w:bCs/>
+          <w:sz w:val="28"/>
+          <w:szCs w:val="28"/>
+          <w:lang w:val="en-US"/>
+        </w:rPr>
+        <w:t>I</w:t>
+      </w:r>
+      <w:r>
+        <w:rPr>
+          <w:rFonts w:ascii="Times New Roman" w:hAnsi="Times New Roman" w:cs="Times New Roman"/>
+          <w:b/>
+          <w:bCs/>
+          <w:sz w:val="28"/>
+          <w:szCs w:val="28"/>
+        </w:rPr>
+        <w:t xml:space="preserve"> уровня сложности:</w:t>
+      </w:r>
+    </w:p>
+    <w:p>
+      <w:pPr>
+        <w:spacing w:line="240" w:lineRule="auto"/>
+        <w:rPr>
+          <w:rFonts w:ascii="Times New Roman" w:hAnsi="Times New Roman" w:cs="Times New Roman"/>
+          <w:sz w:val="28"/>
+          <w:szCs w:val="28"/>
+          <w:lang w:val="en-US"/>
+        </w:rPr>
+      </w:pPr>
+      <w:r>
+        <w:rPr>
+          <w:rFonts w:ascii="Times New Roman" w:hAnsi="Times New Roman" w:cs="Times New Roman"/>
+          <w:sz w:val="28"/>
+          <w:szCs w:val="28"/>
+          <w:lang w:val="en-US"/>
+        </w:rPr>
+        <w:t>6</w:t>
+      </w:r>
+      <w:r>
+        <w:rPr>
+          <w:rFonts w:ascii="Times New Roman" w:hAnsi="Times New Roman" w:cs="Times New Roman"/>
+          <w:sz w:val="28"/>
+          <w:szCs w:val="28"/>
+        </w:rPr>
+        <w:t xml:space="preserve"> задание</w:t>
+      </w:r>
+      <w:r>
+        <w:rPr>
+          <w:rFonts w:ascii="Times New Roman" w:hAnsi="Times New Roman" w:cs="Times New Roman"/>
+          <w:sz w:val="28"/>
+          <w:szCs w:val="28"/>
+          <w:lang w:val="en-US"/>
+        </w:rPr>
+        <w:t>:</w:t>
+      </w:r>
+    </w:p>
+    <w:p>
+      <w:pPr>
+        <w:spacing w:line="240" w:lineRule="auto"/>
+        <w:rPr>
+          <w:rFonts w:ascii="Times New Roman" w:hAnsi="Times New Roman" w:cs="Times New Roman"/>
+          <w:b/>
+          <w:bCs/>
+          <w:sz w:val="28"/>
+          <w:szCs w:val="28"/>
+        </w:rPr>
+      </w:pPr>
+      <w:r>
+        <w:rPr>
+          <w:rFonts w:ascii="Times New Roman" w:hAnsi="Times New Roman" w:cs="Times New Roman"/>
+          <w:b/>
+          <w:bCs/>
+          <w:sz w:val="28"/>
+          <w:szCs w:val="28"/>
+        </w:rPr>
+        <w:drawing>
+          <wp:inline distT="0" distB="0" distL="0" distR="0" wp14:anchorId="7A16B4F6" wp14:editId="1BBCEC17">
+            <wp:extent cx="5940425" cy="4288155"/>
+            <wp:effectExtent l="0" t="0" r="3175" b="0"/>
+            <wp:docPr id="340333648" name="Рисунок 1"/>
+            <wp:cNvGraphicFramePr>
+              <a:graphicFrameLocks xmlns:a="http://schemas.openxmlformats.org/drawingml/2006/main" noChangeAspect="1"/>
+            </wp:cNvGraphicFramePr>
+            <a:graphic xmlns:a="http://schemas.openxmlformats.org/drawingml/2006/main">
+              <a:graphicData uri="http://schemas.openxmlformats.org/drawingml/2006/picture">
+                <pic:pic xmlns:pic="http://schemas.openxmlformats.org/drawingml/2006/picture">
+                  <pic:nvPicPr>
+                    <pic:cNvPr id="340333648" name=""/>
+                    <pic:cNvPicPr/>
+                  </pic:nvPicPr>
+                  <pic:blipFill>
+                    <a:blip r:embed="rId19"/>
+                    <a:stretch>
+                      <a:fillRect/>
+                    </a:stretch>
+                  </pic:blipFill>
+                  <pic:spPr>
+                    <a:xfrm>
+                      <a:off x="0" y="0"/>
+                      <a:ext cx="5940425" cy="4288155"/>
+                    </a:xfrm>
+                    <a:prstGeom prst="rect">
+                      <a:avLst/>
+                    </a:prstGeom>
+                  </pic:spPr>
+                </pic:pic>
+              </a:graphicData>
+            </a:graphic>
+          </wp:inline>
+        </w:drawing>
+      </w:r>
+    </w:p>
+    <w:p>
+      <w:pPr>
+        <w:rPr>
+          <w:noProof/>
+          <w:lang w:val="en-US"/>
+        </w:rPr>
+      </w:pPr>
+      <w:r>
+        <w:rPr>
+          <w:noProof/>
+        </w:rPr>
+        <w:t xml:space="preserve">7 </w:t>
+      </w:r>
+      <w:r>
+        <w:rPr>
+          <w:noProof/>
+        </w:rPr>
+        <w:t>задание</w:t>
+      </w:r>
+      <w:r>
+        <w:rPr>
+          <w:noProof/>
+        </w:rPr>
+        <w:t>:</w:t>
+      </w:r>
+      <w:r>
+        <w:rPr>
+          <w:noProof/>
+          <w:lang w:val="en-US"/>
+        </w:rPr>
+        <w:br/>
+      </w:r>
+      <w:r>
+        <w:rPr>
+          <w:noProof/>
+          <w:lang w:val="en-US"/>
+        </w:rPr>
+        <w:drawing>
+          <wp:inline distT="0" distB="0" distL="0" distR="0" wp14:anchorId="18CCF8EF" wp14:editId="269BD15C">
+            <wp:extent cx="5940425" cy="3077210"/>
+            <wp:effectExtent l="0" t="0" r="3175" b="8890"/>
+            <wp:docPr id="1690889933" name="Рисунок 1"/>
+            <wp:cNvGraphicFramePr>
+              <a:graphicFrameLocks xmlns:a="http://schemas.openxmlformats.org/drawingml/2006/main" noChangeAspect="1"/>
+            </wp:cNvGraphicFramePr>
+            <a:graphic xmlns:a="http://schemas.openxmlformats.org/drawingml/2006/main">
+              <a:graphicData uri="http://schemas.openxmlformats.org/drawingml/2006/picture">
+                <pic:pic xmlns:pic="http://schemas.openxmlformats.org/drawingml/2006/picture">
+                  <pic:nvPicPr>
+                    <pic:cNvPr id="1690889933" name=""/>
+                    <pic:cNvPicPr/>
+                  </pic:nvPicPr>
+                  <pic:blipFill>
+                    <a:blip r:embed="rId20"/>
+                    <a:stretch>
+                      <a:fillRect/>
+                    </a:stretch>
+                  </pic:blipFill>
+                  <pic:spPr>
+                    <a:xfrm>
+                      <a:off x="0" y="0"/>
+                      <a:ext cx="5940425" cy="3077210"/>
+                    </a:xfrm>
+                    <a:prstGeom prst="rect">
+                      <a:avLst/>
+                    </a:prstGeom>
+                  </pic:spPr>
+                </pic:pic>
+              </a:graphicData>
+            </a:graphic>
+          </wp:inline>
+        </w:drawing>
+      </w:r>
+    </w:p>
+    <w:p>
+      <w:pPr>
+        <w:rPr>
+          <w:noProof/>
+          <w:lang w:val="en-US"/>
+        </w:rPr>
+      </w:pPr>
+    </w:p>
+    <w:p>
+      <w:pPr>
+        <w:rPr>
+          <w:noProof/>
+          <w:lang w:val="en-US"/>
+        </w:rPr>
+      </w:pPr>
+    </w:p>
+    <w:p>
+      <w:pPr>
+        <w:rPr>
+          <w:noProof/>
+          <w:lang w:val="en-US"/>
+        </w:rPr>
+      </w:pPr>
+      <w:r>
+        <w:rPr>
+          <w:noProof/>
+          <w:lang w:val="en-US"/>
         </w:rPr>
         <w:lastRenderedPageBreak/>
+        <w:t>8</w:t>
+      </w:r>
+      <w:r>
+        <w:rPr>
+          <w:noProof/>
+        </w:rPr>
+        <w:t xml:space="preserve"> </w:t>
+      </w:r>
+      <w:r>
+        <w:rPr>
+          <w:noProof/>
+        </w:rPr>
+        <w:t>задание</w:t>
+      </w:r>
+      <w:r>
+        <w:rPr>
+          <w:noProof/>
+          <w:lang w:val="en-US"/>
+        </w:rPr>
+        <w:t>:</w:t>
+      </w:r>
+    </w:p>
+    <w:p>
+      <w:pPr>
+        <w:rPr>
+          <w:noProof/>
+          <w:lang w:val="en-US"/>
+        </w:rPr>
+      </w:pPr>
+      <w:r>
+        <w:rPr>
+          <w:noProof/>
+          <w:lang w:val="en-US"/>
+        </w:rPr>
+        <w:drawing>
+          <wp:inline distT="0" distB="0" distL="0" distR="0" wp14:anchorId="5CC6055B" wp14:editId="28900FF9">
+            <wp:extent cx="5940425" cy="3149600"/>
+            <wp:effectExtent l="0" t="0" r="3175" b="0"/>
+            <wp:docPr id="295411242" name="Рисунок 1"/>
+            <wp:cNvGraphicFramePr>
+              <a:graphicFrameLocks xmlns:a="http://schemas.openxmlformats.org/drawingml/2006/main" noChangeAspect="1"/>
+            </wp:cNvGraphicFramePr>
+            <a:graphic xmlns:a="http://schemas.openxmlformats.org/drawingml/2006/main">
+              <a:graphicData uri="http://schemas.openxmlformats.org/drawingml/2006/picture">
+                <pic:pic xmlns:pic="http://schemas.openxmlformats.org/drawingml/2006/picture">
+                  <pic:nvPicPr>
+                    <pic:cNvPr id="295411242" name=""/>
+                    <pic:cNvPicPr/>
+                  </pic:nvPicPr>
+                  <pic:blipFill>
+                    <a:blip r:embed="rId21"/>
+                    <a:stretch>
+                      <a:fillRect/>
+                    </a:stretch>
+                  </pic:blipFill>
+                  <pic:spPr>
+                    <a:xfrm>
+                      <a:off x="0" y="0"/>
+                      <a:ext cx="5940425" cy="3149600"/>
+                    </a:xfrm>
+                    <a:prstGeom prst="rect">
+                      <a:avLst/>
+                    </a:prstGeom>
+                  </pic:spPr>
+                </pic:pic>
+              </a:graphicData>
+            </a:graphic>
+          </wp:inline>
+        </w:drawing>
+      </w:r>
+    </w:p>
+    <w:p>
+      <w:pPr>
+        <w:rPr>
+          <w:noProof/>
+          <w:lang w:val="en-US"/>
+        </w:rPr>
+      </w:pPr>
+      <w:r>
+        <w:rPr>
+          <w:noProof/>
+        </w:rPr>
+        <w:t xml:space="preserve">9 </w:t>
+      </w:r>
+      <w:r>
+        <w:rPr>
+          <w:noProof/>
+        </w:rPr>
+        <w:t>задание</w:t>
+      </w:r>
+      <w:r>
+        <w:rPr>
+          <w:noProof/>
+          <w:lang w:val="en-US"/>
+        </w:rPr>
+        <w:t>:</w:t>
+      </w:r>
+    </w:p>
+    <w:p>
+      <w:pPr>
+        <w:rPr>
+          <w:noProof/>
+          <w:lang w:val="en-US"/>
+        </w:rPr>
+      </w:pPr>
+      <w:r>
+        <w:rPr>
+          <w:noProof/>
+          <w:lang w:val="en-US"/>
+        </w:rPr>
+        <w:drawing>
+          <wp:inline distT="0" distB="0" distL="0" distR="0" wp14:anchorId="15D389E0" wp14:editId="2B493633">
+            <wp:extent cx="5940425" cy="3140075"/>
+            <wp:effectExtent l="0" t="0" r="3175" b="3175"/>
+            <wp:docPr id="2078921236" name="Рисунок 1"/>
+            <wp:cNvGraphicFramePr>
+              <a:graphicFrameLocks xmlns:a="http://schemas.openxmlformats.org/drawingml/2006/main" noChangeAspect="1"/>
+            </wp:cNvGraphicFramePr>
+            <a:graphic xmlns:a="http://schemas.openxmlformats.org/drawingml/2006/main">
+              <a:graphicData uri="http://schemas.openxmlformats.org/drawingml/2006/picture">
+                <pic:pic xmlns:pic="http://schemas.openxmlformats.org/drawingml/2006/picture">
+                  <pic:nvPicPr>
+                    <pic:cNvPr id="2078921236" name=""/>
+                    <pic:cNvPicPr/>
+                  </pic:nvPicPr>
+                  <pic:blipFill>
+                    <a:blip r:embed="rId22"/>
+                    <a:stretch>
+                      <a:fillRect/>
+                    </a:stretch>
+                  </pic:blipFill>
+                  <pic:spPr>
+                    <a:xfrm>
+                      <a:off x="0" y="0"/>
+                      <a:ext cx="5940425" cy="3140075"/>
+                    </a:xfrm>
+                    <a:prstGeom prst="rect">
+                      <a:avLst/>
+                    </a:prstGeom>
+                  </pic:spPr>
+                </pic:pic>
+              </a:graphicData>
+            </a:graphic>
+          </wp:inline>
+        </w:drawing>
+      </w:r>
+    </w:p>
+    <w:p>
+      <w:pPr>
+        <w:rPr>
+          <w:noProof/>
+          <w:lang w:val="en-US"/>
+        </w:rPr>
+      </w:pPr>
+    </w:p>
+    <w:p>
+      <w:pPr>
+        <w:rPr>
+          <w:noProof/>
+          <w:lang w:val="en-US"/>
+        </w:rPr>
+      </w:pPr>
+    </w:p>
+    <w:p>
+      <w:pPr>
+        <w:rPr>
+          <w:noProof/>
+          <w:lang w:val="en-US"/>
+        </w:rPr>
+      </w:pPr>
+    </w:p>
+    <w:p>
+      <w:pPr>
+        <w:rPr>
+          <w:noProof/>
+          <w:lang w:val="en-US"/>
+        </w:rPr>
+      </w:pPr>
+    </w:p>
+    <w:p>
+      <w:pPr>
+        <w:rPr>
+          <w:noProof/>
+          <w:lang w:val="en-US"/>
+        </w:rPr>
+      </w:pPr>
+    </w:p>
+    <w:p>
+      <w:pPr>
+        <w:rPr>
+          <w:noProof/>
+          <w:lang w:val="en-US"/>
+        </w:rPr>
+      </w:pPr>
+    </w:p>
+    <w:p>
+      <w:pPr>
+        <w:rPr>
+          <w:noProof/>
+          <w:lang w:val="en-US"/>
+        </w:rPr>
+      </w:pPr>
+      <w:r>
+        <w:rPr>
+          <w:noProof/>
+        </w:rPr>
+        <w:lastRenderedPageBreak/>
+        <w:t xml:space="preserve">10 </w:t>
+      </w:r>
+      <w:r>
+        <w:rPr>
+          <w:noProof/>
+        </w:rPr>
+        <w:t>задание</w:t>
+      </w:r>
+      <w:r>
+        <w:rPr>
+          <w:noProof/>
+          <w:lang w:val="en-US"/>
+        </w:rPr>
+        <w:t>:</w:t>
+      </w:r>
+    </w:p>
+    <w:p>
+      <w:pPr>
+        <w:rPr>
+          <w:noProof/>
+          <w:lang w:val="en-US"/>
+        </w:rPr>
+      </w:pPr>
+      <w:r>
+        <w:rPr>
+          <w:noProof/>
+          <w:lang w:val="en-US"/>
+        </w:rPr>
+        <w:drawing>
+          <wp:inline distT="0" distB="0" distL="0" distR="0" wp14:anchorId="4A9F7DED" wp14:editId="39AA6664">
+            <wp:extent cx="5797550" cy="3301288"/>
+            <wp:effectExtent l="0" t="0" r="0" b="0"/>
+            <wp:docPr id="1251837913" name="Рисунок 1"/>
+            <wp:cNvGraphicFramePr>
+              <a:graphicFrameLocks xmlns:a="http://schemas.openxmlformats.org/drawingml/2006/main" noChangeAspect="1"/>
+            </wp:cNvGraphicFramePr>
+            <a:graphic xmlns:a="http://schemas.openxmlformats.org/drawingml/2006/main">
+              <a:graphicData uri="http://schemas.openxmlformats.org/drawingml/2006/picture">
+                <pic:pic xmlns:pic="http://schemas.openxmlformats.org/drawingml/2006/picture">
+                  <pic:nvPicPr>
+                    <pic:cNvPr id="1251837913" name=""/>
+                    <pic:cNvPicPr/>
+                  </pic:nvPicPr>
+                  <pic:blipFill>
+                    <a:blip r:embed="rId23"/>
+                    <a:stretch>
+                      <a:fillRect/>
+                    </a:stretch>
+                  </pic:blipFill>
+                  <pic:spPr>
+                    <a:xfrm>
+                      <a:off x="0" y="0"/>
+                      <a:ext cx="5805219" cy="3305655"/>
+                    </a:xfrm>
+                    <a:prstGeom prst="rect">
+                      <a:avLst/>
+                    </a:prstGeom>
+                  </pic:spPr>
+                </pic:pic>
+              </a:graphicData>
+            </a:graphic>
+          </wp:inline>
+        </w:drawing>
+      </w:r>
+    </w:p>
+    <w:p>
+      <w:pPr>
+        <w:spacing w:line="240" w:lineRule="auto"/>
+        <w:jc w:val="center"/>
+        <w:rPr>
+          <w:rFonts w:ascii="Times New Roman" w:hAnsi="Times New Roman" w:cs="Times New Roman"/>
+          <w:b/>
+          <w:bCs/>
+          <w:sz w:val="28"/>
+          <w:szCs w:val="28"/>
+        </w:rPr>
+      </w:pPr>
+      <w:r>
+        <w:rPr>
+          <w:rFonts w:ascii="Times New Roman" w:hAnsi="Times New Roman" w:cs="Times New Roman"/>
+          <w:b/>
+          <w:bCs/>
+          <w:sz w:val="28"/>
+          <w:szCs w:val="28"/>
+        </w:rPr>
         <w:t xml:space="preserve">Задания </w:t>
       </w:r>
       <w:r>
@@ -1593,6 +3361,17 @@
           <w:bCs/>
           <w:sz w:val="28"/>
           <w:szCs w:val="28"/>
+          <w:lang w:val="en-US"/>
+        </w:rPr>
+        <w:t>I</w:t>
+      </w:r>
+      <w:r>
+        <w:rPr>
+          <w:rFonts w:ascii="Times New Roman" w:hAnsi="Times New Roman" w:cs="Times New Roman"/>
+          <w:b/>
+          <w:bCs/>
+          <w:sz w:val="28"/>
+          <w:szCs w:val="28"/>
         </w:rPr>
         <w:t xml:space="preserve"> уровня сложности:</w:t>
       </w:r>
@@ -1600,6 +3379,609 @@
     <w:p>
       <w:pPr>
         <w:spacing w:line="240" w:lineRule="auto"/>
+        <w:rPr>
+          <w:rFonts w:ascii="Times New Roman" w:hAnsi="Times New Roman" w:cs="Times New Roman"/>
+          <w:sz w:val="28"/>
+          <w:szCs w:val="28"/>
+          <w:lang w:val="en-US"/>
+        </w:rPr>
+      </w:pPr>
+      <w:r>
+        <w:rPr>
+          <w:rFonts w:ascii="Times New Roman" w:hAnsi="Times New Roman" w:cs="Times New Roman"/>
+          <w:sz w:val="28"/>
+          <w:szCs w:val="28"/>
+          <w:lang w:val="en-US"/>
+        </w:rPr>
+        <w:t xml:space="preserve">1 </w:t>
+      </w:r>
+      <w:r>
+        <w:rPr>
+          <w:rFonts w:ascii="Times New Roman" w:hAnsi="Times New Roman" w:cs="Times New Roman"/>
+          <w:sz w:val="28"/>
+          <w:szCs w:val="28"/>
+        </w:rPr>
+        <w:t>задание</w:t>
+      </w:r>
+      <w:r>
+        <w:rPr>
+          <w:rFonts w:ascii="Times New Roman" w:hAnsi="Times New Roman" w:cs="Times New Roman"/>
+          <w:sz w:val="28"/>
+          <w:szCs w:val="28"/>
+          <w:lang w:val="en-US"/>
+        </w:rPr>
+        <w:t>:</w:t>
+      </w:r>
+    </w:p>
+    <w:p>
+      <w:pPr>
+        <w:spacing w:line="240" w:lineRule="auto"/>
+        <w:rPr>
+          <w:rFonts w:ascii="Times New Roman" w:hAnsi="Times New Roman" w:cs="Times New Roman"/>
+          <w:b/>
+          <w:bCs/>
+          <w:sz w:val="28"/>
+          <w:szCs w:val="28"/>
+          <w:lang w:val="en-US"/>
+        </w:rPr>
+      </w:pPr>
+      <w:r>
+        <w:rPr>
+          <w:rFonts w:ascii="Times New Roman" w:hAnsi="Times New Roman" w:cs="Times New Roman"/>
+          <w:b/>
+          <w:bCs/>
+          <w:sz w:val="28"/>
+          <w:szCs w:val="28"/>
+          <w:lang w:val="en-US"/>
+        </w:rPr>
+        <w:drawing>
+          <wp:inline distT="0" distB="0" distL="0" distR="0" wp14:anchorId="6B023338" wp14:editId="2F93322F">
+            <wp:extent cx="5940425" cy="4464685"/>
+            <wp:effectExtent l="0" t="0" r="3175" b="0"/>
+            <wp:docPr id="2102576890" name="Рисунок 1"/>
+            <wp:cNvGraphicFramePr>
+              <a:graphicFrameLocks xmlns:a="http://schemas.openxmlformats.org/drawingml/2006/main" noChangeAspect="1"/>
+            </wp:cNvGraphicFramePr>
+            <a:graphic xmlns:a="http://schemas.openxmlformats.org/drawingml/2006/main">
+              <a:graphicData uri="http://schemas.openxmlformats.org/drawingml/2006/picture">
+                <pic:pic xmlns:pic="http://schemas.openxmlformats.org/drawingml/2006/picture">
+                  <pic:nvPicPr>
+                    <pic:cNvPr id="2102576890" name=""/>
+                    <pic:cNvPicPr/>
+                  </pic:nvPicPr>
+                  <pic:blipFill>
+                    <a:blip r:embed="rId24"/>
+                    <a:stretch>
+                      <a:fillRect/>
+                    </a:stretch>
+                  </pic:blipFill>
+                  <pic:spPr>
+                    <a:xfrm>
+                      <a:off x="0" y="0"/>
+                      <a:ext cx="5940425" cy="4464685"/>
+                    </a:xfrm>
+                    <a:prstGeom prst="rect">
+                      <a:avLst/>
+                    </a:prstGeom>
+                  </pic:spPr>
+                </pic:pic>
+              </a:graphicData>
+            </a:graphic>
+          </wp:inline>
+        </w:drawing>
+      </w:r>
+    </w:p>
+    <w:p>
+      <w:pPr>
+        <w:rPr>
+          <w:rFonts w:ascii="Times New Roman" w:hAnsi="Times New Roman" w:cs="Times New Roman"/>
+          <w:sz w:val="28"/>
+          <w:szCs w:val="28"/>
+          <w:lang w:val="en-US"/>
+        </w:rPr>
+      </w:pPr>
+    </w:p>
+    <w:p>
+      <w:pPr>
+        <w:rPr>
+          <w:rFonts w:ascii="Times New Roman" w:hAnsi="Times New Roman" w:cs="Times New Roman"/>
+          <w:sz w:val="28"/>
+          <w:szCs w:val="28"/>
+          <w:lang w:val="en-US"/>
+        </w:rPr>
+      </w:pPr>
+      <w:r>
+        <w:rPr>
+          <w:rFonts w:ascii="Times New Roman" w:hAnsi="Times New Roman" w:cs="Times New Roman"/>
+          <w:sz w:val="28"/>
+          <w:szCs w:val="28"/>
+        </w:rPr>
+        <w:lastRenderedPageBreak/>
+        <w:t xml:space="preserve">2 </w:t>
+      </w:r>
+      <w:r>
+        <w:rPr>
+          <w:rFonts w:ascii="Times New Roman" w:hAnsi="Times New Roman" w:cs="Times New Roman"/>
+          <w:sz w:val="28"/>
+          <w:szCs w:val="28"/>
+        </w:rPr>
+        <w:t>задание</w:t>
+      </w:r>
+      <w:r>
+        <w:rPr>
+          <w:rFonts w:ascii="Times New Roman" w:hAnsi="Times New Roman" w:cs="Times New Roman"/>
+          <w:sz w:val="28"/>
+          <w:szCs w:val="28"/>
+          <w:lang w:val="en-US"/>
+        </w:rPr>
+        <w:t>:</w:t>
+      </w:r>
+    </w:p>
+    <w:p>
+      <w:pPr>
+        <w:rPr>
+          <w:rFonts w:ascii="Times New Roman" w:hAnsi="Times New Roman" w:cs="Times New Roman"/>
+          <w:sz w:val="28"/>
+          <w:szCs w:val="28"/>
+          <w:lang w:val="en-US"/>
+        </w:rPr>
+      </w:pPr>
+      <w:r>
+        <w:rPr>
+          <w:rFonts w:ascii="Times New Roman" w:hAnsi="Times New Roman" w:cs="Times New Roman"/>
+          <w:sz w:val="28"/>
+          <w:szCs w:val="28"/>
+          <w:lang w:val="en-US"/>
+        </w:rPr>
+        <w:drawing>
+          <wp:inline distT="0" distB="0" distL="0" distR="0" wp14:anchorId="19342176" wp14:editId="3F4D5BF3">
+            <wp:extent cx="4813300" cy="4220063"/>
+            <wp:effectExtent l="0" t="0" r="6350" b="9525"/>
+            <wp:docPr id="573460841" name="Рисунок 1"/>
+            <wp:cNvGraphicFramePr>
+              <a:graphicFrameLocks xmlns:a="http://schemas.openxmlformats.org/drawingml/2006/main" noChangeAspect="1"/>
+            </wp:cNvGraphicFramePr>
+            <a:graphic xmlns:a="http://schemas.openxmlformats.org/drawingml/2006/main">
+              <a:graphicData uri="http://schemas.openxmlformats.org/drawingml/2006/picture">
+                <pic:pic xmlns:pic="http://schemas.openxmlformats.org/drawingml/2006/picture">
+                  <pic:nvPicPr>
+                    <pic:cNvPr id="573460841" name=""/>
+                    <pic:cNvPicPr/>
+                  </pic:nvPicPr>
+                  <pic:blipFill>
+                    <a:blip r:embed="rId25"/>
+                    <a:stretch>
+                      <a:fillRect/>
+                    </a:stretch>
+                  </pic:blipFill>
+                  <pic:spPr>
+                    <a:xfrm>
+                      <a:off x="0" y="0"/>
+                      <a:ext cx="4818660" cy="4224763"/>
+                    </a:xfrm>
+                    <a:prstGeom prst="rect">
+                      <a:avLst/>
+                    </a:prstGeom>
+                  </pic:spPr>
+                </pic:pic>
+              </a:graphicData>
+            </a:graphic>
+          </wp:inline>
+        </w:drawing>
+      </w:r>
+    </w:p>
+    <w:p>
+      <w:pPr>
+        <w:rPr>
+          <w:rFonts w:ascii="Times New Roman" w:hAnsi="Times New Roman" w:cs="Times New Roman"/>
+          <w:sz w:val="28"/>
+          <w:szCs w:val="28"/>
+          <w:lang w:val="en-US"/>
+        </w:rPr>
+      </w:pPr>
+      <w:r>
+        <w:rPr>
+          <w:rFonts w:ascii="Times New Roman" w:hAnsi="Times New Roman" w:cs="Times New Roman"/>
+          <w:sz w:val="28"/>
+          <w:szCs w:val="28"/>
+        </w:rPr>
+        <w:t xml:space="preserve">3 </w:t>
+      </w:r>
+      <w:r>
+        <w:rPr>
+          <w:rFonts w:ascii="Times New Roman" w:hAnsi="Times New Roman" w:cs="Times New Roman"/>
+          <w:sz w:val="28"/>
+          <w:szCs w:val="28"/>
+        </w:rPr>
+        <w:t>задание</w:t>
+      </w:r>
+      <w:r>
+        <w:rPr>
+          <w:rFonts w:ascii="Times New Roman" w:hAnsi="Times New Roman" w:cs="Times New Roman"/>
+          <w:sz w:val="28"/>
+          <w:szCs w:val="28"/>
+          <w:lang w:val="en-US"/>
+        </w:rPr>
+        <w:t>:</w:t>
+      </w:r>
+    </w:p>
+    <w:p>
+      <w:pPr>
+        <w:rPr>
+          <w:rFonts w:ascii="Times New Roman" w:hAnsi="Times New Roman" w:cs="Times New Roman"/>
+          <w:sz w:val="28"/>
+          <w:szCs w:val="28"/>
+          <w:lang w:val="en-US"/>
+        </w:rPr>
+      </w:pPr>
+      <w:r>
+        <w:rPr>
+          <w:rFonts w:ascii="Times New Roman" w:hAnsi="Times New Roman" w:cs="Times New Roman"/>
+          <w:sz w:val="28"/>
+          <w:szCs w:val="28"/>
+          <w:lang w:val="en-US"/>
+        </w:rPr>
+        <w:drawing>
+          <wp:inline distT="0" distB="0" distL="0" distR="0" wp14:anchorId="5D9C5BFC" wp14:editId="598204BC">
+            <wp:extent cx="4730750" cy="4180051"/>
+            <wp:effectExtent l="0" t="0" r="0" b="0"/>
+            <wp:docPr id="1208911832" name="Рисунок 1"/>
+            <wp:cNvGraphicFramePr>
+              <a:graphicFrameLocks xmlns:a="http://schemas.openxmlformats.org/drawingml/2006/main" noChangeAspect="1"/>
+            </wp:cNvGraphicFramePr>
+            <a:graphic xmlns:a="http://schemas.openxmlformats.org/drawingml/2006/main">
+              <a:graphicData uri="http://schemas.openxmlformats.org/drawingml/2006/picture">
+                <pic:pic xmlns:pic="http://schemas.openxmlformats.org/drawingml/2006/picture">
+                  <pic:nvPicPr>
+                    <pic:cNvPr id="1208911832" name=""/>
+                    <pic:cNvPicPr/>
+                  </pic:nvPicPr>
+                  <pic:blipFill>
+                    <a:blip r:embed="rId26"/>
+                    <a:stretch>
+                      <a:fillRect/>
+                    </a:stretch>
+                  </pic:blipFill>
+                  <pic:spPr>
+                    <a:xfrm>
+                      <a:off x="0" y="0"/>
+                      <a:ext cx="4732579" cy="4181667"/>
+                    </a:xfrm>
+                    <a:prstGeom prst="rect">
+                      <a:avLst/>
+                    </a:prstGeom>
+                  </pic:spPr>
+                </pic:pic>
+              </a:graphicData>
+            </a:graphic>
+          </wp:inline>
+        </w:drawing>
+      </w:r>
+    </w:p>
+    <w:p>
+      <w:pPr>
+        <w:rPr>
+          <w:rFonts w:ascii="Times New Roman" w:hAnsi="Times New Roman" w:cs="Times New Roman"/>
+          <w:sz w:val="28"/>
+          <w:szCs w:val="28"/>
+          <w:lang w:val="en-US"/>
+        </w:rPr>
+      </w:pPr>
+      <w:r>
+        <w:rPr>
+          <w:rFonts w:ascii="Times New Roman" w:hAnsi="Times New Roman" w:cs="Times New Roman"/>
+          <w:sz w:val="28"/>
+          <w:szCs w:val="28"/>
+        </w:rPr>
+        <w:lastRenderedPageBreak/>
+        <w:t xml:space="preserve">4 </w:t>
+      </w:r>
+      <w:r>
+        <w:rPr>
+          <w:rFonts w:ascii="Times New Roman" w:hAnsi="Times New Roman" w:cs="Times New Roman"/>
+          <w:sz w:val="28"/>
+          <w:szCs w:val="28"/>
+        </w:rPr>
+        <w:t>задание</w:t>
+      </w:r>
+      <w:r>
+        <w:rPr>
+          <w:rFonts w:ascii="Times New Roman" w:hAnsi="Times New Roman" w:cs="Times New Roman"/>
+          <w:sz w:val="28"/>
+          <w:szCs w:val="28"/>
+          <w:lang w:val="en-US"/>
+        </w:rPr>
+        <w:t>:</w:t>
+      </w:r>
+      <w:r>
+        <w:rPr>
+          <w:rFonts w:ascii="Times New Roman" w:hAnsi="Times New Roman" w:cs="Times New Roman"/>
+          <w:sz w:val="28"/>
+          <w:szCs w:val="28"/>
+          <w:lang w:val="en-US"/>
+        </w:rPr>
+        <w:br/>
+      </w:r>
+      <w:r>
+        <w:rPr>
+          <w:rFonts w:ascii="Times New Roman" w:hAnsi="Times New Roman" w:cs="Times New Roman"/>
+          <w:sz w:val="28"/>
+          <w:szCs w:val="28"/>
+          <w:lang w:val="en-US"/>
+        </w:rPr>
+        <w:drawing>
+          <wp:inline distT="0" distB="0" distL="0" distR="0" wp14:anchorId="783AEDD6" wp14:editId="10FA68A5">
+            <wp:extent cx="5940425" cy="5287645"/>
+            <wp:effectExtent l="0" t="0" r="3175" b="8255"/>
+            <wp:docPr id="1995831940" name="Рисунок 1"/>
+            <wp:cNvGraphicFramePr>
+              <a:graphicFrameLocks xmlns:a="http://schemas.openxmlformats.org/drawingml/2006/main" noChangeAspect="1"/>
+            </wp:cNvGraphicFramePr>
+            <a:graphic xmlns:a="http://schemas.openxmlformats.org/drawingml/2006/main">
+              <a:graphicData uri="http://schemas.openxmlformats.org/drawingml/2006/picture">
+                <pic:pic xmlns:pic="http://schemas.openxmlformats.org/drawingml/2006/picture">
+                  <pic:nvPicPr>
+                    <pic:cNvPr id="1995831940" name=""/>
+                    <pic:cNvPicPr/>
+                  </pic:nvPicPr>
+                  <pic:blipFill>
+                    <a:blip r:embed="rId27"/>
+                    <a:stretch>
+                      <a:fillRect/>
+                    </a:stretch>
+                  </pic:blipFill>
+                  <pic:spPr>
+                    <a:xfrm>
+                      <a:off x="0" y="0"/>
+                      <a:ext cx="5940425" cy="5287645"/>
+                    </a:xfrm>
+                    <a:prstGeom prst="rect">
+                      <a:avLst/>
+                    </a:prstGeom>
+                  </pic:spPr>
+                </pic:pic>
+              </a:graphicData>
+            </a:graphic>
+          </wp:inline>
+        </w:drawing>
+      </w:r>
+    </w:p>
+    <w:p>
+      <w:pPr>
+        <w:rPr>
+          <w:rFonts w:ascii="Times New Roman" w:hAnsi="Times New Roman" w:cs="Times New Roman"/>
+          <w:sz w:val="28"/>
+          <w:szCs w:val="28"/>
+          <w:lang w:val="en-US"/>
+        </w:rPr>
+      </w:pPr>
+    </w:p>
+    <w:p>
+      <w:pPr>
+        <w:rPr>
+          <w:rFonts w:ascii="Times New Roman" w:hAnsi="Times New Roman" w:cs="Times New Roman"/>
+          <w:sz w:val="28"/>
+          <w:szCs w:val="28"/>
+          <w:lang w:val="en-US"/>
+        </w:rPr>
+      </w:pPr>
+    </w:p>
+    <w:p>
+      <w:pPr>
+        <w:rPr>
+          <w:rFonts w:ascii="Times New Roman" w:hAnsi="Times New Roman" w:cs="Times New Roman"/>
+          <w:sz w:val="28"/>
+          <w:szCs w:val="28"/>
+          <w:lang w:val="en-US"/>
+        </w:rPr>
+      </w:pPr>
+    </w:p>
+    <w:p>
+      <w:pPr>
+        <w:rPr>
+          <w:rFonts w:ascii="Times New Roman" w:hAnsi="Times New Roman" w:cs="Times New Roman"/>
+          <w:sz w:val="28"/>
+          <w:szCs w:val="28"/>
+          <w:lang w:val="en-US"/>
+        </w:rPr>
+      </w:pPr>
+    </w:p>
+    <w:p>
+      <w:pPr>
+        <w:rPr>
+          <w:rFonts w:ascii="Times New Roman" w:hAnsi="Times New Roman" w:cs="Times New Roman"/>
+          <w:sz w:val="28"/>
+          <w:szCs w:val="28"/>
+          <w:lang w:val="en-US"/>
+        </w:rPr>
+      </w:pPr>
+    </w:p>
+    <w:p>
+      <w:pPr>
+        <w:rPr>
+          <w:rFonts w:ascii="Times New Roman" w:hAnsi="Times New Roman" w:cs="Times New Roman"/>
+          <w:sz w:val="28"/>
+          <w:szCs w:val="28"/>
+          <w:lang w:val="en-US"/>
+        </w:rPr>
+      </w:pPr>
+    </w:p>
+    <w:p>
+      <w:pPr>
+        <w:rPr>
+          <w:rFonts w:ascii="Times New Roman" w:hAnsi="Times New Roman" w:cs="Times New Roman"/>
+          <w:sz w:val="28"/>
+          <w:szCs w:val="28"/>
+          <w:lang w:val="en-US"/>
+        </w:rPr>
+      </w:pPr>
+    </w:p>
+    <w:p>
+      <w:pPr>
+        <w:rPr>
+          <w:rFonts w:ascii="Times New Roman" w:hAnsi="Times New Roman" w:cs="Times New Roman"/>
+          <w:sz w:val="28"/>
+          <w:szCs w:val="28"/>
+          <w:lang w:val="en-US"/>
+        </w:rPr>
+      </w:pPr>
+    </w:p>
+    <w:p>
+      <w:pPr>
+        <w:rPr>
+          <w:rFonts w:ascii="Times New Roman" w:hAnsi="Times New Roman" w:cs="Times New Roman"/>
+          <w:sz w:val="28"/>
+          <w:szCs w:val="28"/>
+          <w:lang w:val="en-US"/>
+        </w:rPr>
+      </w:pPr>
+    </w:p>
+    <w:p>
+      <w:pPr>
+        <w:rPr>
+          <w:rFonts w:ascii="Times New Roman" w:hAnsi="Times New Roman" w:cs="Times New Roman"/>
+          <w:sz w:val="28"/>
+          <w:szCs w:val="28"/>
+          <w:lang w:val="en-US"/>
+        </w:rPr>
+      </w:pPr>
+    </w:p>
+    <w:p>
+      <w:pPr>
+        <w:rPr>
+          <w:rFonts w:ascii="Times New Roman" w:hAnsi="Times New Roman" w:cs="Times New Roman"/>
+          <w:sz w:val="28"/>
+          <w:szCs w:val="28"/>
+          <w:lang w:val="en-US"/>
+        </w:rPr>
+      </w:pPr>
+      <w:r>
+        <w:rPr>
+          <w:rFonts w:ascii="Times New Roman" w:hAnsi="Times New Roman" w:cs="Times New Roman"/>
+          <w:sz w:val="28"/>
+          <w:szCs w:val="28"/>
+        </w:rPr>
+        <w:lastRenderedPageBreak/>
+        <w:t>5 задание</w:t>
+      </w:r>
+      <w:r>
+        <w:rPr>
+          <w:rFonts w:ascii="Times New Roman" w:hAnsi="Times New Roman" w:cs="Times New Roman"/>
+          <w:sz w:val="28"/>
+          <w:szCs w:val="28"/>
+        </w:rPr>
+        <w:t>:</w:t>
+      </w:r>
+    </w:p>
+    <w:p>
+      <w:pPr>
+        <w:rPr>
+          <w:rFonts w:ascii="Times New Roman" w:hAnsi="Times New Roman" w:cs="Times New Roman"/>
+          <w:sz w:val="28"/>
+          <w:szCs w:val="28"/>
+          <w:lang w:val="en-US"/>
+        </w:rPr>
+      </w:pPr>
+      <w:r>
+        <w:rPr>
+          <w:rFonts w:ascii="Times New Roman" w:hAnsi="Times New Roman" w:cs="Times New Roman"/>
+          <w:sz w:val="28"/>
+          <w:szCs w:val="28"/>
+          <w:lang w:val="en-US"/>
+        </w:rPr>
+        <w:drawing>
+          <wp:inline distT="0" distB="0" distL="0" distR="0" wp14:anchorId="27CB7A88" wp14:editId="61F3D594">
+            <wp:extent cx="5940425" cy="6304280"/>
+            <wp:effectExtent l="0" t="0" r="3175" b="1270"/>
+            <wp:docPr id="1708984928" name="Рисунок 1"/>
+            <wp:cNvGraphicFramePr>
+              <a:graphicFrameLocks xmlns:a="http://schemas.openxmlformats.org/drawingml/2006/main" noChangeAspect="1"/>
+            </wp:cNvGraphicFramePr>
+            <a:graphic xmlns:a="http://schemas.openxmlformats.org/drawingml/2006/main">
+              <a:graphicData uri="http://schemas.openxmlformats.org/drawingml/2006/picture">
+                <pic:pic xmlns:pic="http://schemas.openxmlformats.org/drawingml/2006/picture">
+                  <pic:nvPicPr>
+                    <pic:cNvPr id="1708984928" name=""/>
+                    <pic:cNvPicPr/>
+                  </pic:nvPicPr>
+                  <pic:blipFill>
+                    <a:blip r:embed="rId28"/>
+                    <a:stretch>
+                      <a:fillRect/>
+                    </a:stretch>
+                  </pic:blipFill>
+                  <pic:spPr>
+                    <a:xfrm>
+                      <a:off x="0" y="0"/>
+                      <a:ext cx="5940425" cy="6304280"/>
+                    </a:xfrm>
+                    <a:prstGeom prst="rect">
+                      <a:avLst/>
+                    </a:prstGeom>
+                  </pic:spPr>
+                </pic:pic>
+              </a:graphicData>
+            </a:graphic>
+          </wp:inline>
+        </w:drawing>
+      </w:r>
+    </w:p>
+    <w:p>
+      <w:pPr>
+        <w:rPr>
+          <w:rFonts w:ascii="Times New Roman" w:hAnsi="Times New Roman" w:cs="Times New Roman"/>
+          <w:sz w:val="28"/>
+          <w:szCs w:val="28"/>
+          <w:lang w:val="en-US"/>
+        </w:rPr>
+      </w:pPr>
+      <w:r>
+        <w:rPr>
+          <w:rFonts w:ascii="Times New Roman" w:hAnsi="Times New Roman" w:cs="Times New Roman"/>
+          <w:sz w:val="28"/>
+          <w:szCs w:val="28"/>
+          <w:lang w:val="en-US"/>
+        </w:rPr>
+        <w:drawing>
+          <wp:inline distT="0" distB="0" distL="0" distR="0" wp14:anchorId="6DFAC6F8" wp14:editId="1D757129">
+            <wp:extent cx="5940425" cy="1475105"/>
+            <wp:effectExtent l="0" t="0" r="3175" b="0"/>
+            <wp:docPr id="67594501" name="Рисунок 1"/>
+            <wp:cNvGraphicFramePr>
+              <a:graphicFrameLocks xmlns:a="http://schemas.openxmlformats.org/drawingml/2006/main" noChangeAspect="1"/>
+            </wp:cNvGraphicFramePr>
+            <a:graphic xmlns:a="http://schemas.openxmlformats.org/drawingml/2006/main">
+              <a:graphicData uri="http://schemas.openxmlformats.org/drawingml/2006/picture">
+                <pic:pic xmlns:pic="http://schemas.openxmlformats.org/drawingml/2006/picture">
+                  <pic:nvPicPr>
+                    <pic:cNvPr id="67594501" name=""/>
+                    <pic:cNvPicPr/>
+                  </pic:nvPicPr>
+                  <pic:blipFill>
+                    <a:blip r:embed="rId29"/>
+                    <a:stretch>
+                      <a:fillRect/>
+                    </a:stretch>
+                  </pic:blipFill>
+                  <pic:spPr>
+                    <a:xfrm>
+                      <a:off x="0" y="0"/>
+                      <a:ext cx="5940425" cy="1475105"/>
+                    </a:xfrm>
+                    <a:prstGeom prst="rect">
+                      <a:avLst/>
+                    </a:prstGeom>
+                  </pic:spPr>
+                </pic:pic>
+              </a:graphicData>
+            </a:graphic>
+          </wp:inline>
+        </w:drawing>
+      </w:r>
+    </w:p>
+    <w:p>
+      <w:pPr>
+        <w:spacing w:line="240" w:lineRule="auto"/>
         <w:jc w:val="center"/>
         <w:rPr>
           <w:rFonts w:ascii="Times New Roman" w:hAnsi="Times New Roman" w:cs="Times New Roman"/>
@@ -1607,107 +3989,6 @@
           <w:bCs/>
           <w:sz w:val="28"/>
           <w:szCs w:val="28"/>
-          <w:lang w:val="en-US"/>
-        </w:rPr>
-      </w:pPr>
-    </w:p>
-    <w:p>
-      <w:pPr>
-        <w:rPr>
-          <w:noProof/>
-          <w:lang w:val="en-US"/>
-        </w:rPr>
-      </w:pPr>
-    </w:p>
-    <w:p>
-      <w:pPr>
-        <w:spacing w:line="240" w:lineRule="auto"/>
-        <w:jc w:val="center"/>
-        <w:rPr>
-          <w:rFonts w:ascii="Times New Roman" w:hAnsi="Times New Roman" w:cs="Times New Roman"/>
-          <w:b/>
-          <w:bCs/>
-          <w:sz w:val="28"/>
-          <w:szCs w:val="28"/>
-        </w:rPr>
-      </w:pPr>
-      <w:r>
-        <w:rPr>
-          <w:rFonts w:ascii="Times New Roman" w:hAnsi="Times New Roman" w:cs="Times New Roman"/>
-          <w:b/>
-          <w:bCs/>
-          <w:sz w:val="28"/>
-          <w:szCs w:val="28"/>
-        </w:rPr>
-        <w:t xml:space="preserve">Задания </w:t>
-      </w:r>
-      <w:r>
-        <w:rPr>
-          <w:rFonts w:ascii="Times New Roman" w:hAnsi="Times New Roman" w:cs="Times New Roman"/>
-          <w:b/>
-          <w:bCs/>
-          <w:sz w:val="28"/>
-          <w:szCs w:val="28"/>
-          <w:lang w:val="en-US"/>
-        </w:rPr>
-        <w:t>I</w:t>
-      </w:r>
-      <w:r>
-        <w:rPr>
-          <w:rFonts w:ascii="Times New Roman" w:hAnsi="Times New Roman" w:cs="Times New Roman"/>
-          <w:b/>
-          <w:bCs/>
-          <w:sz w:val="28"/>
-          <w:szCs w:val="28"/>
-          <w:lang w:val="en-US"/>
-        </w:rPr>
-        <w:t>I</w:t>
-      </w:r>
-      <w:r>
-        <w:rPr>
-          <w:rFonts w:ascii="Times New Roman" w:hAnsi="Times New Roman" w:cs="Times New Roman"/>
-          <w:b/>
-          <w:bCs/>
-          <w:sz w:val="28"/>
-          <w:szCs w:val="28"/>
-        </w:rPr>
-        <w:t xml:space="preserve"> уровня сложности:</w:t>
-      </w:r>
-    </w:p>
-    <w:p>
-      <w:pPr>
-        <w:spacing w:line="240" w:lineRule="auto"/>
-        <w:jc w:val="center"/>
-        <w:rPr>
-          <w:rFonts w:ascii="Times New Roman" w:hAnsi="Times New Roman" w:cs="Times New Roman"/>
-          <w:b/>
-          <w:bCs/>
-          <w:sz w:val="28"/>
-          <w:szCs w:val="28"/>
-        </w:rPr>
-      </w:pPr>
-    </w:p>
-    <w:p>
-      <w:pPr>
-        <w:rPr>
-          <w:rFonts w:ascii="Times New Roman" w:hAnsi="Times New Roman" w:cs="Times New Roman"/>
-          <w:sz w:val="28"/>
-          <w:szCs w:val="28"/>
-          <w:lang w:val="en-US"/>
-        </w:rPr>
-      </w:pPr>
-    </w:p>
-    <w:p>
-      <w:pPr>
-        <w:spacing w:line="240" w:lineRule="auto"/>
-        <w:jc w:val="center"/>
-        <w:rPr>
-          <w:rFonts w:ascii="Times New Roman" w:hAnsi="Times New Roman" w:cs="Times New Roman"/>
-          <w:b/>
-          <w:bCs/>
-          <w:sz w:val="28"/>
-          <w:szCs w:val="28"/>
-          <w:lang w:val="en-US"/>
         </w:rPr>
       </w:pPr>
       <w:r>
@@ -1812,7 +4093,32 @@
           <w:lang w:eastAsia="ru-RU"/>
           <w14:ligatures w14:val="none"/>
         </w:rPr>
-        <w:t xml:space="preserve">В ходе выполнения лабораторной работы были изучены особенности работы с одномерными массивами в языке C# как со ссылочным типом данных. Были освоены механизмы выделения памяти с помощью оператора new, правила индексации элементов (начиная с нуля) и способы организации циклической обработки массивов. На практике были реализованы типовые алгоритмы обработки массивов </w:t>
+        <w:lastRenderedPageBreak/>
+        <w:t xml:space="preserve">В ходе выполнения лабораторной работы были изучены особенности работы с одномерными массивами в языке C# как со ссылочным типом данных. Были освоены механизмы выделения памяти с помощью оператора </w:t>
+      </w:r>
+      <w:proofErr w:type="spellStart"/>
+      <w:r>
+        <w:rPr>
+          <w:rFonts w:ascii="Times New Roman" w:eastAsia="Times New Roman" w:hAnsi="Times New Roman" w:cs="Times New Roman"/>
+          <w:kern w:val="0"/>
+          <w:sz w:val="28"/>
+          <w:szCs w:val="28"/>
+          <w:lang w:eastAsia="ru-RU"/>
+          <w14:ligatures w14:val="none"/>
+        </w:rPr>
+        <w:t>new</w:t>
+      </w:r>
+      <w:proofErr w:type="spellEnd"/>
+      <w:r>
+        <w:rPr>
+          <w:rFonts w:ascii="Times New Roman" w:eastAsia="Times New Roman" w:hAnsi="Times New Roman" w:cs="Times New Roman"/>
+          <w:kern w:val="0"/>
+          <w:sz w:val="28"/>
+          <w:szCs w:val="28"/>
+          <w:lang w:eastAsia="ru-RU"/>
+          <w14:ligatures w14:val="none"/>
+        </w:rPr>
+        <w:t xml:space="preserve">, правила индексации элементов (начиная с нуля) и способы организации циклической обработки массивов. На практике были реализованы типовые алгоритмы обработки массивов </w:t>
       </w:r>
       <w:r>
         <w:rPr>
@@ -3017,7 +5323,6 @@
   <w:style w:type="character" w:default="1" w:styleId="a0">
     <w:name w:val="Default Paragraph Font"/>
     <w:uiPriority w:val="1"/>
-    <w:semiHidden/>
     <w:unhideWhenUsed/>
   </w:style>
   <w:style w:type="table" w:default="1" w:styleId="a1">

--- a/ProgAlg/Laboratory/Lab_03/ЛР-3 Утяцкий В C.docx
+++ b/ProgAlg/Laboratory/Lab_03/ЛР-3 Утяцкий В C.docx
@@ -362,23 +362,13 @@
           <w:szCs w:val="28"/>
         </w:rPr>
       </w:pPr>
-      <w:proofErr w:type="spellStart"/>
-      <w:r>
-        <w:rPr>
-          <w:rFonts w:ascii="Times New Roman" w:hAnsi="Times New Roman" w:cs="Times New Roman"/>
-          <w:sz w:val="28"/>
-          <w:szCs w:val="28"/>
-        </w:rPr>
-        <w:t>Утяцкий</w:t>
-      </w:r>
-      <w:proofErr w:type="spellEnd"/>
-      <w:r>
-        <w:rPr>
-          <w:rFonts w:ascii="Times New Roman" w:hAnsi="Times New Roman" w:cs="Times New Roman"/>
-          <w:sz w:val="28"/>
-          <w:szCs w:val="28"/>
-        </w:rPr>
-        <w:t xml:space="preserve"> Владислав Сергеевич</w:t>
+      <w:r>
+        <w:rPr>
+          <w:rFonts w:ascii="Times New Roman" w:hAnsi="Times New Roman" w:cs="Times New Roman"/>
+          <w:sz w:val="28"/>
+          <w:szCs w:val="28"/>
+        </w:rPr>
+        <w:t>Утяцкий Владислав Сергеевич</w:t>
       </w:r>
     </w:p>
     <w:p>
@@ -429,23 +419,13 @@
           <w:szCs w:val="28"/>
         </w:rPr>
       </w:pPr>
-      <w:proofErr w:type="spellStart"/>
-      <w:r>
-        <w:rPr>
-          <w:rFonts w:ascii="Times New Roman" w:hAnsi="Times New Roman" w:cs="Times New Roman"/>
-          <w:sz w:val="28"/>
-          <w:szCs w:val="28"/>
-        </w:rPr>
-        <w:t>Стучилин</w:t>
-      </w:r>
-      <w:proofErr w:type="spellEnd"/>
-      <w:r>
-        <w:rPr>
-          <w:rFonts w:ascii="Times New Roman" w:hAnsi="Times New Roman" w:cs="Times New Roman"/>
-          <w:sz w:val="28"/>
-          <w:szCs w:val="28"/>
-        </w:rPr>
-        <w:t xml:space="preserve"> В.В.</w:t>
+      <w:r>
+        <w:rPr>
+          <w:rFonts w:ascii="Times New Roman" w:hAnsi="Times New Roman" w:cs="Times New Roman"/>
+          <w:sz w:val="28"/>
+          <w:szCs w:val="28"/>
+        </w:rPr>
+        <w:t>Стучилин В.В.</w:t>
       </w:r>
     </w:p>
     <w:p>
@@ -580,7 +560,6 @@
         </w:rPr>
         <w:t>Изучение структуры данных «одномерный массив» в языке программирования C# платформы .NET Framework, способов его описания, выделения памяти и инициализации. Приобретение практических навыков ввода, форматированного вывода и поэлементного доступа к массивам с использованием циклических конструкций (</w:t>
       </w:r>
-      <w:proofErr w:type="gramStart"/>
       <w:r>
         <w:rPr>
           <w:rFonts w:ascii="Times New Roman" w:eastAsia="Times New Roman" w:hAnsi="Times New Roman" w:cs="Times New Roman"/>
@@ -625,7 +604,6 @@
         </w:rPr>
         <w:t>h</w:t>
       </w:r>
-      <w:proofErr w:type="gramEnd"/>
       <w:r>
         <w:rPr>
           <w:rFonts w:ascii="Times New Roman" w:eastAsia="Times New Roman" w:hAnsi="Times New Roman" w:cs="Times New Roman"/>
@@ -912,25 +890,7 @@
           <w:sz w:val="28"/>
           <w:szCs w:val="28"/>
         </w:rPr>
-        <w:t xml:space="preserve">10. Дан одномерный массив размера 10 и два числа P и Q (P </w:t>
-      </w:r>
-      <w:proofErr w:type="gramStart"/>
-      <w:r>
-        <w:rPr>
-          <w:rFonts w:ascii="Times New Roman" w:hAnsi="Times New Roman" w:cs="Times New Roman"/>
-          <w:sz w:val="28"/>
-          <w:szCs w:val="28"/>
-        </w:rPr>
-        <w:t>&lt; Q</w:t>
-      </w:r>
-      <w:proofErr w:type="gramEnd"/>
-      <w:r>
-        <w:rPr>
-          <w:rFonts w:ascii="Times New Roman" w:hAnsi="Times New Roman" w:cs="Times New Roman"/>
-          <w:sz w:val="28"/>
-          <w:szCs w:val="28"/>
-        </w:rPr>
-        <w:t>). Определить, сколько элементов массива заключено между P и Q.</w:t>
+        <w:t>10. Дан одномерный массив размера 10 и два числа P и Q (P &lt; Q). Определить, сколько элементов массива заключено между P и Q.</w:t>
       </w:r>
     </w:p>
     <w:p>
@@ -1301,6 +1261,7 @@
         <w:spacing w:line="240" w:lineRule="auto"/>
         <w:rPr>
           <w:noProof/>
+          <w:lang w:val="en-US"/>
         </w:rPr>
       </w:pPr>
       <w:r>
@@ -1337,24 +1298,14 @@
           <w:lang w:val="en-US"/>
         </w:rPr>
       </w:pPr>
-    </w:p>
-    <w:p>
-      <w:pPr>
-        <w:spacing w:line="240" w:lineRule="auto"/>
-        <w:rPr>
-          <w:noProof/>
-          <w:lang w:val="en-US"/>
-        </w:rPr>
-      </w:pPr>
-      <w:r>
-        <w:rPr>
-          <w:noProof/>
-        </w:rPr>
-        <w:lastRenderedPageBreak/>
+      <w:r>
+        <w:rPr>
+          <w:noProof/>
+        </w:rPr>
         <w:drawing>
-          <wp:inline distT="0" distB="0" distL="0" distR="0" wp14:anchorId="473636DA" wp14:editId="7F487347">
-            <wp:extent cx="5259360" cy="8396577"/>
-            <wp:effectExtent l="0" t="0" r="0" b="5080"/>
+          <wp:inline distT="0" distB="0" distL="0" distR="0" wp14:anchorId="473636DA" wp14:editId="1840D8E2">
+            <wp:extent cx="4057650" cy="6478044"/>
+            <wp:effectExtent l="0" t="0" r="0" b="0"/>
             <wp:docPr id="788744737" name="Рисунок 6"/>
             <wp:cNvGraphicFramePr>
               <a:graphicFrameLocks xmlns:a="http://schemas.openxmlformats.org/drawingml/2006/main" noChangeAspect="1"/>
@@ -1384,7 +1335,7 @@
                   <pic:spPr bwMode="auto">
                     <a:xfrm>
                       <a:off x="0" y="0"/>
-                      <a:ext cx="5259705" cy="8397127"/>
+                      <a:ext cx="4070673" cy="6498835"/>
                     </a:xfrm>
                     <a:prstGeom prst="rect">
                       <a:avLst/>
@@ -1411,30 +1362,16 @@
         <w:spacing w:line="240" w:lineRule="auto"/>
         <w:rPr>
           <w:noProof/>
-          <w:lang w:val="en-US"/>
-        </w:rPr>
-      </w:pPr>
-    </w:p>
-    <w:p>
-      <w:pPr>
-        <w:spacing w:line="240" w:lineRule="auto"/>
-        <w:rPr>
-          <w:noProof/>
-          <w:lang w:val="en-US"/>
-        </w:rPr>
-      </w:pPr>
-    </w:p>
-    <w:p>
-      <w:pPr>
-        <w:spacing w:line="240" w:lineRule="auto"/>
-        <w:rPr>
-          <w:noProof/>
-          <w:lang w:val="en-US"/>
-        </w:rPr>
-      </w:pPr>
-      <w:r>
-        <w:rPr>
-          <w:noProof/>
+          <w:sz w:val="28"/>
+          <w:szCs w:val="28"/>
+          <w:lang w:val="en-US"/>
+        </w:rPr>
+      </w:pPr>
+      <w:r>
+        <w:rPr>
+          <w:noProof/>
+          <w:sz w:val="28"/>
+          <w:szCs w:val="28"/>
         </w:rPr>
         <w:lastRenderedPageBreak/>
         <w:t>7 задача</w:t>
@@ -1442,10 +1379,21 @@
       <w:r>
         <w:rPr>
           <w:noProof/>
+          <w:sz w:val="28"/>
+          <w:szCs w:val="28"/>
           <w:lang w:val="en-US"/>
         </w:rPr>
         <w:t>:</w:t>
       </w:r>
+    </w:p>
+    <w:p>
+      <w:pPr>
+        <w:spacing w:line="240" w:lineRule="auto"/>
+        <w:rPr>
+          <w:noProof/>
+          <w:lang w:val="en-US"/>
+        </w:rPr>
+      </w:pPr>
     </w:p>
     <w:p>
       <w:pPr>
@@ -1546,20 +1494,16 @@
         <w:spacing w:line="240" w:lineRule="auto"/>
         <w:rPr>
           <w:noProof/>
-        </w:rPr>
-      </w:pPr>
-      <w:r>
-        <w:rPr>
-          <w:noProof/>
-        </w:rPr>
-        <w:lastRenderedPageBreak/>
-        <w:t xml:space="preserve">8 </w:t>
-      </w:r>
-      <w:r>
-        <w:rPr>
-          <w:noProof/>
-        </w:rPr>
-        <w:t>задание</w:t>
+          <w:lang w:val="en-US"/>
+        </w:rPr>
+      </w:pPr>
+      <w:r>
+        <w:rPr>
+          <w:noProof/>
+          <w:sz w:val="28"/>
+          <w:szCs w:val="28"/>
+        </w:rPr>
+        <w:t>8 задание</w:t>
       </w:r>
       <w:r>
         <w:rPr>
@@ -1572,7 +1516,15 @@
     <w:p>
       <w:pPr>
         <w:spacing w:line="240" w:lineRule="auto"/>
-        <w:jc w:val="center"/>
+        <w:rPr>
+          <w:noProof/>
+          <w:lang w:val="en-US"/>
+        </w:rPr>
+      </w:pPr>
+    </w:p>
+    <w:p>
+      <w:pPr>
+        <w:spacing w:line="240" w:lineRule="auto"/>
         <w:rPr>
           <w:rFonts w:ascii="Times New Roman" w:eastAsiaTheme="minorEastAsia" w:hAnsi="Times New Roman" w:cs="Times New Roman"/>
           <w:b/>
@@ -1586,9 +1538,9 @@
           <w:noProof/>
         </w:rPr>
         <w:drawing>
-          <wp:inline distT="0" distB="0" distL="0" distR="0" wp14:anchorId="6204472F" wp14:editId="60382CD8">
-            <wp:extent cx="5259705" cy="8878239"/>
-            <wp:effectExtent l="0" t="0" r="0" b="0"/>
+          <wp:inline distT="0" distB="0" distL="0" distR="0" wp14:anchorId="6204472F" wp14:editId="6704CC8D">
+            <wp:extent cx="4774239" cy="8058785"/>
+            <wp:effectExtent l="0" t="0" r="7620" b="0"/>
             <wp:docPr id="1345358289" name="Рисунок 2"/>
             <wp:cNvGraphicFramePr>
               <a:graphicFrameLocks xmlns:a="http://schemas.openxmlformats.org/drawingml/2006/main" noChangeAspect="1"/>
@@ -1618,7 +1570,7 @@
                   <pic:spPr bwMode="auto">
                     <a:xfrm>
                       <a:off x="0" y="0"/>
-                      <a:ext cx="5259705" cy="8878239"/>
+                      <a:ext cx="4775762" cy="8061356"/>
                     </a:xfrm>
                     <a:prstGeom prst="rect">
                       <a:avLst/>
@@ -1866,7 +1818,6 @@
           <w:bCs/>
           <w:sz w:val="28"/>
           <w:szCs w:val="28"/>
-          <w:lang w:val="en-US"/>
         </w:rPr>
       </w:pPr>
       <w:r>
@@ -1930,7 +1881,6 @@
           <w:rFonts w:ascii="Times New Roman" w:eastAsiaTheme="minorEastAsia" w:hAnsi="Times New Roman" w:cs="Times New Roman"/>
           <w:sz w:val="28"/>
           <w:szCs w:val="28"/>
-          <w:lang w:val="en-US"/>
         </w:rPr>
       </w:pPr>
       <w:r>
@@ -1946,7 +1896,6 @@
           <w:rFonts w:ascii="Times New Roman" w:eastAsiaTheme="minorEastAsia" w:hAnsi="Times New Roman" w:cs="Times New Roman"/>
           <w:sz w:val="28"/>
           <w:szCs w:val="28"/>
-          <w:lang w:val="en-US"/>
         </w:rPr>
         <w:t>:</w:t>
       </w:r>
@@ -2487,7 +2436,6 @@
           <w:rFonts w:ascii="Times New Roman" w:eastAsiaTheme="minorEastAsia" w:hAnsi="Times New Roman" w:cs="Times New Roman"/>
           <w:sz w:val="28"/>
           <w:szCs w:val="28"/>
-          <w:lang w:val="en-US"/>
         </w:rPr>
         <w:t xml:space="preserve">7 </w:t>
       </w:r>
@@ -2504,7 +2452,6 @@
           <w:rFonts w:ascii="Times New Roman" w:eastAsiaTheme="minorEastAsia" w:hAnsi="Times New Roman" w:cs="Times New Roman"/>
           <w:sz w:val="28"/>
           <w:szCs w:val="28"/>
-          <w:lang w:val="en-US"/>
         </w:rPr>
         <w:t>:</w:t>
       </w:r>
@@ -2910,10 +2857,10 @@
           <w:szCs w:val="28"/>
         </w:rPr>
         <w:drawing>
-          <wp:inline distT="0" distB="0" distL="0" distR="0" wp14:anchorId="7A16B4F6" wp14:editId="1BBCEC17">
-            <wp:extent cx="5940425" cy="4288155"/>
-            <wp:effectExtent l="0" t="0" r="3175" b="0"/>
-            <wp:docPr id="340333648" name="Рисунок 1"/>
+          <wp:inline distT="0" distB="0" distL="0" distR="0" wp14:anchorId="1E5E5525" wp14:editId="543FBCDB">
+            <wp:extent cx="5488060" cy="4267200"/>
+            <wp:effectExtent l="0" t="0" r="0" b="0"/>
+            <wp:docPr id="1703291172" name="Рисунок 1"/>
             <wp:cNvGraphicFramePr>
               <a:graphicFrameLocks xmlns:a="http://schemas.openxmlformats.org/drawingml/2006/main" noChangeAspect="1"/>
             </wp:cNvGraphicFramePr>
@@ -2921,7 +2868,7 @@
               <a:graphicData uri="http://schemas.openxmlformats.org/drawingml/2006/picture">
                 <pic:pic xmlns:pic="http://schemas.openxmlformats.org/drawingml/2006/picture">
                   <pic:nvPicPr>
-                    <pic:cNvPr id="340333648" name=""/>
+                    <pic:cNvPr id="1703291172" name=""/>
                     <pic:cNvPicPr/>
                   </pic:nvPicPr>
                   <pic:blipFill>
@@ -2933,7 +2880,7 @@
                   <pic:spPr>
                     <a:xfrm>
                       <a:off x="0" y="0"/>
-                      <a:ext cx="5940425" cy="4288155"/>
+                      <a:ext cx="5494725" cy="4272383"/>
                     </a:xfrm>
                     <a:prstGeom prst="rect">
                       <a:avLst/>
@@ -3383,15 +3330,13 @@
           <w:rFonts w:ascii="Times New Roman" w:hAnsi="Times New Roman" w:cs="Times New Roman"/>
           <w:sz w:val="28"/>
           <w:szCs w:val="28"/>
-          <w:lang w:val="en-US"/>
-        </w:rPr>
-      </w:pPr>
-      <w:r>
-        <w:rPr>
-          <w:rFonts w:ascii="Times New Roman" w:hAnsi="Times New Roman" w:cs="Times New Roman"/>
-          <w:sz w:val="28"/>
-          <w:szCs w:val="28"/>
-          <w:lang w:val="en-US"/>
+        </w:rPr>
+      </w:pPr>
+      <w:r>
+        <w:rPr>
+          <w:rFonts w:ascii="Times New Roman" w:hAnsi="Times New Roman" w:cs="Times New Roman"/>
+          <w:sz w:val="28"/>
+          <w:szCs w:val="28"/>
         </w:rPr>
         <w:t xml:space="preserve">1 </w:t>
       </w:r>
@@ -3408,7 +3353,6 @@
           <w:rFonts w:ascii="Times New Roman" w:hAnsi="Times New Roman" w:cs="Times New Roman"/>
           <w:sz w:val="28"/>
           <w:szCs w:val="28"/>
-          <w:lang w:val="en-US"/>
         </w:rPr>
         <w:t>:</w:t>
       </w:r>
@@ -3430,6 +3374,7 @@
           <w:rFonts w:ascii="Times New Roman" w:hAnsi="Times New Roman" w:cs="Times New Roman"/>
           <w:b/>
           <w:bCs/>
+          <w:noProof/>
           <w:sz w:val="28"/>
           <w:szCs w:val="28"/>
           <w:lang w:val="en-US"/>
@@ -3529,6 +3474,7 @@
       <w:r>
         <w:rPr>
           <w:rFonts w:ascii="Times New Roman" w:hAnsi="Times New Roman" w:cs="Times New Roman"/>
+          <w:noProof/>
           <w:sz w:val="28"/>
           <w:szCs w:val="28"/>
           <w:lang w:val="en-US"/>
@@ -3617,6 +3563,7 @@
       <w:r>
         <w:rPr>
           <w:rFonts w:ascii="Times New Roman" w:hAnsi="Times New Roman" w:cs="Times New Roman"/>
+          <w:noProof/>
           <w:sz w:val="28"/>
           <w:szCs w:val="28"/>
           <w:lang w:val="en-US"/>
@@ -3705,6 +3652,7 @@
       <w:r>
         <w:rPr>
           <w:rFonts w:ascii="Times New Roman" w:hAnsi="Times New Roman" w:cs="Times New Roman"/>
+          <w:noProof/>
           <w:sz w:val="28"/>
           <w:szCs w:val="28"/>
           <w:lang w:val="en-US"/>
@@ -3885,6 +3833,7 @@
       <w:r>
         <w:rPr>
           <w:rFonts w:ascii="Times New Roman" w:hAnsi="Times New Roman" w:cs="Times New Roman"/>
+          <w:noProof/>
           <w:sz w:val="28"/>
           <w:szCs w:val="28"/>
           <w:lang w:val="en-US"/>
@@ -3938,6 +3887,7 @@
       <w:r>
         <w:rPr>
           <w:rFonts w:ascii="Times New Roman" w:hAnsi="Times New Roman" w:cs="Times New Roman"/>
+          <w:noProof/>
           <w:sz w:val="28"/>
           <w:szCs w:val="28"/>
           <w:lang w:val="en-US"/>
@@ -3981,6 +3931,26 @@
     </w:p>
     <w:p>
       <w:pPr>
+        <w:rPr>
+          <w:rFonts w:ascii="Times New Roman" w:hAnsi="Times New Roman" w:cs="Times New Roman"/>
+          <w:sz w:val="28"/>
+          <w:szCs w:val="28"/>
+          <w:lang w:val="en-US"/>
+        </w:rPr>
+      </w:pPr>
+    </w:p>
+    <w:p>
+      <w:pPr>
+        <w:rPr>
+          <w:rFonts w:ascii="Times New Roman" w:hAnsi="Times New Roman" w:cs="Times New Roman"/>
+          <w:sz w:val="28"/>
+          <w:szCs w:val="28"/>
+          <w:lang w:val="en-US"/>
+        </w:rPr>
+      </w:pPr>
+    </w:p>
+    <w:p>
+      <w:pPr>
         <w:spacing w:line="240" w:lineRule="auto"/>
         <w:jc w:val="center"/>
         <w:rPr>
@@ -3989,16 +3959,18 @@
           <w:bCs/>
           <w:sz w:val="28"/>
           <w:szCs w:val="28"/>
-        </w:rPr>
-      </w:pPr>
-      <w:r>
-        <w:rPr>
-          <w:rFonts w:ascii="Times New Roman" w:hAnsi="Times New Roman" w:cs="Times New Roman"/>
-          <w:b/>
-          <w:bCs/>
-          <w:sz w:val="28"/>
-          <w:szCs w:val="28"/>
-        </w:rPr>
+          <w:lang w:val="en-US"/>
+        </w:rPr>
+      </w:pPr>
+      <w:r>
+        <w:rPr>
+          <w:rFonts w:ascii="Times New Roman" w:hAnsi="Times New Roman" w:cs="Times New Roman"/>
+          <w:b/>
+          <w:bCs/>
+          <w:sz w:val="28"/>
+          <w:szCs w:val="28"/>
+        </w:rPr>
+        <w:lastRenderedPageBreak/>
         <w:t xml:space="preserve">Задания </w:t>
       </w:r>
       <w:r>
@@ -4033,6 +4005,402 @@
         </w:rPr>
         <w:t xml:space="preserve"> уровня сложности:</w:t>
       </w:r>
+    </w:p>
+    <w:p>
+      <w:pPr>
+        <w:spacing w:line="240" w:lineRule="auto"/>
+        <w:rPr>
+          <w:rFonts w:ascii="Times New Roman" w:hAnsi="Times New Roman" w:cs="Times New Roman"/>
+          <w:sz w:val="28"/>
+          <w:szCs w:val="28"/>
+          <w:lang w:val="en-US"/>
+        </w:rPr>
+      </w:pPr>
+      <w:r>
+        <w:rPr>
+          <w:rFonts w:ascii="Times New Roman" w:hAnsi="Times New Roman" w:cs="Times New Roman"/>
+          <w:sz w:val="28"/>
+          <w:szCs w:val="28"/>
+        </w:rPr>
+        <w:t>7 задание</w:t>
+      </w:r>
+      <w:r>
+        <w:rPr>
+          <w:rFonts w:ascii="Times New Roman" w:hAnsi="Times New Roman" w:cs="Times New Roman"/>
+          <w:sz w:val="28"/>
+          <w:szCs w:val="28"/>
+          <w:lang w:val="en-US"/>
+        </w:rPr>
+        <w:t>:</w:t>
+      </w:r>
+    </w:p>
+    <w:p>
+      <w:pPr>
+        <w:spacing w:line="240" w:lineRule="auto"/>
+        <w:rPr>
+          <w:rFonts w:ascii="Times New Roman" w:hAnsi="Times New Roman" w:cs="Times New Roman"/>
+          <w:sz w:val="28"/>
+          <w:szCs w:val="28"/>
+          <w:lang w:val="en-US"/>
+        </w:rPr>
+      </w:pPr>
+      <w:r>
+        <w:rPr>
+          <w:rFonts w:ascii="Times New Roman" w:hAnsi="Times New Roman" w:cs="Times New Roman"/>
+          <w:sz w:val="28"/>
+          <w:szCs w:val="28"/>
+          <w:lang w:val="en-US"/>
+        </w:rPr>
+        <w:drawing>
+          <wp:inline distT="0" distB="0" distL="0" distR="0" wp14:anchorId="7C384C1C" wp14:editId="16CCD2B9">
+            <wp:extent cx="5077534" cy="4429743"/>
+            <wp:effectExtent l="0" t="0" r="8890" b="9525"/>
+            <wp:docPr id="182637184" name="Рисунок 1"/>
+            <wp:cNvGraphicFramePr>
+              <a:graphicFrameLocks xmlns:a="http://schemas.openxmlformats.org/drawingml/2006/main" noChangeAspect="1"/>
+            </wp:cNvGraphicFramePr>
+            <a:graphic xmlns:a="http://schemas.openxmlformats.org/drawingml/2006/main">
+              <a:graphicData uri="http://schemas.openxmlformats.org/drawingml/2006/picture">
+                <pic:pic xmlns:pic="http://schemas.openxmlformats.org/drawingml/2006/picture">
+                  <pic:nvPicPr>
+                    <pic:cNvPr id="182637184" name=""/>
+                    <pic:cNvPicPr/>
+                  </pic:nvPicPr>
+                  <pic:blipFill>
+                    <a:blip r:embed="rId30"/>
+                    <a:stretch>
+                      <a:fillRect/>
+                    </a:stretch>
+                  </pic:blipFill>
+                  <pic:spPr>
+                    <a:xfrm>
+                      <a:off x="0" y="0"/>
+                      <a:ext cx="5077534" cy="4429743"/>
+                    </a:xfrm>
+                    <a:prstGeom prst="rect">
+                      <a:avLst/>
+                    </a:prstGeom>
+                  </pic:spPr>
+                </pic:pic>
+              </a:graphicData>
+            </a:graphic>
+          </wp:inline>
+        </w:drawing>
+      </w:r>
+    </w:p>
+    <w:p>
+      <w:pPr>
+        <w:spacing w:line="240" w:lineRule="auto"/>
+        <w:rPr>
+          <w:rFonts w:ascii="Times New Roman" w:hAnsi="Times New Roman" w:cs="Times New Roman"/>
+          <w:sz w:val="28"/>
+          <w:szCs w:val="28"/>
+          <w:lang w:val="en-US"/>
+        </w:rPr>
+      </w:pPr>
+      <w:r>
+        <w:rPr>
+          <w:rFonts w:ascii="Times New Roman" w:hAnsi="Times New Roman" w:cs="Times New Roman"/>
+          <w:sz w:val="28"/>
+          <w:szCs w:val="28"/>
+          <w:lang w:val="en-US"/>
+        </w:rPr>
+        <w:t xml:space="preserve">8 </w:t>
+      </w:r>
+      <w:r>
+        <w:rPr>
+          <w:rFonts w:ascii="Times New Roman" w:hAnsi="Times New Roman" w:cs="Times New Roman"/>
+          <w:sz w:val="28"/>
+          <w:szCs w:val="28"/>
+        </w:rPr>
+        <w:t>задание</w:t>
+      </w:r>
+      <w:r>
+        <w:rPr>
+          <w:rFonts w:ascii="Times New Roman" w:hAnsi="Times New Roman" w:cs="Times New Roman"/>
+          <w:sz w:val="28"/>
+          <w:szCs w:val="28"/>
+          <w:lang w:val="en-US"/>
+        </w:rPr>
+        <w:t>:</w:t>
+      </w:r>
+    </w:p>
+    <w:p>
+      <w:pPr>
+        <w:spacing w:line="240" w:lineRule="auto"/>
+        <w:rPr>
+          <w:rFonts w:ascii="Times New Roman" w:hAnsi="Times New Roman" w:cs="Times New Roman"/>
+          <w:sz w:val="28"/>
+          <w:szCs w:val="28"/>
+          <w:lang w:val="en-US"/>
+        </w:rPr>
+      </w:pPr>
+      <w:r>
+        <w:rPr>
+          <w:rFonts w:ascii="Times New Roman" w:hAnsi="Times New Roman" w:cs="Times New Roman"/>
+          <w:sz w:val="28"/>
+          <w:szCs w:val="28"/>
+          <w:lang w:val="en-US"/>
+        </w:rPr>
+        <w:lastRenderedPageBreak/>
+        <w:drawing>
+          <wp:inline distT="0" distB="0" distL="0" distR="0" wp14:anchorId="7E32E069" wp14:editId="00D822B8">
+            <wp:extent cx="5048955" cy="6030167"/>
+            <wp:effectExtent l="0" t="0" r="0" b="8890"/>
+            <wp:docPr id="1117261806" name="Рисунок 1"/>
+            <wp:cNvGraphicFramePr>
+              <a:graphicFrameLocks xmlns:a="http://schemas.openxmlformats.org/drawingml/2006/main" noChangeAspect="1"/>
+            </wp:cNvGraphicFramePr>
+            <a:graphic xmlns:a="http://schemas.openxmlformats.org/drawingml/2006/main">
+              <a:graphicData uri="http://schemas.openxmlformats.org/drawingml/2006/picture">
+                <pic:pic xmlns:pic="http://schemas.openxmlformats.org/drawingml/2006/picture">
+                  <pic:nvPicPr>
+                    <pic:cNvPr id="1117261806" name=""/>
+                    <pic:cNvPicPr/>
+                  </pic:nvPicPr>
+                  <pic:blipFill>
+                    <a:blip r:embed="rId31"/>
+                    <a:stretch>
+                      <a:fillRect/>
+                    </a:stretch>
+                  </pic:blipFill>
+                  <pic:spPr>
+                    <a:xfrm>
+                      <a:off x="0" y="0"/>
+                      <a:ext cx="5048955" cy="6030167"/>
+                    </a:xfrm>
+                    <a:prstGeom prst="rect">
+                      <a:avLst/>
+                    </a:prstGeom>
+                  </pic:spPr>
+                </pic:pic>
+              </a:graphicData>
+            </a:graphic>
+          </wp:inline>
+        </w:drawing>
+      </w:r>
+    </w:p>
+    <w:p>
+      <w:pPr>
+        <w:spacing w:line="240" w:lineRule="auto"/>
+        <w:rPr>
+          <w:rFonts w:ascii="Times New Roman" w:hAnsi="Times New Roman" w:cs="Times New Roman"/>
+          <w:sz w:val="28"/>
+          <w:szCs w:val="28"/>
+          <w:lang w:val="en-US"/>
+        </w:rPr>
+      </w:pPr>
+    </w:p>
+    <w:p>
+      <w:pPr>
+        <w:spacing w:line="240" w:lineRule="auto"/>
+        <w:rPr>
+          <w:rFonts w:ascii="Times New Roman" w:hAnsi="Times New Roman" w:cs="Times New Roman"/>
+          <w:sz w:val="28"/>
+          <w:szCs w:val="28"/>
+          <w:lang w:val="en-US"/>
+        </w:rPr>
+      </w:pPr>
+    </w:p>
+    <w:p>
+      <w:pPr>
+        <w:spacing w:line="240" w:lineRule="auto"/>
+        <w:rPr>
+          <w:rFonts w:ascii="Times New Roman" w:hAnsi="Times New Roman" w:cs="Times New Roman"/>
+          <w:sz w:val="28"/>
+          <w:szCs w:val="28"/>
+          <w:lang w:val="en-US"/>
+        </w:rPr>
+      </w:pPr>
+    </w:p>
+    <w:p>
+      <w:pPr>
+        <w:spacing w:line="240" w:lineRule="auto"/>
+        <w:rPr>
+          <w:rFonts w:ascii="Times New Roman" w:hAnsi="Times New Roman" w:cs="Times New Roman"/>
+          <w:sz w:val="28"/>
+          <w:szCs w:val="28"/>
+          <w:lang w:val="en-US"/>
+        </w:rPr>
+      </w:pPr>
+    </w:p>
+    <w:p>
+      <w:pPr>
+        <w:spacing w:line="240" w:lineRule="auto"/>
+        <w:rPr>
+          <w:rFonts w:ascii="Times New Roman" w:hAnsi="Times New Roman" w:cs="Times New Roman"/>
+          <w:sz w:val="28"/>
+          <w:szCs w:val="28"/>
+          <w:lang w:val="en-US"/>
+        </w:rPr>
+      </w:pPr>
+    </w:p>
+    <w:p>
+      <w:pPr>
+        <w:spacing w:line="240" w:lineRule="auto"/>
+        <w:rPr>
+          <w:rFonts w:ascii="Times New Roman" w:hAnsi="Times New Roman" w:cs="Times New Roman"/>
+          <w:sz w:val="28"/>
+          <w:szCs w:val="28"/>
+          <w:lang w:val="en-US"/>
+        </w:rPr>
+      </w:pPr>
+    </w:p>
+    <w:p>
+      <w:pPr>
+        <w:spacing w:line="240" w:lineRule="auto"/>
+        <w:rPr>
+          <w:rFonts w:ascii="Times New Roman" w:hAnsi="Times New Roman" w:cs="Times New Roman"/>
+          <w:sz w:val="28"/>
+          <w:szCs w:val="28"/>
+          <w:lang w:val="en-US"/>
+        </w:rPr>
+      </w:pPr>
+    </w:p>
+    <w:p>
+      <w:pPr>
+        <w:spacing w:line="240" w:lineRule="auto"/>
+        <w:rPr>
+          <w:rFonts w:ascii="Times New Roman" w:hAnsi="Times New Roman" w:cs="Times New Roman"/>
+          <w:sz w:val="28"/>
+          <w:szCs w:val="28"/>
+          <w:lang w:val="en-US"/>
+        </w:rPr>
+      </w:pPr>
+    </w:p>
+    <w:p>
+      <w:pPr>
+        <w:spacing w:line="240" w:lineRule="auto"/>
+        <w:rPr>
+          <w:rFonts w:ascii="Times New Roman" w:hAnsi="Times New Roman" w:cs="Times New Roman"/>
+          <w:sz w:val="28"/>
+          <w:szCs w:val="28"/>
+          <w:lang w:val="en-US"/>
+        </w:rPr>
+      </w:pPr>
+    </w:p>
+    <w:p>
+      <w:pPr>
+        <w:spacing w:line="240" w:lineRule="auto"/>
+        <w:rPr>
+          <w:rFonts w:ascii="Times New Roman" w:hAnsi="Times New Roman" w:cs="Times New Roman"/>
+          <w:sz w:val="28"/>
+          <w:szCs w:val="28"/>
+          <w:lang w:val="en-US"/>
+        </w:rPr>
+      </w:pPr>
+    </w:p>
+    <w:p>
+      <w:pPr>
+        <w:spacing w:line="240" w:lineRule="auto"/>
+        <w:rPr>
+          <w:rFonts w:ascii="Times New Roman" w:hAnsi="Times New Roman" w:cs="Times New Roman"/>
+          <w:sz w:val="28"/>
+          <w:szCs w:val="28"/>
+          <w:lang w:val="en-US"/>
+        </w:rPr>
+      </w:pPr>
+      <w:r>
+        <w:rPr>
+          <w:rFonts w:ascii="Times New Roman" w:hAnsi="Times New Roman" w:cs="Times New Roman"/>
+          <w:sz w:val="28"/>
+          <w:szCs w:val="28"/>
+          <w:lang w:val="en-US"/>
+        </w:rPr>
+        <w:lastRenderedPageBreak/>
+        <w:t>9</w:t>
+      </w:r>
+      <w:r>
+        <w:rPr>
+          <w:rFonts w:ascii="Times New Roman" w:hAnsi="Times New Roman" w:cs="Times New Roman"/>
+          <w:sz w:val="28"/>
+          <w:szCs w:val="28"/>
+          <w:lang w:val="en-US"/>
+        </w:rPr>
+        <w:t xml:space="preserve"> </w:t>
+      </w:r>
+      <w:r>
+        <w:rPr>
+          <w:rFonts w:ascii="Times New Roman" w:hAnsi="Times New Roman" w:cs="Times New Roman"/>
+          <w:sz w:val="28"/>
+          <w:szCs w:val="28"/>
+        </w:rPr>
+        <w:t>задание</w:t>
+      </w:r>
+      <w:r>
+        <w:rPr>
+          <w:rFonts w:ascii="Times New Roman" w:hAnsi="Times New Roman" w:cs="Times New Roman"/>
+          <w:sz w:val="28"/>
+          <w:szCs w:val="28"/>
+          <w:lang w:val="en-US"/>
+        </w:rPr>
+        <w:t>:</w:t>
+      </w:r>
+    </w:p>
+    <w:p>
+      <w:pPr>
+        <w:spacing w:line="240" w:lineRule="auto"/>
+        <w:rPr>
+          <w:rFonts w:ascii="Times New Roman" w:hAnsi="Times New Roman" w:cs="Times New Roman"/>
+          <w:sz w:val="28"/>
+          <w:szCs w:val="28"/>
+          <w:lang w:val="en-US"/>
+        </w:rPr>
+      </w:pPr>
+      <w:r>
+        <w:rPr>
+          <w:rFonts w:ascii="Times New Roman" w:hAnsi="Times New Roman" w:cs="Times New Roman"/>
+          <w:sz w:val="28"/>
+          <w:szCs w:val="28"/>
+          <w:lang w:val="en-US"/>
+        </w:rPr>
+        <w:drawing>
+          <wp:inline distT="0" distB="0" distL="0" distR="0" wp14:anchorId="2CEE47D5" wp14:editId="4C466FB3">
+            <wp:extent cx="4934639" cy="5306165"/>
+            <wp:effectExtent l="0" t="0" r="0" b="8890"/>
+            <wp:docPr id="1195652229" name="Рисунок 1"/>
+            <wp:cNvGraphicFramePr>
+              <a:graphicFrameLocks xmlns:a="http://schemas.openxmlformats.org/drawingml/2006/main" noChangeAspect="1"/>
+            </wp:cNvGraphicFramePr>
+            <a:graphic xmlns:a="http://schemas.openxmlformats.org/drawingml/2006/main">
+              <a:graphicData uri="http://schemas.openxmlformats.org/drawingml/2006/picture">
+                <pic:pic xmlns:pic="http://schemas.openxmlformats.org/drawingml/2006/picture">
+                  <pic:nvPicPr>
+                    <pic:cNvPr id="1195652229" name=""/>
+                    <pic:cNvPicPr/>
+                  </pic:nvPicPr>
+                  <pic:blipFill>
+                    <a:blip r:embed="rId32"/>
+                    <a:stretch>
+                      <a:fillRect/>
+                    </a:stretch>
+                  </pic:blipFill>
+                  <pic:spPr>
+                    <a:xfrm>
+                      <a:off x="0" y="0"/>
+                      <a:ext cx="4934639" cy="5306165"/>
+                    </a:xfrm>
+                    <a:prstGeom prst="rect">
+                      <a:avLst/>
+                    </a:prstGeom>
+                  </pic:spPr>
+                </pic:pic>
+              </a:graphicData>
+            </a:graphic>
+          </wp:inline>
+        </w:drawing>
+      </w:r>
+    </w:p>
+    <w:p>
+      <w:pPr>
+        <w:spacing w:line="240" w:lineRule="auto"/>
+        <w:rPr>
+          <w:rFonts w:ascii="Times New Roman" w:hAnsi="Times New Roman" w:cs="Times New Roman"/>
+          <w:sz w:val="28"/>
+          <w:szCs w:val="28"/>
+          <w:lang w:val="en-US"/>
+        </w:rPr>
+      </w:pPr>
     </w:p>
     <w:p>
       <w:pPr>
@@ -4093,32 +4461,7 @@
           <w:lang w:eastAsia="ru-RU"/>
           <w14:ligatures w14:val="none"/>
         </w:rPr>
-        <w:lastRenderedPageBreak/>
-        <w:t xml:space="preserve">В ходе выполнения лабораторной работы были изучены особенности работы с одномерными массивами в языке C# как со ссылочным типом данных. Были освоены механизмы выделения памяти с помощью оператора </w:t>
-      </w:r>
-      <w:proofErr w:type="spellStart"/>
-      <w:r>
-        <w:rPr>
-          <w:rFonts w:ascii="Times New Roman" w:eastAsia="Times New Roman" w:hAnsi="Times New Roman" w:cs="Times New Roman"/>
-          <w:kern w:val="0"/>
-          <w:sz w:val="28"/>
-          <w:szCs w:val="28"/>
-          <w:lang w:eastAsia="ru-RU"/>
-          <w14:ligatures w14:val="none"/>
-        </w:rPr>
-        <w:t>new</w:t>
-      </w:r>
-      <w:proofErr w:type="spellEnd"/>
-      <w:r>
-        <w:rPr>
-          <w:rFonts w:ascii="Times New Roman" w:eastAsia="Times New Roman" w:hAnsi="Times New Roman" w:cs="Times New Roman"/>
-          <w:kern w:val="0"/>
-          <w:sz w:val="28"/>
-          <w:szCs w:val="28"/>
-          <w:lang w:eastAsia="ru-RU"/>
-          <w14:ligatures w14:val="none"/>
-        </w:rPr>
-        <w:t xml:space="preserve">, правила индексации элементов (начиная с нуля) и способы организации циклической обработки массивов. На практике были реализованы типовые алгоритмы обработки массивов </w:t>
+        <w:t xml:space="preserve">В ходе выполнения лабораторной работы были изучены особенности работы с одномерными массивами в языке C# как со ссылочным типом данных. Были освоены механизмы выделения памяти с помощью оператора new, правила индексации элементов (начиная с нуля) и способы организации циклической обработки массивов. На практике были реализованы типовые алгоритмы обработки массивов </w:t>
       </w:r>
       <w:r>
         <w:rPr>
@@ -5323,6 +5666,7 @@
   <w:style w:type="character" w:default="1" w:styleId="a0">
     <w:name w:val="Default Paragraph Font"/>
     <w:uiPriority w:val="1"/>
+    <w:semiHidden/>
     <w:unhideWhenUsed/>
   </w:style>
   <w:style w:type="table" w:default="1" w:styleId="a1">

--- a/ProgAlg/Laboratory/Lab_03/ЛР-3 Утяцкий В C.docx
+++ b/ProgAlg/Laboratory/Lab_03/ЛР-3 Утяцкий В C.docx
@@ -419,13 +419,23 @@
           <w:szCs w:val="28"/>
         </w:rPr>
       </w:pPr>
-      <w:r>
-        <w:rPr>
-          <w:rFonts w:ascii="Times New Roman" w:hAnsi="Times New Roman" w:cs="Times New Roman"/>
-          <w:sz w:val="28"/>
-          <w:szCs w:val="28"/>
-        </w:rPr>
-        <w:t>Стучилин В.В.</w:t>
+      <w:proofErr w:type="spellStart"/>
+      <w:r>
+        <w:rPr>
+          <w:rFonts w:ascii="Times New Roman" w:hAnsi="Times New Roman" w:cs="Times New Roman"/>
+          <w:sz w:val="28"/>
+          <w:szCs w:val="28"/>
+        </w:rPr>
+        <w:t>Стучилин</w:t>
+      </w:r>
+      <w:proofErr w:type="spellEnd"/>
+      <w:r>
+        <w:rPr>
+          <w:rFonts w:ascii="Times New Roman" w:hAnsi="Times New Roman" w:cs="Times New Roman"/>
+          <w:sz w:val="28"/>
+          <w:szCs w:val="28"/>
+        </w:rPr>
+        <w:t xml:space="preserve"> В.В.</w:t>
       </w:r>
     </w:p>
     <w:p>
@@ -560,6 +570,7 @@
         </w:rPr>
         <w:t>Изучение структуры данных «одномерный массив» в языке программирования C# платформы .NET Framework, способов его описания, выделения памяти и инициализации. Приобретение практических навыков ввода, форматированного вывода и поэлементного доступа к массивам с использованием циклических конструкций (</w:t>
       </w:r>
+      <w:proofErr w:type="gramStart"/>
       <w:r>
         <w:rPr>
           <w:rFonts w:ascii="Times New Roman" w:eastAsia="Times New Roman" w:hAnsi="Times New Roman" w:cs="Times New Roman"/>
@@ -604,6 +615,7 @@
         </w:rPr>
         <w:t>h</w:t>
       </w:r>
+      <w:proofErr w:type="gramEnd"/>
       <w:r>
         <w:rPr>
           <w:rFonts w:ascii="Times New Roman" w:eastAsia="Times New Roman" w:hAnsi="Times New Roman" w:cs="Times New Roman"/>
@@ -890,7 +902,25 @@
           <w:sz w:val="28"/>
           <w:szCs w:val="28"/>
         </w:rPr>
-        <w:t>10. Дан одномерный массив размера 10 и два числа P и Q (P &lt; Q). Определить, сколько элементов массива заключено между P и Q.</w:t>
+        <w:t xml:space="preserve">10. Дан одномерный массив размера 10 и два числа P и Q (P </w:t>
+      </w:r>
+      <w:proofErr w:type="gramStart"/>
+      <w:r>
+        <w:rPr>
+          <w:rFonts w:ascii="Times New Roman" w:hAnsi="Times New Roman" w:cs="Times New Roman"/>
+          <w:sz w:val="28"/>
+          <w:szCs w:val="28"/>
+        </w:rPr>
+        <w:t>&lt; Q</w:t>
+      </w:r>
+      <w:proofErr w:type="gramEnd"/>
+      <w:r>
+        <w:rPr>
+          <w:rFonts w:ascii="Times New Roman" w:hAnsi="Times New Roman" w:cs="Times New Roman"/>
+          <w:sz w:val="28"/>
+          <w:szCs w:val="28"/>
+        </w:rPr>
+        <w:t>). Определить, сколько элементов массива заключено между P и Q.</w:t>
       </w:r>
     </w:p>
     <w:p>
@@ -2857,10 +2887,10 @@
           <w:szCs w:val="28"/>
         </w:rPr>
         <w:drawing>
-          <wp:inline distT="0" distB="0" distL="0" distR="0" wp14:anchorId="1E5E5525" wp14:editId="543FBCDB">
-            <wp:extent cx="5488060" cy="4267200"/>
-            <wp:effectExtent l="0" t="0" r="0" b="0"/>
-            <wp:docPr id="1703291172" name="Рисунок 1"/>
+          <wp:inline distT="0" distB="0" distL="0" distR="0" wp14:anchorId="270E8E42" wp14:editId="099DCFF1">
+            <wp:extent cx="5886450" cy="4429763"/>
+            <wp:effectExtent l="0" t="0" r="0" b="8890"/>
+            <wp:docPr id="905271344" name="Рисунок 1"/>
             <wp:cNvGraphicFramePr>
               <a:graphicFrameLocks xmlns:a="http://schemas.openxmlformats.org/drawingml/2006/main" noChangeAspect="1"/>
             </wp:cNvGraphicFramePr>
@@ -2868,7 +2898,7 @@
               <a:graphicData uri="http://schemas.openxmlformats.org/drawingml/2006/picture">
                 <pic:pic xmlns:pic="http://schemas.openxmlformats.org/drawingml/2006/picture">
                   <pic:nvPicPr>
-                    <pic:cNvPr id="1703291172" name=""/>
+                    <pic:cNvPr id="905271344" name=""/>
                     <pic:cNvPicPr/>
                   </pic:nvPicPr>
                   <pic:blipFill>
@@ -2880,7 +2910,7 @@
                   <pic:spPr>
                     <a:xfrm>
                       <a:off x="0" y="0"/>
-                      <a:ext cx="5494725" cy="4272383"/>
+                      <a:ext cx="5892662" cy="4434438"/>
                     </a:xfrm>
                     <a:prstGeom prst="rect">
                       <a:avLst/>
@@ -2931,10 +2961,10 @@
           <w:lang w:val="en-US"/>
         </w:rPr>
         <w:drawing>
-          <wp:inline distT="0" distB="0" distL="0" distR="0" wp14:anchorId="18CCF8EF" wp14:editId="269BD15C">
-            <wp:extent cx="5940425" cy="3077210"/>
-            <wp:effectExtent l="0" t="0" r="3175" b="8890"/>
-            <wp:docPr id="1690889933" name="Рисунок 1"/>
+          <wp:inline distT="0" distB="0" distL="0" distR="0" wp14:anchorId="4E56F0F6" wp14:editId="196BAEA4">
+            <wp:extent cx="5940425" cy="3024505"/>
+            <wp:effectExtent l="0" t="0" r="3175" b="4445"/>
+            <wp:docPr id="302011998" name="Рисунок 1"/>
             <wp:cNvGraphicFramePr>
               <a:graphicFrameLocks xmlns:a="http://schemas.openxmlformats.org/drawingml/2006/main" noChangeAspect="1"/>
             </wp:cNvGraphicFramePr>
@@ -2942,7 +2972,7 @@
               <a:graphicData uri="http://schemas.openxmlformats.org/drawingml/2006/picture">
                 <pic:pic xmlns:pic="http://schemas.openxmlformats.org/drawingml/2006/picture">
                   <pic:nvPicPr>
-                    <pic:cNvPr id="1690889933" name=""/>
+                    <pic:cNvPr id="302011998" name=""/>
                     <pic:cNvPicPr/>
                   </pic:nvPicPr>
                   <pic:blipFill>
@@ -2954,7 +2984,7 @@
                   <pic:spPr>
                     <a:xfrm>
                       <a:off x="0" y="0"/>
-                      <a:ext cx="5940425" cy="3077210"/>
+                      <a:ext cx="5940425" cy="3024505"/>
                     </a:xfrm>
                     <a:prstGeom prst="rect">
                       <a:avLst/>
@@ -2982,14 +3012,6 @@
           <w:lang w:val="en-US"/>
         </w:rPr>
       </w:pPr>
-    </w:p>
-    <w:p>
-      <w:pPr>
-        <w:rPr>
-          <w:noProof/>
-          <w:lang w:val="en-US"/>
-        </w:rPr>
-      </w:pPr>
       <w:r>
         <w:rPr>
           <w:noProof/>
@@ -3031,10 +3053,10 @@
           <w:lang w:val="en-US"/>
         </w:rPr>
         <w:drawing>
-          <wp:inline distT="0" distB="0" distL="0" distR="0" wp14:anchorId="5CC6055B" wp14:editId="28900FF9">
-            <wp:extent cx="5940425" cy="3149600"/>
-            <wp:effectExtent l="0" t="0" r="3175" b="0"/>
-            <wp:docPr id="295411242" name="Рисунок 1"/>
+          <wp:inline distT="0" distB="0" distL="0" distR="0" wp14:anchorId="51C630B6" wp14:editId="3FBC64BB">
+            <wp:extent cx="5940425" cy="3176270"/>
+            <wp:effectExtent l="0" t="0" r="3175" b="5080"/>
+            <wp:docPr id="259645349" name="Рисунок 1"/>
             <wp:cNvGraphicFramePr>
               <a:graphicFrameLocks xmlns:a="http://schemas.openxmlformats.org/drawingml/2006/main" noChangeAspect="1"/>
             </wp:cNvGraphicFramePr>
@@ -3042,7 +3064,7 @@
               <a:graphicData uri="http://schemas.openxmlformats.org/drawingml/2006/picture">
                 <pic:pic xmlns:pic="http://schemas.openxmlformats.org/drawingml/2006/picture">
                   <pic:nvPicPr>
-                    <pic:cNvPr id="295411242" name=""/>
+                    <pic:cNvPr id="259645349" name=""/>
                     <pic:cNvPicPr/>
                   </pic:nvPicPr>
                   <pic:blipFill>
@@ -3054,7 +3076,7 @@
                   <pic:spPr>
                     <a:xfrm>
                       <a:off x="0" y="0"/>
-                      <a:ext cx="5940425" cy="3149600"/>
+                      <a:ext cx="5940425" cy="3176270"/>
                     </a:xfrm>
                     <a:prstGeom prst="rect">
                       <a:avLst/>
@@ -3107,10 +3129,10 @@
           <w:lang w:val="en-US"/>
         </w:rPr>
         <w:drawing>
-          <wp:inline distT="0" distB="0" distL="0" distR="0" wp14:anchorId="15D389E0" wp14:editId="2B493633">
-            <wp:extent cx="5940425" cy="3140075"/>
-            <wp:effectExtent l="0" t="0" r="3175" b="3175"/>
-            <wp:docPr id="2078921236" name="Рисунок 1"/>
+          <wp:inline distT="0" distB="0" distL="0" distR="0" wp14:anchorId="430E1DA3" wp14:editId="71A26B66">
+            <wp:extent cx="5940425" cy="3173730"/>
+            <wp:effectExtent l="0" t="0" r="3175" b="7620"/>
+            <wp:docPr id="2138156407" name="Рисунок 1"/>
             <wp:cNvGraphicFramePr>
               <a:graphicFrameLocks xmlns:a="http://schemas.openxmlformats.org/drawingml/2006/main" noChangeAspect="1"/>
             </wp:cNvGraphicFramePr>
@@ -3118,7 +3140,7 @@
               <a:graphicData uri="http://schemas.openxmlformats.org/drawingml/2006/picture">
                 <pic:pic xmlns:pic="http://schemas.openxmlformats.org/drawingml/2006/picture">
                   <pic:nvPicPr>
-                    <pic:cNvPr id="2078921236" name=""/>
+                    <pic:cNvPr id="2138156407" name=""/>
                     <pic:cNvPicPr/>
                   </pic:nvPicPr>
                   <pic:blipFill>
@@ -3130,7 +3152,7 @@
                   <pic:spPr>
                     <a:xfrm>
                       <a:off x="0" y="0"/>
-                      <a:ext cx="5940425" cy="3140075"/>
+                      <a:ext cx="5940425" cy="3173730"/>
                     </a:xfrm>
                     <a:prstGeom prst="rect">
                       <a:avLst/>
@@ -3232,10 +3254,10 @@
           <w:lang w:val="en-US"/>
         </w:rPr>
         <w:drawing>
-          <wp:inline distT="0" distB="0" distL="0" distR="0" wp14:anchorId="4A9F7DED" wp14:editId="39AA6664">
-            <wp:extent cx="5797550" cy="3301288"/>
-            <wp:effectExtent l="0" t="0" r="0" b="0"/>
-            <wp:docPr id="1251837913" name="Рисунок 1"/>
+          <wp:inline distT="0" distB="0" distL="0" distR="0" wp14:anchorId="77CB1DDE" wp14:editId="009AF176">
+            <wp:extent cx="5940425" cy="3578860"/>
+            <wp:effectExtent l="0" t="0" r="3175" b="2540"/>
+            <wp:docPr id="194661244" name="Рисунок 1"/>
             <wp:cNvGraphicFramePr>
               <a:graphicFrameLocks xmlns:a="http://schemas.openxmlformats.org/drawingml/2006/main" noChangeAspect="1"/>
             </wp:cNvGraphicFramePr>
@@ -3243,7 +3265,7 @@
               <a:graphicData uri="http://schemas.openxmlformats.org/drawingml/2006/picture">
                 <pic:pic xmlns:pic="http://schemas.openxmlformats.org/drawingml/2006/picture">
                   <pic:nvPicPr>
-                    <pic:cNvPr id="1251837913" name=""/>
+                    <pic:cNvPr id="194661244" name=""/>
                     <pic:cNvPicPr/>
                   </pic:nvPicPr>
                   <pic:blipFill>
@@ -3255,7 +3277,7 @@
                   <pic:spPr>
                     <a:xfrm>
                       <a:off x="0" y="0"/>
-                      <a:ext cx="5805219" cy="3305655"/>
+                      <a:ext cx="5940425" cy="3578860"/>
                     </a:xfrm>
                     <a:prstGeom prst="rect">
                       <a:avLst/>
@@ -3374,16 +3396,15 @@
           <w:rFonts w:ascii="Times New Roman" w:hAnsi="Times New Roman" w:cs="Times New Roman"/>
           <w:b/>
           <w:bCs/>
-          <w:noProof/>
           <w:sz w:val="28"/>
           <w:szCs w:val="28"/>
           <w:lang w:val="en-US"/>
         </w:rPr>
         <w:drawing>
-          <wp:inline distT="0" distB="0" distL="0" distR="0" wp14:anchorId="6B023338" wp14:editId="2F93322F">
-            <wp:extent cx="5940425" cy="4464685"/>
-            <wp:effectExtent l="0" t="0" r="3175" b="0"/>
-            <wp:docPr id="2102576890" name="Рисунок 1"/>
+          <wp:inline distT="0" distB="0" distL="0" distR="0" wp14:anchorId="51DDDB5D" wp14:editId="74968FFF">
+            <wp:extent cx="5940425" cy="4490085"/>
+            <wp:effectExtent l="0" t="0" r="3175" b="5715"/>
+            <wp:docPr id="625968896" name="Рисунок 1"/>
             <wp:cNvGraphicFramePr>
               <a:graphicFrameLocks xmlns:a="http://schemas.openxmlformats.org/drawingml/2006/main" noChangeAspect="1"/>
             </wp:cNvGraphicFramePr>
@@ -3391,7 +3412,7 @@
               <a:graphicData uri="http://schemas.openxmlformats.org/drawingml/2006/picture">
                 <pic:pic xmlns:pic="http://schemas.openxmlformats.org/drawingml/2006/picture">
                   <pic:nvPicPr>
-                    <pic:cNvPr id="2102576890" name=""/>
+                    <pic:cNvPr id="625968896" name=""/>
                     <pic:cNvPicPr/>
                   </pic:nvPicPr>
                   <pic:blipFill>
@@ -3403,7 +3424,7 @@
                   <pic:spPr>
                     <a:xfrm>
                       <a:off x="0" y="0"/>
-                      <a:ext cx="5940425" cy="4464685"/>
+                      <a:ext cx="5940425" cy="4490085"/>
                     </a:xfrm>
                     <a:prstGeom prst="rect">
                       <a:avLst/>
@@ -3425,16 +3446,6 @@
           <w:lang w:val="en-US"/>
         </w:rPr>
       </w:pPr>
-    </w:p>
-    <w:p>
-      <w:pPr>
-        <w:rPr>
-          <w:rFonts w:ascii="Times New Roman" w:hAnsi="Times New Roman" w:cs="Times New Roman"/>
-          <w:sz w:val="28"/>
-          <w:szCs w:val="28"/>
-          <w:lang w:val="en-US"/>
-        </w:rPr>
-      </w:pPr>
       <w:r>
         <w:rPr>
           <w:rFonts w:ascii="Times New Roman" w:hAnsi="Times New Roman" w:cs="Times New Roman"/>
@@ -3474,16 +3485,15 @@
       <w:r>
         <w:rPr>
           <w:rFonts w:ascii="Times New Roman" w:hAnsi="Times New Roman" w:cs="Times New Roman"/>
-          <w:noProof/>
           <w:sz w:val="28"/>
           <w:szCs w:val="28"/>
           <w:lang w:val="en-US"/>
         </w:rPr>
         <w:drawing>
-          <wp:inline distT="0" distB="0" distL="0" distR="0" wp14:anchorId="19342176" wp14:editId="3F4D5BF3">
-            <wp:extent cx="4813300" cy="4220063"/>
-            <wp:effectExtent l="0" t="0" r="6350" b="9525"/>
-            <wp:docPr id="573460841" name="Рисунок 1"/>
+          <wp:inline distT="0" distB="0" distL="0" distR="0" wp14:anchorId="45689DDE" wp14:editId="517EE4D6">
+            <wp:extent cx="4810125" cy="4388501"/>
+            <wp:effectExtent l="0" t="0" r="0" b="0"/>
+            <wp:docPr id="1196310147" name="Рисунок 1"/>
             <wp:cNvGraphicFramePr>
               <a:graphicFrameLocks xmlns:a="http://schemas.openxmlformats.org/drawingml/2006/main" noChangeAspect="1"/>
             </wp:cNvGraphicFramePr>
@@ -3491,7 +3501,7 @@
               <a:graphicData uri="http://schemas.openxmlformats.org/drawingml/2006/picture">
                 <pic:pic xmlns:pic="http://schemas.openxmlformats.org/drawingml/2006/picture">
                   <pic:nvPicPr>
-                    <pic:cNvPr id="573460841" name=""/>
+                    <pic:cNvPr id="1196310147" name=""/>
                     <pic:cNvPicPr/>
                   </pic:nvPicPr>
                   <pic:blipFill>
@@ -3503,7 +3513,7 @@
                   <pic:spPr>
                     <a:xfrm>
                       <a:off x="0" y="0"/>
-                      <a:ext cx="4818660" cy="4224763"/>
+                      <a:ext cx="4820719" cy="4398166"/>
                     </a:xfrm>
                     <a:prstGeom prst="rect">
                       <a:avLst/>
@@ -3563,16 +3573,15 @@
       <w:r>
         <w:rPr>
           <w:rFonts w:ascii="Times New Roman" w:hAnsi="Times New Roman" w:cs="Times New Roman"/>
-          <w:noProof/>
           <w:sz w:val="28"/>
           <w:szCs w:val="28"/>
           <w:lang w:val="en-US"/>
         </w:rPr>
         <w:drawing>
-          <wp:inline distT="0" distB="0" distL="0" distR="0" wp14:anchorId="5D9C5BFC" wp14:editId="598204BC">
-            <wp:extent cx="4730750" cy="4180051"/>
+          <wp:inline distT="0" distB="0" distL="0" distR="0" wp14:anchorId="16A7D8DB" wp14:editId="55E3C84C">
+            <wp:extent cx="4539953" cy="4044950"/>
             <wp:effectExtent l="0" t="0" r="0" b="0"/>
-            <wp:docPr id="1208911832" name="Рисунок 1"/>
+            <wp:docPr id="1326554008" name="Рисунок 1"/>
             <wp:cNvGraphicFramePr>
               <a:graphicFrameLocks xmlns:a="http://schemas.openxmlformats.org/drawingml/2006/main" noChangeAspect="1"/>
             </wp:cNvGraphicFramePr>
@@ -3580,7 +3589,7 @@
               <a:graphicData uri="http://schemas.openxmlformats.org/drawingml/2006/picture">
                 <pic:pic xmlns:pic="http://schemas.openxmlformats.org/drawingml/2006/picture">
                   <pic:nvPicPr>
-                    <pic:cNvPr id="1208911832" name=""/>
+                    <pic:cNvPr id="1326554008" name=""/>
                     <pic:cNvPicPr/>
                   </pic:nvPicPr>
                   <pic:blipFill>
@@ -3592,7 +3601,7 @@
                   <pic:spPr>
                     <a:xfrm>
                       <a:off x="0" y="0"/>
-                      <a:ext cx="4732579" cy="4181667"/>
+                      <a:ext cx="4547800" cy="4051941"/>
                     </a:xfrm>
                     <a:prstGeom prst="rect">
                       <a:avLst/>
@@ -3652,16 +3661,15 @@
       <w:r>
         <w:rPr>
           <w:rFonts w:ascii="Times New Roman" w:hAnsi="Times New Roman" w:cs="Times New Roman"/>
-          <w:noProof/>
           <w:sz w:val="28"/>
           <w:szCs w:val="28"/>
           <w:lang w:val="en-US"/>
         </w:rPr>
         <w:drawing>
-          <wp:inline distT="0" distB="0" distL="0" distR="0" wp14:anchorId="783AEDD6" wp14:editId="10FA68A5">
-            <wp:extent cx="5940425" cy="5287645"/>
-            <wp:effectExtent l="0" t="0" r="3175" b="8255"/>
-            <wp:docPr id="1995831940" name="Рисунок 1"/>
+          <wp:inline distT="0" distB="0" distL="0" distR="0" wp14:anchorId="2A7467B7" wp14:editId="49023D04">
+            <wp:extent cx="5940425" cy="5427980"/>
+            <wp:effectExtent l="0" t="0" r="3175" b="1270"/>
+            <wp:docPr id="1600164837" name="Рисунок 1"/>
             <wp:cNvGraphicFramePr>
               <a:graphicFrameLocks xmlns:a="http://schemas.openxmlformats.org/drawingml/2006/main" noChangeAspect="1"/>
             </wp:cNvGraphicFramePr>
@@ -3669,7 +3677,7 @@
               <a:graphicData uri="http://schemas.openxmlformats.org/drawingml/2006/picture">
                 <pic:pic xmlns:pic="http://schemas.openxmlformats.org/drawingml/2006/picture">
                   <pic:nvPicPr>
-                    <pic:cNvPr id="1995831940" name=""/>
+                    <pic:cNvPr id="1600164837" name=""/>
                     <pic:cNvPicPr/>
                   </pic:nvPicPr>
                   <pic:blipFill>
@@ -3681,7 +3689,7 @@
                   <pic:spPr>
                     <a:xfrm>
                       <a:off x="0" y="0"/>
-                      <a:ext cx="5940425" cy="5287645"/>
+                      <a:ext cx="5940425" cy="5427980"/>
                     </a:xfrm>
                     <a:prstGeom prst="rect">
                       <a:avLst/>
@@ -3833,16 +3841,15 @@
       <w:r>
         <w:rPr>
           <w:rFonts w:ascii="Times New Roman" w:hAnsi="Times New Roman" w:cs="Times New Roman"/>
-          <w:noProof/>
           <w:sz w:val="28"/>
           <w:szCs w:val="28"/>
           <w:lang w:val="en-US"/>
         </w:rPr>
         <w:drawing>
-          <wp:inline distT="0" distB="0" distL="0" distR="0" wp14:anchorId="27CB7A88" wp14:editId="61F3D594">
-            <wp:extent cx="5940425" cy="6304280"/>
-            <wp:effectExtent l="0" t="0" r="3175" b="1270"/>
-            <wp:docPr id="1708984928" name="Рисунок 1"/>
+          <wp:inline distT="0" distB="0" distL="0" distR="0" wp14:anchorId="6D428AA4" wp14:editId="7BE9B803">
+            <wp:extent cx="5940425" cy="7436485"/>
+            <wp:effectExtent l="0" t="0" r="3175" b="0"/>
+            <wp:docPr id="1137698345" name="Рисунок 1"/>
             <wp:cNvGraphicFramePr>
               <a:graphicFrameLocks xmlns:a="http://schemas.openxmlformats.org/drawingml/2006/main" noChangeAspect="1"/>
             </wp:cNvGraphicFramePr>
@@ -3850,7 +3857,7 @@
               <a:graphicData uri="http://schemas.openxmlformats.org/drawingml/2006/picture">
                 <pic:pic xmlns:pic="http://schemas.openxmlformats.org/drawingml/2006/picture">
                   <pic:nvPicPr>
-                    <pic:cNvPr id="1708984928" name=""/>
+                    <pic:cNvPr id="1137698345" name=""/>
                     <pic:cNvPicPr/>
                   </pic:nvPicPr>
                   <pic:blipFill>
@@ -3862,7 +3869,7 @@
                   <pic:spPr>
                     <a:xfrm>
                       <a:off x="0" y="0"/>
-                      <a:ext cx="5940425" cy="6304280"/>
+                      <a:ext cx="5940425" cy="7436485"/>
                     </a:xfrm>
                     <a:prstGeom prst="rect">
                       <a:avLst/>
@@ -3884,19 +3891,141 @@
           <w:lang w:val="en-US"/>
         </w:rPr>
       </w:pPr>
-      <w:r>
-        <w:rPr>
-          <w:rFonts w:ascii="Times New Roman" w:hAnsi="Times New Roman" w:cs="Times New Roman"/>
-          <w:noProof/>
+    </w:p>
+    <w:p>
+      <w:pPr>
+        <w:rPr>
+          <w:rFonts w:ascii="Times New Roman" w:hAnsi="Times New Roman" w:cs="Times New Roman"/>
+          <w:sz w:val="28"/>
+          <w:szCs w:val="28"/>
+          <w:lang w:val="en-US"/>
+        </w:rPr>
+      </w:pPr>
+    </w:p>
+    <w:p>
+      <w:pPr>
+        <w:rPr>
+          <w:rFonts w:ascii="Times New Roman" w:hAnsi="Times New Roman" w:cs="Times New Roman"/>
+          <w:sz w:val="28"/>
+          <w:szCs w:val="28"/>
+          <w:lang w:val="en-US"/>
+        </w:rPr>
+      </w:pPr>
+    </w:p>
+    <w:p>
+      <w:pPr>
+        <w:rPr>
+          <w:rFonts w:ascii="Times New Roman" w:hAnsi="Times New Roman" w:cs="Times New Roman"/>
+          <w:sz w:val="28"/>
+          <w:szCs w:val="28"/>
+          <w:lang w:val="en-US"/>
+        </w:rPr>
+      </w:pPr>
+    </w:p>
+    <w:p>
+      <w:pPr>
+        <w:spacing w:line="240" w:lineRule="auto"/>
+        <w:jc w:val="center"/>
+        <w:rPr>
+          <w:rFonts w:ascii="Times New Roman" w:hAnsi="Times New Roman" w:cs="Times New Roman"/>
+          <w:b/>
+          <w:bCs/>
+          <w:sz w:val="28"/>
+          <w:szCs w:val="28"/>
+        </w:rPr>
+      </w:pPr>
+      <w:r>
+        <w:rPr>
+          <w:rFonts w:ascii="Times New Roman" w:hAnsi="Times New Roman" w:cs="Times New Roman"/>
+          <w:b/>
+          <w:bCs/>
+          <w:sz w:val="28"/>
+          <w:szCs w:val="28"/>
+        </w:rPr>
+        <w:lastRenderedPageBreak/>
+        <w:t xml:space="preserve">Задания </w:t>
+      </w:r>
+      <w:r>
+        <w:rPr>
+          <w:rFonts w:ascii="Times New Roman" w:hAnsi="Times New Roman" w:cs="Times New Roman"/>
+          <w:b/>
+          <w:bCs/>
+          <w:sz w:val="28"/>
+          <w:szCs w:val="28"/>
+          <w:lang w:val="en-US"/>
+        </w:rPr>
+        <w:t>I</w:t>
+      </w:r>
+      <w:r>
+        <w:rPr>
+          <w:rFonts w:ascii="Times New Roman" w:hAnsi="Times New Roman" w:cs="Times New Roman"/>
+          <w:b/>
+          <w:bCs/>
+          <w:sz w:val="28"/>
+          <w:szCs w:val="28"/>
+          <w:lang w:val="en-US"/>
+        </w:rPr>
+        <w:t>II</w:t>
+      </w:r>
+      <w:r>
+        <w:rPr>
+          <w:rFonts w:ascii="Times New Roman" w:hAnsi="Times New Roman" w:cs="Times New Roman"/>
+          <w:b/>
+          <w:bCs/>
+          <w:sz w:val="28"/>
+          <w:szCs w:val="28"/>
+        </w:rPr>
+        <w:t xml:space="preserve"> уровня сложности:</w:t>
+      </w:r>
+    </w:p>
+    <w:p>
+      <w:pPr>
+        <w:spacing w:line="240" w:lineRule="auto"/>
+        <w:rPr>
+          <w:rFonts w:ascii="Times New Roman" w:hAnsi="Times New Roman" w:cs="Times New Roman"/>
+          <w:sz w:val="28"/>
+          <w:szCs w:val="28"/>
+        </w:rPr>
+      </w:pPr>
+      <w:r>
+        <w:rPr>
+          <w:rFonts w:ascii="Times New Roman" w:hAnsi="Times New Roman" w:cs="Times New Roman"/>
+          <w:sz w:val="28"/>
+          <w:szCs w:val="28"/>
+        </w:rPr>
+        <w:t>7 задание</w:t>
+      </w:r>
+      <w:r>
+        <w:rPr>
+          <w:rFonts w:ascii="Times New Roman" w:hAnsi="Times New Roman" w:cs="Times New Roman"/>
+          <w:sz w:val="28"/>
+          <w:szCs w:val="28"/>
+        </w:rPr>
+        <w:t>:</w:t>
+      </w:r>
+    </w:p>
+    <w:p>
+      <w:pPr>
+        <w:spacing w:line="240" w:lineRule="auto"/>
+        <w:rPr>
+          <w:rFonts w:ascii="Times New Roman" w:hAnsi="Times New Roman" w:cs="Times New Roman"/>
+          <w:sz w:val="28"/>
+          <w:szCs w:val="28"/>
+          <w:lang w:val="en-US"/>
+        </w:rPr>
+      </w:pPr>
+      <w:r>
+        <w:rPr>
+          <w:rFonts w:ascii="Times New Roman" w:hAnsi="Times New Roman" w:cs="Times New Roman"/>
           <w:sz w:val="28"/>
           <w:szCs w:val="28"/>
           <w:lang w:val="en-US"/>
         </w:rPr>
         <w:drawing>
-          <wp:inline distT="0" distB="0" distL="0" distR="0" wp14:anchorId="6DFAC6F8" wp14:editId="1D757129">
-            <wp:extent cx="5940425" cy="1475105"/>
-            <wp:effectExtent l="0" t="0" r="3175" b="0"/>
-            <wp:docPr id="67594501" name="Рисунок 1"/>
+          <wp:inline distT="0" distB="0" distL="0" distR="0" wp14:anchorId="6CEBCB59" wp14:editId="2CE4FC36">
+            <wp:extent cx="5534797" cy="3629532"/>
+            <wp:effectExtent l="0" t="0" r="0" b="9525"/>
+            <wp:docPr id="870962972" name="Рисунок 1"/>
             <wp:cNvGraphicFramePr>
               <a:graphicFrameLocks xmlns:a="http://schemas.openxmlformats.org/drawingml/2006/main" noChangeAspect="1"/>
             </wp:cNvGraphicFramePr>
@@ -3904,7 +4033,7 @@
               <a:graphicData uri="http://schemas.openxmlformats.org/drawingml/2006/picture">
                 <pic:pic xmlns:pic="http://schemas.openxmlformats.org/drawingml/2006/picture">
                   <pic:nvPicPr>
-                    <pic:cNvPr id="67594501" name=""/>
+                    <pic:cNvPr id="870962972" name=""/>
                     <pic:cNvPicPr/>
                   </pic:nvPicPr>
                   <pic:blipFill>
@@ -3916,7 +4045,7 @@
                   <pic:spPr>
                     <a:xfrm>
                       <a:off x="0" y="0"/>
-                      <a:ext cx="5940425" cy="1475105"/>
+                      <a:ext cx="5534797" cy="3629532"/>
                     </a:xfrm>
                     <a:prstGeom prst="rect">
                       <a:avLst/>
@@ -3931,98 +4060,30 @@
     </w:p>
     <w:p>
       <w:pPr>
-        <w:rPr>
-          <w:rFonts w:ascii="Times New Roman" w:hAnsi="Times New Roman" w:cs="Times New Roman"/>
-          <w:sz w:val="28"/>
-          <w:szCs w:val="28"/>
-          <w:lang w:val="en-US"/>
-        </w:rPr>
-      </w:pPr>
-    </w:p>
-    <w:p>
-      <w:pPr>
-        <w:rPr>
-          <w:rFonts w:ascii="Times New Roman" w:hAnsi="Times New Roman" w:cs="Times New Roman"/>
-          <w:sz w:val="28"/>
-          <w:szCs w:val="28"/>
-          <w:lang w:val="en-US"/>
-        </w:rPr>
-      </w:pPr>
-    </w:p>
-    <w:p>
-      <w:pPr>
-        <w:spacing w:line="240" w:lineRule="auto"/>
-        <w:jc w:val="center"/>
-        <w:rPr>
-          <w:rFonts w:ascii="Times New Roman" w:hAnsi="Times New Roman" w:cs="Times New Roman"/>
-          <w:b/>
-          <w:bCs/>
-          <w:sz w:val="28"/>
-          <w:szCs w:val="28"/>
-          <w:lang w:val="en-US"/>
-        </w:rPr>
-      </w:pPr>
-      <w:r>
-        <w:rPr>
-          <w:rFonts w:ascii="Times New Roman" w:hAnsi="Times New Roman" w:cs="Times New Roman"/>
-          <w:b/>
-          <w:bCs/>
-          <w:sz w:val="28"/>
-          <w:szCs w:val="28"/>
-        </w:rPr>
-        <w:lastRenderedPageBreak/>
-        <w:t xml:space="preserve">Задания </w:t>
-      </w:r>
-      <w:r>
-        <w:rPr>
-          <w:rFonts w:ascii="Times New Roman" w:hAnsi="Times New Roman" w:cs="Times New Roman"/>
-          <w:b/>
-          <w:bCs/>
-          <w:sz w:val="28"/>
-          <w:szCs w:val="28"/>
-          <w:lang w:val="en-US"/>
-        </w:rPr>
-        <w:t>I</w:t>
-      </w:r>
-      <w:r>
-        <w:rPr>
-          <w:rFonts w:ascii="Times New Roman" w:hAnsi="Times New Roman" w:cs="Times New Roman"/>
-          <w:b/>
-          <w:bCs/>
-          <w:sz w:val="28"/>
-          <w:szCs w:val="28"/>
-          <w:lang w:val="en-US"/>
-        </w:rPr>
-        <w:t>II</w:t>
-      </w:r>
-      <w:r>
-        <w:rPr>
-          <w:rFonts w:ascii="Times New Roman" w:hAnsi="Times New Roman" w:cs="Times New Roman"/>
-          <w:b/>
-          <w:bCs/>
-          <w:sz w:val="28"/>
-          <w:szCs w:val="28"/>
-        </w:rPr>
-        <w:t xml:space="preserve"> уровня сложности:</w:t>
-      </w:r>
-    </w:p>
-    <w:p>
-      <w:pPr>
-        <w:spacing w:line="240" w:lineRule="auto"/>
-        <w:rPr>
-          <w:rFonts w:ascii="Times New Roman" w:hAnsi="Times New Roman" w:cs="Times New Roman"/>
-          <w:sz w:val="28"/>
-          <w:szCs w:val="28"/>
-          <w:lang w:val="en-US"/>
-        </w:rPr>
-      </w:pPr>
-      <w:r>
-        <w:rPr>
-          <w:rFonts w:ascii="Times New Roman" w:hAnsi="Times New Roman" w:cs="Times New Roman"/>
-          <w:sz w:val="28"/>
-          <w:szCs w:val="28"/>
-        </w:rPr>
-        <w:t>7 задание</w:t>
+        <w:spacing w:line="240" w:lineRule="auto"/>
+        <w:rPr>
+          <w:rFonts w:ascii="Times New Roman" w:hAnsi="Times New Roman" w:cs="Times New Roman"/>
+          <w:sz w:val="28"/>
+          <w:szCs w:val="28"/>
+          <w:lang w:val="en-US"/>
+        </w:rPr>
+      </w:pPr>
+      <w:r>
+        <w:rPr>
+          <w:rFonts w:ascii="Times New Roman" w:hAnsi="Times New Roman" w:cs="Times New Roman"/>
+          <w:sz w:val="28"/>
+          <w:szCs w:val="28"/>
+          <w:lang w:val="en-US"/>
+        </w:rPr>
+        <w:t xml:space="preserve">8 </w:t>
+      </w:r>
+      <w:r>
+        <w:rPr>
+          <w:rFonts w:ascii="Times New Roman" w:hAnsi="Times New Roman" w:cs="Times New Roman"/>
+          <w:sz w:val="28"/>
+          <w:szCs w:val="28"/>
+        </w:rPr>
+        <w:t>задание</w:t>
       </w:r>
       <w:r>
         <w:rPr>
@@ -4052,10 +4113,10 @@
           <w:lang w:val="en-US"/>
         </w:rPr>
         <w:drawing>
-          <wp:inline distT="0" distB="0" distL="0" distR="0" wp14:anchorId="7C384C1C" wp14:editId="16CCD2B9">
-            <wp:extent cx="5077534" cy="4429743"/>
-            <wp:effectExtent l="0" t="0" r="8890" b="9525"/>
-            <wp:docPr id="182637184" name="Рисунок 1"/>
+          <wp:inline distT="0" distB="0" distL="0" distR="0" wp14:anchorId="00D0CC6C" wp14:editId="1E9A74C7">
+            <wp:extent cx="4914900" cy="4538849"/>
+            <wp:effectExtent l="0" t="0" r="0" b="0"/>
+            <wp:docPr id="1511460913" name="Рисунок 1"/>
             <wp:cNvGraphicFramePr>
               <a:graphicFrameLocks xmlns:a="http://schemas.openxmlformats.org/drawingml/2006/main" noChangeAspect="1"/>
             </wp:cNvGraphicFramePr>
@@ -4063,7 +4124,7 @@
               <a:graphicData uri="http://schemas.openxmlformats.org/drawingml/2006/picture">
                 <pic:pic xmlns:pic="http://schemas.openxmlformats.org/drawingml/2006/picture">
                   <pic:nvPicPr>
-                    <pic:cNvPr id="182637184" name=""/>
+                    <pic:cNvPr id="1511460913" name=""/>
                     <pic:cNvPicPr/>
                   </pic:nvPicPr>
                   <pic:blipFill>
@@ -4075,7 +4136,7 @@
                   <pic:spPr>
                     <a:xfrm>
                       <a:off x="0" y="0"/>
-                      <a:ext cx="5077534" cy="4429743"/>
+                      <a:ext cx="4926658" cy="4549707"/>
                     </a:xfrm>
                     <a:prstGeom prst="rect">
                       <a:avLst/>
@@ -4105,7 +4166,8 @@
           <w:szCs w:val="28"/>
           <w:lang w:val="en-US"/>
         </w:rPr>
-        <w:t xml:space="preserve">8 </w:t>
+        <w:lastRenderedPageBreak/>
+        <w:t xml:space="preserve">9 </w:t>
       </w:r>
       <w:r>
         <w:rPr>
@@ -4142,12 +4204,11 @@
           <w:szCs w:val="28"/>
           <w:lang w:val="en-US"/>
         </w:rPr>
-        <w:lastRenderedPageBreak/>
         <w:drawing>
-          <wp:inline distT="0" distB="0" distL="0" distR="0" wp14:anchorId="7E32E069" wp14:editId="00D822B8">
-            <wp:extent cx="5048955" cy="6030167"/>
-            <wp:effectExtent l="0" t="0" r="0" b="8890"/>
-            <wp:docPr id="1117261806" name="Рисунок 1"/>
+          <wp:inline distT="0" distB="0" distL="0" distR="0" wp14:anchorId="36190F0C" wp14:editId="7A630ABC">
+            <wp:extent cx="5658640" cy="4420217"/>
+            <wp:effectExtent l="0" t="0" r="0" b="0"/>
+            <wp:docPr id="1660403760" name="Рисунок 1"/>
             <wp:cNvGraphicFramePr>
               <a:graphicFrameLocks xmlns:a="http://schemas.openxmlformats.org/drawingml/2006/main" noChangeAspect="1"/>
             </wp:cNvGraphicFramePr>
@@ -4155,7 +4216,7 @@
               <a:graphicData uri="http://schemas.openxmlformats.org/drawingml/2006/picture">
                 <pic:pic xmlns:pic="http://schemas.openxmlformats.org/drawingml/2006/picture">
                   <pic:nvPicPr>
-                    <pic:cNvPr id="1117261806" name=""/>
+                    <pic:cNvPr id="1660403760" name=""/>
                     <pic:cNvPicPr/>
                   </pic:nvPicPr>
                   <pic:blipFill>
@@ -4167,7 +4228,7 @@
                   <pic:spPr>
                     <a:xfrm>
                       <a:off x="0" y="0"/>
-                      <a:ext cx="5048955" cy="6030167"/>
+                      <a:ext cx="5658640" cy="4420217"/>
                     </a:xfrm>
                     <a:prstGeom prst="rect">
                       <a:avLst/>
@@ -4193,217 +4254,6 @@
     </w:p>
     <w:p>
       <w:pPr>
-        <w:spacing w:line="240" w:lineRule="auto"/>
-        <w:rPr>
-          <w:rFonts w:ascii="Times New Roman" w:hAnsi="Times New Roman" w:cs="Times New Roman"/>
-          <w:sz w:val="28"/>
-          <w:szCs w:val="28"/>
-          <w:lang w:val="en-US"/>
-        </w:rPr>
-      </w:pPr>
-    </w:p>
-    <w:p>
-      <w:pPr>
-        <w:spacing w:line="240" w:lineRule="auto"/>
-        <w:rPr>
-          <w:rFonts w:ascii="Times New Roman" w:hAnsi="Times New Roman" w:cs="Times New Roman"/>
-          <w:sz w:val="28"/>
-          <w:szCs w:val="28"/>
-          <w:lang w:val="en-US"/>
-        </w:rPr>
-      </w:pPr>
-    </w:p>
-    <w:p>
-      <w:pPr>
-        <w:spacing w:line="240" w:lineRule="auto"/>
-        <w:rPr>
-          <w:rFonts w:ascii="Times New Roman" w:hAnsi="Times New Roman" w:cs="Times New Roman"/>
-          <w:sz w:val="28"/>
-          <w:szCs w:val="28"/>
-          <w:lang w:val="en-US"/>
-        </w:rPr>
-      </w:pPr>
-    </w:p>
-    <w:p>
-      <w:pPr>
-        <w:spacing w:line="240" w:lineRule="auto"/>
-        <w:rPr>
-          <w:rFonts w:ascii="Times New Roman" w:hAnsi="Times New Roman" w:cs="Times New Roman"/>
-          <w:sz w:val="28"/>
-          <w:szCs w:val="28"/>
-          <w:lang w:val="en-US"/>
-        </w:rPr>
-      </w:pPr>
-    </w:p>
-    <w:p>
-      <w:pPr>
-        <w:spacing w:line="240" w:lineRule="auto"/>
-        <w:rPr>
-          <w:rFonts w:ascii="Times New Roman" w:hAnsi="Times New Roman" w:cs="Times New Roman"/>
-          <w:sz w:val="28"/>
-          <w:szCs w:val="28"/>
-          <w:lang w:val="en-US"/>
-        </w:rPr>
-      </w:pPr>
-    </w:p>
-    <w:p>
-      <w:pPr>
-        <w:spacing w:line="240" w:lineRule="auto"/>
-        <w:rPr>
-          <w:rFonts w:ascii="Times New Roman" w:hAnsi="Times New Roman" w:cs="Times New Roman"/>
-          <w:sz w:val="28"/>
-          <w:szCs w:val="28"/>
-          <w:lang w:val="en-US"/>
-        </w:rPr>
-      </w:pPr>
-    </w:p>
-    <w:p>
-      <w:pPr>
-        <w:spacing w:line="240" w:lineRule="auto"/>
-        <w:rPr>
-          <w:rFonts w:ascii="Times New Roman" w:hAnsi="Times New Roman" w:cs="Times New Roman"/>
-          <w:sz w:val="28"/>
-          <w:szCs w:val="28"/>
-          <w:lang w:val="en-US"/>
-        </w:rPr>
-      </w:pPr>
-    </w:p>
-    <w:p>
-      <w:pPr>
-        <w:spacing w:line="240" w:lineRule="auto"/>
-        <w:rPr>
-          <w:rFonts w:ascii="Times New Roman" w:hAnsi="Times New Roman" w:cs="Times New Roman"/>
-          <w:sz w:val="28"/>
-          <w:szCs w:val="28"/>
-          <w:lang w:val="en-US"/>
-        </w:rPr>
-      </w:pPr>
-    </w:p>
-    <w:p>
-      <w:pPr>
-        <w:spacing w:line="240" w:lineRule="auto"/>
-        <w:rPr>
-          <w:rFonts w:ascii="Times New Roman" w:hAnsi="Times New Roman" w:cs="Times New Roman"/>
-          <w:sz w:val="28"/>
-          <w:szCs w:val="28"/>
-          <w:lang w:val="en-US"/>
-        </w:rPr>
-      </w:pPr>
-    </w:p>
-    <w:p>
-      <w:pPr>
-        <w:spacing w:line="240" w:lineRule="auto"/>
-        <w:rPr>
-          <w:rFonts w:ascii="Times New Roman" w:hAnsi="Times New Roman" w:cs="Times New Roman"/>
-          <w:sz w:val="28"/>
-          <w:szCs w:val="28"/>
-          <w:lang w:val="en-US"/>
-        </w:rPr>
-      </w:pPr>
-      <w:r>
-        <w:rPr>
-          <w:rFonts w:ascii="Times New Roman" w:hAnsi="Times New Roman" w:cs="Times New Roman"/>
-          <w:sz w:val="28"/>
-          <w:szCs w:val="28"/>
-          <w:lang w:val="en-US"/>
-        </w:rPr>
-        <w:lastRenderedPageBreak/>
-        <w:t>9</w:t>
-      </w:r>
-      <w:r>
-        <w:rPr>
-          <w:rFonts w:ascii="Times New Roman" w:hAnsi="Times New Roman" w:cs="Times New Roman"/>
-          <w:sz w:val="28"/>
-          <w:szCs w:val="28"/>
-          <w:lang w:val="en-US"/>
-        </w:rPr>
-        <w:t xml:space="preserve"> </w:t>
-      </w:r>
-      <w:r>
-        <w:rPr>
-          <w:rFonts w:ascii="Times New Roman" w:hAnsi="Times New Roman" w:cs="Times New Roman"/>
-          <w:sz w:val="28"/>
-          <w:szCs w:val="28"/>
-        </w:rPr>
-        <w:t>задание</w:t>
-      </w:r>
-      <w:r>
-        <w:rPr>
-          <w:rFonts w:ascii="Times New Roman" w:hAnsi="Times New Roman" w:cs="Times New Roman"/>
-          <w:sz w:val="28"/>
-          <w:szCs w:val="28"/>
-          <w:lang w:val="en-US"/>
-        </w:rPr>
-        <w:t>:</w:t>
-      </w:r>
-    </w:p>
-    <w:p>
-      <w:pPr>
-        <w:spacing w:line="240" w:lineRule="auto"/>
-        <w:rPr>
-          <w:rFonts w:ascii="Times New Roman" w:hAnsi="Times New Roman" w:cs="Times New Roman"/>
-          <w:sz w:val="28"/>
-          <w:szCs w:val="28"/>
-          <w:lang w:val="en-US"/>
-        </w:rPr>
-      </w:pPr>
-      <w:r>
-        <w:rPr>
-          <w:rFonts w:ascii="Times New Roman" w:hAnsi="Times New Roman" w:cs="Times New Roman"/>
-          <w:sz w:val="28"/>
-          <w:szCs w:val="28"/>
-          <w:lang w:val="en-US"/>
-        </w:rPr>
-        <w:drawing>
-          <wp:inline distT="0" distB="0" distL="0" distR="0" wp14:anchorId="2CEE47D5" wp14:editId="4C466FB3">
-            <wp:extent cx="4934639" cy="5306165"/>
-            <wp:effectExtent l="0" t="0" r="0" b="8890"/>
-            <wp:docPr id="1195652229" name="Рисунок 1"/>
-            <wp:cNvGraphicFramePr>
-              <a:graphicFrameLocks xmlns:a="http://schemas.openxmlformats.org/drawingml/2006/main" noChangeAspect="1"/>
-            </wp:cNvGraphicFramePr>
-            <a:graphic xmlns:a="http://schemas.openxmlformats.org/drawingml/2006/main">
-              <a:graphicData uri="http://schemas.openxmlformats.org/drawingml/2006/picture">
-                <pic:pic xmlns:pic="http://schemas.openxmlformats.org/drawingml/2006/picture">
-                  <pic:nvPicPr>
-                    <pic:cNvPr id="1195652229" name=""/>
-                    <pic:cNvPicPr/>
-                  </pic:nvPicPr>
-                  <pic:blipFill>
-                    <a:blip r:embed="rId32"/>
-                    <a:stretch>
-                      <a:fillRect/>
-                    </a:stretch>
-                  </pic:blipFill>
-                  <pic:spPr>
-                    <a:xfrm>
-                      <a:off x="0" y="0"/>
-                      <a:ext cx="4934639" cy="5306165"/>
-                    </a:xfrm>
-                    <a:prstGeom prst="rect">
-                      <a:avLst/>
-                    </a:prstGeom>
-                  </pic:spPr>
-                </pic:pic>
-              </a:graphicData>
-            </a:graphic>
-          </wp:inline>
-        </w:drawing>
-      </w:r>
-    </w:p>
-    <w:p>
-      <w:pPr>
-        <w:spacing w:line="240" w:lineRule="auto"/>
-        <w:rPr>
-          <w:rFonts w:ascii="Times New Roman" w:hAnsi="Times New Roman" w:cs="Times New Roman"/>
-          <w:sz w:val="28"/>
-          <w:szCs w:val="28"/>
-          <w:lang w:val="en-US"/>
-        </w:rPr>
-      </w:pPr>
-    </w:p>
-    <w:p>
-      <w:pPr>
         <w:pStyle w:val="a7"/>
         <w:numPr>
           <w:ilvl w:val="0"/>
@@ -4461,7 +4311,31 @@
           <w:lang w:eastAsia="ru-RU"/>
           <w14:ligatures w14:val="none"/>
         </w:rPr>
-        <w:t xml:space="preserve">В ходе выполнения лабораторной работы были изучены особенности работы с одномерными массивами в языке C# как со ссылочным типом данных. Были освоены механизмы выделения памяти с помощью оператора new, правила индексации элементов (начиная с нуля) и способы организации циклической обработки массивов. На практике были реализованы типовые алгоритмы обработки массивов </w:t>
+        <w:t xml:space="preserve">В ходе выполнения лабораторной работы были изучены особенности работы с одномерными массивами в языке C# как со ссылочным типом данных. Были освоены механизмы выделения памяти с помощью оператора </w:t>
+      </w:r>
+      <w:proofErr w:type="spellStart"/>
+      <w:r>
+        <w:rPr>
+          <w:rFonts w:ascii="Times New Roman" w:eastAsia="Times New Roman" w:hAnsi="Times New Roman" w:cs="Times New Roman"/>
+          <w:kern w:val="0"/>
+          <w:sz w:val="28"/>
+          <w:szCs w:val="28"/>
+          <w:lang w:eastAsia="ru-RU"/>
+          <w14:ligatures w14:val="none"/>
+        </w:rPr>
+        <w:t>new</w:t>
+      </w:r>
+      <w:proofErr w:type="spellEnd"/>
+      <w:r>
+        <w:rPr>
+          <w:rFonts w:ascii="Times New Roman" w:eastAsia="Times New Roman" w:hAnsi="Times New Roman" w:cs="Times New Roman"/>
+          <w:kern w:val="0"/>
+          <w:sz w:val="28"/>
+          <w:szCs w:val="28"/>
+          <w:lang w:eastAsia="ru-RU"/>
+          <w14:ligatures w14:val="none"/>
+        </w:rPr>
+        <w:t xml:space="preserve">, правила индексации элементов (начиная с нуля) и способы организации циклической обработки массивов. На практике были реализованы типовые алгоритмы обработки массивов </w:t>
       </w:r>
       <w:r>
         <w:rPr>
